--- a/Requisitos/CSU20 - Gerenciar Consumo Calórico.docx
+++ b/Requisitos/CSU20 - Gerenciar Consumo Calórico.docx
@@ -1,12 +1,12 @@
 
 <file path=word/document.xml><?xml version="1.0" encoding="utf-8"?>
-<w:document xmlns:mc="http://schemas.openxmlformats.org/markup-compatibility/2006" xmlns:o="urn:schemas-microsoft-com:office:office" xmlns:r="http://schemas.openxmlformats.org/officeDocument/2006/relationships" xmlns:m="http://schemas.openxmlformats.org/officeDocument/2006/math" xmlns:v="urn:schemas-microsoft-com:vml" xmlns:wp="http://schemas.openxmlformats.org/drawingml/2006/wordprocessingDrawing" xmlns:w10="urn:schemas-microsoft-com:office:word" xmlns:w="http://schemas.openxmlformats.org/wordprocessingml/2006/main" xmlns:wne="http://schemas.microsoft.com/office/word/2006/wordml" xmlns:sl="http://schemas.openxmlformats.org/schemaLibrary/2006/main" xmlns:a="http://schemas.openxmlformats.org/drawingml/2006/main" xmlns:pic="http://schemas.openxmlformats.org/drawingml/2006/picture" xmlns:c="http://schemas.openxmlformats.org/drawingml/2006/chart" xmlns:lc="http://schemas.openxmlformats.org/drawingml/2006/lockedCanvas" xmlns:dgm="http://schemas.openxmlformats.org/drawingml/2006/diagram" xmlns:wps="http://schemas.microsoft.com/office/word/2010/wordprocessingShape" xmlns:wpg="http://schemas.microsoft.com/office/word/2010/wordprocessingGroup" xmlns:w14="http://schemas.microsoft.com/office/word/2010/wordml" xmlns:w15="http://schemas.microsoft.com/office/word/2012/wordml" xmlns:w16="http://schemas.microsoft.com/office/word/2018/wordml" xmlns:w16cex="http://schemas.microsoft.com/office/word/2018/wordml/cex" xmlns:w16cid="http://schemas.microsoft.com/office/word/2016/wordml/cid" xmlns="http://schemas.microsoft.com/office/tasks/2019/documenttasks" xmlns:cr="http://schemas.microsoft.com/office/comments/2020/reactions">
+<w:document xmlns:wpc="http://schemas.microsoft.com/office/word/2010/wordprocessingCanvas" xmlns:mc="http://schemas.openxmlformats.org/markup-compatibility/2006" xmlns:o="urn:schemas-microsoft-com:office:office" xmlns:r="http://schemas.openxmlformats.org/officeDocument/2006/relationships" xmlns:m="http://schemas.openxmlformats.org/officeDocument/2006/math" xmlns:v="urn:schemas-microsoft-com:vml" xmlns:wp14="http://schemas.microsoft.com/office/word/2010/wordprocessingDrawing" xmlns:wp="http://schemas.openxmlformats.org/drawingml/2006/wordprocessingDrawing" xmlns:w="http://schemas.openxmlformats.org/wordprocessingml/2006/main" xmlns:w14="http://schemas.microsoft.com/office/word/2010/wordml" xmlns:w10="urn:schemas-microsoft-com:office:word" xmlns:w15="http://schemas.microsoft.com/office/word/2012/wordml" xmlns:wpg="http://schemas.microsoft.com/office/word/2010/wordprocessingGroup" xmlns:wpi="http://schemas.microsoft.com/office/word/2010/wordprocessingInk" xmlns:wne="http://schemas.microsoft.com/office/word/2006/wordml" xmlns:wps="http://schemas.microsoft.com/office/word/2010/wordprocessingShape" xmlns:wpsCustomData="http://www.wps.cn/officeDocument/2013/wpsCustomData" mc:Ignorable="w14 w15 wp14">
   <w:body>
     <w:p>
       <w:pPr>
         <w:jc w:val="center"/>
         <w:rPr>
-          <w:b w:val="1"/>
+          <w:b/>
           <w:sz w:val="28"/>
           <w:szCs w:val="28"/>
           <w:vertAlign w:val="baseline"/>
@@ -14,29 +14,29 @@
       </w:pPr>
       <w:r>
         <w:rPr>
-          <w:b w:val="1"/>
-          <w:color w:val="ff0000"/>
+          <w:b/>
+          <w:color w:val="FF0000"/>
           <w:sz w:val="36"/>
           <w:szCs w:val="36"/>
           <w:vertAlign w:val="baseline"/>
           <w:rtl w:val="0"/>
         </w:rPr>
-        <w:t xml:space="preserve">CSU</w:t>
+        <w:t>CSU</w:t>
       </w:r>
       <w:r>
         <w:rPr>
-          <w:b w:val="1"/>
-          <w:color w:val="ff0000"/>
+          <w:b/>
+          <w:color w:val="FF0000"/>
           <w:sz w:val="36"/>
           <w:szCs w:val="36"/>
           <w:rtl w:val="0"/>
         </w:rPr>
-        <w:t xml:space="preserve">20</w:t>
+        <w:t>20</w:t>
       </w:r>
       <w:r>
         <w:rPr>
-          <w:b w:val="1"/>
-          <w:color w:val="ff0000"/>
+          <w:b/>
+          <w:color w:val="FF0000"/>
           <w:sz w:val="36"/>
           <w:szCs w:val="36"/>
           <w:vertAlign w:val="baseline"/>
@@ -46,23 +46,34 @@
       </w:r>
       <w:r>
         <w:rPr>
-          <w:b w:val="1"/>
+          <w:b/>
           <w:sz w:val="36"/>
           <w:szCs w:val="36"/>
           <w:rtl w:val="0"/>
         </w:rPr>
-        <w:t xml:space="preserve">Consultar Consumo Calórico</w:t>
-      </w:r>
-      <w:r>
-        <w:rPr>
-          <w:rtl w:val="0"/>
-        </w:rPr>
+        <w:t>Consultar Consumo Calórico</w:t>
       </w:r>
     </w:p>
     <w:p>
       <w:pPr>
         <w:rPr>
-          <w:b w:val="1"/>
+          <w:b/>
+          <w:sz w:val="28"/>
+          <w:szCs w:val="28"/>
+          <w:vertAlign w:val="baseline"/>
+        </w:rPr>
+      </w:pPr>
+    </w:p>
+    <w:p>
+      <w:pPr>
+        <w:pStyle w:val="2"/>
+        <w:numPr>
+          <w:ilvl w:val="0"/>
+          <w:numId w:val="1"/>
+        </w:numPr>
+        <w:ind w:left="0" w:right="0" w:firstLine="0"/>
+        <w:rPr>
+          <w:b/>
           <w:sz w:val="28"/>
           <w:szCs w:val="28"/>
           <w:vertAlign w:val="baseline"/>
@@ -70,28 +81,7 @@
       </w:pPr>
       <w:r>
         <w:rPr>
-          <w:rtl w:val="0"/>
-        </w:rPr>
-      </w:r>
-    </w:p>
-    <w:p>
-      <w:pPr>
-        <w:pStyle w:val="Heading1"/>
-        <w:numPr>
-          <w:ilvl w:val="0"/>
-          <w:numId w:val="1"/>
-        </w:numPr>
-        <w:ind w:left="0" w:right="0" w:firstLine="0"/>
-        <w:rPr>
-          <w:b w:val="1"/>
-          <w:sz w:val="28"/>
-          <w:szCs w:val="28"/>
-          <w:vertAlign w:val="baseline"/>
-        </w:rPr>
-      </w:pPr>
-      <w:r>
-        <w:rPr>
-          <w:b w:val="1"/>
+          <w:b/>
           <w:vertAlign w:val="baseline"/>
           <w:rtl w:val="0"/>
         </w:rPr>
@@ -103,47 +93,36 @@
           <w:vertAlign w:val="baseline"/>
           <w:rtl w:val="0"/>
         </w:rPr>
-        <w:t xml:space="preserve">Principal</w:t>
-      </w:r>
-      <w:r>
-        <w:rPr>
-          <w:rtl w:val="0"/>
-        </w:rPr>
+        <w:t>Principal</w:t>
       </w:r>
     </w:p>
     <w:tbl>
       <w:tblPr>
-        <w:tblStyle w:val="Table1"/>
-        <w:tblW w:w="10330.0" w:type="dxa"/>
-        <w:jc w:val="left"/>
-        <w:tblInd w:w="-70.0" w:type="dxa"/>
+        <w:tblStyle w:val="23"/>
+        <w:tblW w:w="10330" w:type="dxa"/>
+        <w:tblInd w:w="-70" w:type="dxa"/>
         <w:tblLayout w:type="fixed"/>
-        <w:tblLook w:val="0000"/>
+        <w:tblCellMar>
+          <w:top w:w="0" w:type="dxa"/>
+          <w:left w:w="70" w:type="dxa"/>
+          <w:bottom w:w="0" w:type="dxa"/>
+          <w:right w:w="70" w:type="dxa"/>
+        </w:tblCellMar>
       </w:tblPr>
       <w:tblGrid>
         <w:gridCol w:w="2905"/>
         <w:gridCol w:w="7425"/>
-        <w:tblGridChange w:id="0">
-          <w:tblGrid>
-            <w:gridCol w:w="2905"/>
-            <w:gridCol w:w="7425"/>
-          </w:tblGrid>
-        </w:tblGridChange>
       </w:tblGrid>
       <w:tr>
-        <w:trPr>
-          <w:cantSplit w:val="0"/>
-          <w:tblHeader w:val="0"/>
-        </w:trPr>
         <w:tc>
           <w:tcPr>
             <w:tcBorders>
-              <w:top w:color="000000" w:space="0" w:sz="4" w:val="single"/>
-              <w:left w:color="000000" w:space="0" w:sz="4" w:val="single"/>
-              <w:bottom w:color="000000" w:space="0" w:sz="4" w:val="single"/>
-              <w:right w:color="000000" w:space="0" w:sz="4" w:val="single"/>
+              <w:top w:val="single" w:color="000000" w:sz="4" w:space="0"/>
+              <w:left w:val="single" w:color="000000" w:sz="4" w:space="0"/>
+              <w:bottom w:val="single" w:color="000000" w:sz="4" w:space="0"/>
+              <w:right w:val="single" w:color="000000" w:sz="4" w:space="0"/>
             </w:tcBorders>
-            <w:shd w:fill="auto" w:val="clear"/>
+            <w:shd w:val="clear" w:color="auto" w:fill="auto"/>
             <w:vAlign w:val="top"/>
           </w:tcPr>
           <w:p>
@@ -154,35 +133,30 @@
             </w:pPr>
             <w:r>
               <w:rPr>
-                <w:b w:val="1"/>
-                <w:sz w:val="28"/>
-                <w:szCs w:val="28"/>
-                <w:vertAlign w:val="baseline"/>
-                <w:rtl w:val="0"/>
-              </w:rPr>
-              <w:t xml:space="preserve">Importância</w:t>
-            </w:r>
-            <w:r>
-              <w:rPr>
-                <w:rtl w:val="0"/>
-              </w:rPr>
+                <w:b/>
+                <w:sz w:val="28"/>
+                <w:szCs w:val="28"/>
+                <w:vertAlign w:val="baseline"/>
+                <w:rtl w:val="0"/>
+              </w:rPr>
+              <w:t>Importância</w:t>
             </w:r>
           </w:p>
         </w:tc>
         <w:tc>
           <w:tcPr>
             <w:tcBorders>
-              <w:top w:color="000000" w:space="0" w:sz="4" w:val="single"/>
-              <w:left w:color="000000" w:space="0" w:sz="4" w:val="single"/>
-              <w:bottom w:color="000000" w:space="0" w:sz="4" w:val="single"/>
-              <w:right w:color="000000" w:space="0" w:sz="4" w:val="single"/>
+              <w:top w:val="single" w:color="000000" w:sz="4" w:space="0"/>
+              <w:left w:val="single" w:color="000000" w:sz="4" w:space="0"/>
+              <w:bottom w:val="single" w:color="000000" w:sz="4" w:space="0"/>
+              <w:right w:val="single" w:color="000000" w:sz="4" w:space="0"/>
             </w:tcBorders>
-            <w:shd w:fill="auto" w:val="clear"/>
+            <w:shd w:val="clear" w:color="auto" w:fill="auto"/>
             <w:vAlign w:val="top"/>
           </w:tcPr>
           <w:p>
             <w:pPr>
-              <w:pStyle w:val="Heading1"/>
+              <w:pStyle w:val="2"/>
               <w:numPr>
                 <w:ilvl w:val="0"/>
                 <w:numId w:val="1"/>
@@ -205,38 +179,37 @@
                 <w:vertAlign w:val="baseline"/>
                 <w:rtl w:val="0"/>
               </w:rPr>
-              <w:t xml:space="preserve">(</w:t>
-            </w:r>
-            <w:r>
-              <w:rPr>
-                <w:b w:val="1"/>
-                <w:vertAlign w:val="baseline"/>
-                <w:rtl w:val="0"/>
-              </w:rPr>
-              <w:t xml:space="preserve">Risco Baixo e Prioridade Alta)</w:t>
-            </w:r>
-            <w:r>
-              <w:rPr>
-                <w:rtl w:val="0"/>
-              </w:rPr>
+              <w:t>(</w:t>
+            </w:r>
+            <w:r>
+              <w:rPr>
+                <w:b/>
+                <w:vertAlign w:val="baseline"/>
+                <w:rtl w:val="0"/>
+              </w:rPr>
+              <w:t>Risco Baixo e Prioridade Alta)</w:t>
             </w:r>
           </w:p>
         </w:tc>
       </w:tr>
       <w:tr>
-        <w:trPr>
-          <w:cantSplit w:val="0"/>
-          <w:tblHeader w:val="0"/>
-        </w:trPr>
+        <w:tblPrEx>
+          <w:tblCellMar>
+            <w:top w:w="0" w:type="dxa"/>
+            <w:left w:w="70" w:type="dxa"/>
+            <w:bottom w:w="0" w:type="dxa"/>
+            <w:right w:w="70" w:type="dxa"/>
+          </w:tblCellMar>
+        </w:tblPrEx>
         <w:tc>
           <w:tcPr>
             <w:tcBorders>
-              <w:top w:color="000000" w:space="0" w:sz="4" w:val="single"/>
-              <w:left w:color="000000" w:space="0" w:sz="4" w:val="single"/>
-              <w:bottom w:color="000000" w:space="0" w:sz="4" w:val="single"/>
-              <w:right w:color="000000" w:space="0" w:sz="4" w:val="single"/>
+              <w:top w:val="single" w:color="000000" w:sz="4" w:space="0"/>
+              <w:left w:val="single" w:color="000000" w:sz="4" w:space="0"/>
+              <w:bottom w:val="single" w:color="000000" w:sz="4" w:space="0"/>
+              <w:right w:val="single" w:color="000000" w:sz="4" w:space="0"/>
             </w:tcBorders>
-            <w:shd w:fill="auto" w:val="clear"/>
+            <w:shd w:val="clear" w:color="auto" w:fill="auto"/>
             <w:vAlign w:val="top"/>
           </w:tcPr>
           <w:p>
@@ -247,30 +220,25 @@
             </w:pPr>
             <w:r>
               <w:rPr>
-                <w:b w:val="1"/>
-                <w:sz w:val="28"/>
-                <w:szCs w:val="28"/>
-                <w:vertAlign w:val="baseline"/>
-                <w:rtl w:val="0"/>
-              </w:rPr>
-              <w:t xml:space="preserve">Sumário</w:t>
-            </w:r>
-            <w:r>
-              <w:rPr>
-                <w:rtl w:val="0"/>
-              </w:rPr>
+                <w:b/>
+                <w:sz w:val="28"/>
+                <w:szCs w:val="28"/>
+                <w:vertAlign w:val="baseline"/>
+                <w:rtl w:val="0"/>
+              </w:rPr>
+              <w:t>Sumário</w:t>
             </w:r>
           </w:p>
         </w:tc>
         <w:tc>
           <w:tcPr>
             <w:tcBorders>
-              <w:top w:color="000000" w:space="0" w:sz="4" w:val="single"/>
-              <w:left w:color="000000" w:space="0" w:sz="4" w:val="single"/>
-              <w:bottom w:color="000000" w:space="0" w:sz="4" w:val="single"/>
-              <w:right w:color="000000" w:space="0" w:sz="4" w:val="single"/>
+              <w:top w:val="single" w:color="000000" w:sz="4" w:space="0"/>
+              <w:left w:val="single" w:color="000000" w:sz="4" w:space="0"/>
+              <w:bottom w:val="single" w:color="000000" w:sz="4" w:space="0"/>
+              <w:right w:val="single" w:color="000000" w:sz="4" w:space="0"/>
             </w:tcBorders>
-            <w:shd w:fill="auto" w:val="clear"/>
+            <w:shd w:val="clear" w:color="auto" w:fill="auto"/>
             <w:vAlign w:val="top"/>
           </w:tcPr>
           <w:p>
@@ -311,30 +279,29 @@
                 <w:szCs w:val="28"/>
                 <w:rtl w:val="0"/>
               </w:rPr>
-              <w:t xml:space="preserve">o seu consumo calórico</w:t>
-            </w:r>
-            <w:r>
-              <w:rPr>
-                <w:rtl w:val="0"/>
-              </w:rPr>
+              <w:t>o seu consumo calórico</w:t>
             </w:r>
           </w:p>
         </w:tc>
       </w:tr>
       <w:tr>
-        <w:trPr>
-          <w:cantSplit w:val="0"/>
-          <w:tblHeader w:val="0"/>
-        </w:trPr>
+        <w:tblPrEx>
+          <w:tblCellMar>
+            <w:top w:w="0" w:type="dxa"/>
+            <w:left w:w="70" w:type="dxa"/>
+            <w:bottom w:w="0" w:type="dxa"/>
+            <w:right w:w="70" w:type="dxa"/>
+          </w:tblCellMar>
+        </w:tblPrEx>
         <w:tc>
           <w:tcPr>
             <w:tcBorders>
-              <w:top w:color="000000" w:space="0" w:sz="4" w:val="single"/>
-              <w:left w:color="000000" w:space="0" w:sz="4" w:val="single"/>
-              <w:bottom w:color="000000" w:space="0" w:sz="4" w:val="single"/>
-              <w:right w:color="000000" w:space="0" w:sz="4" w:val="single"/>
+              <w:top w:val="single" w:color="000000" w:sz="4" w:space="0"/>
+              <w:left w:val="single" w:color="000000" w:sz="4" w:space="0"/>
+              <w:bottom w:val="single" w:color="000000" w:sz="4" w:space="0"/>
+              <w:right w:val="single" w:color="000000" w:sz="4" w:space="0"/>
             </w:tcBorders>
-            <w:shd w:fill="auto" w:val="clear"/>
+            <w:shd w:val="clear" w:color="auto" w:fill="auto"/>
             <w:vAlign w:val="top"/>
           </w:tcPr>
           <w:p>
@@ -345,30 +312,25 @@
             </w:pPr>
             <w:r>
               <w:rPr>
-                <w:b w:val="1"/>
-                <w:sz w:val="28"/>
-                <w:szCs w:val="28"/>
-                <w:vertAlign w:val="baseline"/>
-                <w:rtl w:val="0"/>
-              </w:rPr>
-              <w:t xml:space="preserve">Ator Primário</w:t>
-            </w:r>
-            <w:r>
-              <w:rPr>
-                <w:rtl w:val="0"/>
-              </w:rPr>
+                <w:b/>
+                <w:sz w:val="28"/>
+                <w:szCs w:val="28"/>
+                <w:vertAlign w:val="baseline"/>
+                <w:rtl w:val="0"/>
+              </w:rPr>
+              <w:t>Ator Primário</w:t>
             </w:r>
           </w:p>
         </w:tc>
         <w:tc>
           <w:tcPr>
             <w:tcBorders>
-              <w:top w:color="000000" w:space="0" w:sz="4" w:val="single"/>
-              <w:left w:color="000000" w:space="0" w:sz="4" w:val="single"/>
-              <w:bottom w:color="000000" w:space="0" w:sz="4" w:val="single"/>
-              <w:right w:color="000000" w:space="0" w:sz="4" w:val="single"/>
+              <w:top w:val="single" w:color="000000" w:sz="4" w:space="0"/>
+              <w:left w:val="single" w:color="000000" w:sz="4" w:space="0"/>
+              <w:bottom w:val="single" w:color="000000" w:sz="4" w:space="0"/>
+              <w:right w:val="single" w:color="000000" w:sz="4" w:space="0"/>
             </w:tcBorders>
-            <w:shd w:fill="auto" w:val="clear"/>
+            <w:shd w:val="clear" w:color="auto" w:fill="auto"/>
             <w:vAlign w:val="top"/>
           </w:tcPr>
           <w:p>
@@ -384,30 +346,29 @@
                 <w:vertAlign w:val="baseline"/>
                 <w:rtl w:val="0"/>
               </w:rPr>
-              <w:t xml:space="preserve">Cliente</w:t>
-            </w:r>
-            <w:r>
-              <w:rPr>
-                <w:rtl w:val="0"/>
-              </w:rPr>
+              <w:t>Cliente</w:t>
             </w:r>
           </w:p>
         </w:tc>
       </w:tr>
       <w:tr>
-        <w:trPr>
-          <w:cantSplit w:val="0"/>
-          <w:tblHeader w:val="0"/>
-        </w:trPr>
+        <w:tblPrEx>
+          <w:tblCellMar>
+            <w:top w:w="0" w:type="dxa"/>
+            <w:left w:w="70" w:type="dxa"/>
+            <w:bottom w:w="0" w:type="dxa"/>
+            <w:right w:w="70" w:type="dxa"/>
+          </w:tblCellMar>
+        </w:tblPrEx>
         <w:tc>
           <w:tcPr>
             <w:tcBorders>
-              <w:top w:color="000000" w:space="0" w:sz="4" w:val="single"/>
-              <w:left w:color="000000" w:space="0" w:sz="4" w:val="single"/>
-              <w:bottom w:color="000000" w:space="0" w:sz="4" w:val="single"/>
-              <w:right w:color="000000" w:space="0" w:sz="4" w:val="single"/>
+              <w:top w:val="single" w:color="000000" w:sz="4" w:space="0"/>
+              <w:left w:val="single" w:color="000000" w:sz="4" w:space="0"/>
+              <w:bottom w:val="single" w:color="000000" w:sz="4" w:space="0"/>
+              <w:right w:val="single" w:color="000000" w:sz="4" w:space="0"/>
             </w:tcBorders>
-            <w:shd w:fill="auto" w:val="clear"/>
+            <w:shd w:val="clear" w:color="auto" w:fill="auto"/>
             <w:vAlign w:val="top"/>
           </w:tcPr>
           <w:p>
@@ -418,30 +379,25 @@
             </w:pPr>
             <w:r>
               <w:rPr>
-                <w:b w:val="1"/>
-                <w:sz w:val="28"/>
-                <w:szCs w:val="28"/>
-                <w:vertAlign w:val="baseline"/>
-                <w:rtl w:val="0"/>
-              </w:rPr>
-              <w:t xml:space="preserve">Ator Secundário</w:t>
-            </w:r>
-            <w:r>
-              <w:rPr>
-                <w:rtl w:val="0"/>
-              </w:rPr>
+                <w:b/>
+                <w:sz w:val="28"/>
+                <w:szCs w:val="28"/>
+                <w:vertAlign w:val="baseline"/>
+                <w:rtl w:val="0"/>
+              </w:rPr>
+              <w:t>Ator Secundário</w:t>
             </w:r>
           </w:p>
         </w:tc>
         <w:tc>
           <w:tcPr>
             <w:tcBorders>
-              <w:top w:color="000000" w:space="0" w:sz="4" w:val="single"/>
-              <w:left w:color="000000" w:space="0" w:sz="4" w:val="single"/>
-              <w:bottom w:color="000000" w:space="0" w:sz="4" w:val="single"/>
-              <w:right w:color="000000" w:space="0" w:sz="4" w:val="single"/>
+              <w:top w:val="single" w:color="000000" w:sz="4" w:space="0"/>
+              <w:left w:val="single" w:color="000000" w:sz="4" w:space="0"/>
+              <w:bottom w:val="single" w:color="000000" w:sz="4" w:space="0"/>
+              <w:right w:val="single" w:color="000000" w:sz="4" w:space="0"/>
             </w:tcBorders>
-            <w:shd w:fill="auto" w:val="clear"/>
+            <w:shd w:val="clear" w:color="auto" w:fill="auto"/>
             <w:vAlign w:val="top"/>
           </w:tcPr>
           <w:p>
@@ -457,30 +413,29 @@
                 <w:vertAlign w:val="baseline"/>
                 <w:rtl w:val="0"/>
               </w:rPr>
-              <w:t xml:space="preserve">-</w:t>
-            </w:r>
-            <w:r>
-              <w:rPr>
-                <w:rtl w:val="0"/>
-              </w:rPr>
+              <w:t>-</w:t>
             </w:r>
           </w:p>
         </w:tc>
       </w:tr>
       <w:tr>
-        <w:trPr>
-          <w:cantSplit w:val="0"/>
-          <w:tblHeader w:val="0"/>
-        </w:trPr>
+        <w:tblPrEx>
+          <w:tblCellMar>
+            <w:top w:w="0" w:type="dxa"/>
+            <w:left w:w="70" w:type="dxa"/>
+            <w:bottom w:w="0" w:type="dxa"/>
+            <w:right w:w="70" w:type="dxa"/>
+          </w:tblCellMar>
+        </w:tblPrEx>
         <w:tc>
           <w:tcPr>
             <w:tcBorders>
-              <w:top w:color="000000" w:space="0" w:sz="4" w:val="single"/>
-              <w:left w:color="000000" w:space="0" w:sz="4" w:val="single"/>
-              <w:bottom w:color="000000" w:space="0" w:sz="4" w:val="single"/>
-              <w:right w:color="000000" w:space="0" w:sz="4" w:val="single"/>
+              <w:top w:val="single" w:color="000000" w:sz="4" w:space="0"/>
+              <w:left w:val="single" w:color="000000" w:sz="4" w:space="0"/>
+              <w:bottom w:val="single" w:color="000000" w:sz="4" w:space="0"/>
+              <w:right w:val="single" w:color="000000" w:sz="4" w:space="0"/>
             </w:tcBorders>
-            <w:shd w:fill="auto" w:val="clear"/>
+            <w:shd w:val="clear" w:color="auto" w:fill="auto"/>
             <w:vAlign w:val="top"/>
           </w:tcPr>
           <w:p>
@@ -491,30 +446,25 @@
             </w:pPr>
             <w:r>
               <w:rPr>
-                <w:b w:val="1"/>
-                <w:sz w:val="28"/>
-                <w:szCs w:val="28"/>
-                <w:vertAlign w:val="baseline"/>
-                <w:rtl w:val="0"/>
-              </w:rPr>
-              <w:t xml:space="preserve">Pré-Condição</w:t>
-            </w:r>
-            <w:r>
-              <w:rPr>
-                <w:rtl w:val="0"/>
-              </w:rPr>
+                <w:b/>
+                <w:sz w:val="28"/>
+                <w:szCs w:val="28"/>
+                <w:vertAlign w:val="baseline"/>
+                <w:rtl w:val="0"/>
+              </w:rPr>
+              <w:t>Pré-Condição</w:t>
             </w:r>
           </w:p>
         </w:tc>
         <w:tc>
           <w:tcPr>
             <w:tcBorders>
-              <w:top w:color="000000" w:space="0" w:sz="4" w:val="single"/>
-              <w:left w:color="000000" w:space="0" w:sz="4" w:val="single"/>
-              <w:bottom w:color="000000" w:space="0" w:sz="4" w:val="single"/>
-              <w:right w:color="000000" w:space="0" w:sz="4" w:val="single"/>
+              <w:top w:val="single" w:color="000000" w:sz="4" w:space="0"/>
+              <w:left w:val="single" w:color="000000" w:sz="4" w:space="0"/>
+              <w:bottom w:val="single" w:color="000000" w:sz="4" w:space="0"/>
+              <w:right w:val="single" w:color="000000" w:sz="4" w:space="0"/>
             </w:tcBorders>
-            <w:shd w:fill="auto" w:val="clear"/>
+            <w:shd w:val="clear" w:color="auto" w:fill="auto"/>
             <w:vAlign w:val="top"/>
           </w:tcPr>
           <w:p>
@@ -531,31 +481,40 @@
                 <w:vertAlign w:val="baseline"/>
                 <w:rtl w:val="0"/>
               </w:rPr>
-              <w:t xml:space="preserve">O Cliente deve estar cadastrado no aplicativo.</w:t>
-            </w:r>
-            <w:r>
-              <w:rPr>
-                <w:color w:val="ff0000"/>
+              <w:t>O Cliente deve estar cadastrado no aplicativo.</w:t>
+            </w:r>
+            <w:r>
+              <w:rPr>
+                <w:color w:val="FF0000"/>
                 <w:sz w:val="28"/>
                 <w:szCs w:val="28"/>
                 <w:vertAlign w:val="baseline"/>
                 <w:rtl w:val="0"/>
               </w:rPr>
               <w:br w:type="textWrapping"/>
-              <w:t xml:space="preserve">CSU01-</w:t>
-            </w:r>
-            <w:r>
-              <w:rPr>
-                <w:color w:val="ff0000"/>
-                <w:sz w:val="28"/>
-                <w:szCs w:val="28"/>
-                <w:rtl w:val="0"/>
-              </w:rPr>
-              <w:t xml:space="preserve">Autenticar</w:t>
-            </w:r>
-            <w:r>
-              <w:rPr>
-                <w:color w:val="ff0000"/>
+            </w:r>
+            <w:r>
+              <w:rPr>
+                <w:color w:val="FF0000"/>
+                <w:sz w:val="28"/>
+                <w:szCs w:val="28"/>
+                <w:vertAlign w:val="baseline"/>
+                <w:rtl w:val="0"/>
+              </w:rPr>
+              <w:t>CSU01-</w:t>
+            </w:r>
+            <w:r>
+              <w:rPr>
+                <w:color w:val="FF0000"/>
+                <w:sz w:val="28"/>
+                <w:szCs w:val="28"/>
+                <w:rtl w:val="0"/>
+              </w:rPr>
+              <w:t>Autenticar</w:t>
+            </w:r>
+            <w:r>
+              <w:rPr>
+                <w:color w:val="FF0000"/>
                 <w:sz w:val="28"/>
                 <w:szCs w:val="28"/>
                 <w:vertAlign w:val="baseline"/>
@@ -565,44 +524,43 @@
             </w:r>
             <w:r>
               <w:rPr>
-                <w:color w:val="ff0000"/>
-                <w:sz w:val="28"/>
-                <w:szCs w:val="28"/>
-                <w:rtl w:val="0"/>
-              </w:rPr>
-              <w:t xml:space="preserve">Cliente</w:t>
-            </w:r>
-            <w:r>
-              <w:rPr>
-                <w:sz w:val="28"/>
-                <w:szCs w:val="28"/>
-                <w:vertAlign w:val="baseline"/>
-                <w:rtl w:val="0"/>
-              </w:rPr>
-              <w:t xml:space="preserve">.</w:t>
-            </w:r>
-            <w:r>
-              <w:rPr>
-                <w:rtl w:val="0"/>
-              </w:rPr>
+                <w:color w:val="FF0000"/>
+                <w:sz w:val="28"/>
+                <w:szCs w:val="28"/>
+                <w:rtl w:val="0"/>
+              </w:rPr>
+              <w:t>Cliente</w:t>
+            </w:r>
+            <w:r>
+              <w:rPr>
+                <w:sz w:val="28"/>
+                <w:szCs w:val="28"/>
+                <w:vertAlign w:val="baseline"/>
+                <w:rtl w:val="0"/>
+              </w:rPr>
+              <w:t>.</w:t>
             </w:r>
           </w:p>
         </w:tc>
       </w:tr>
       <w:tr>
-        <w:trPr>
-          <w:cantSplit w:val="0"/>
-          <w:tblHeader w:val="0"/>
-        </w:trPr>
+        <w:tblPrEx>
+          <w:tblCellMar>
+            <w:top w:w="0" w:type="dxa"/>
+            <w:left w:w="70" w:type="dxa"/>
+            <w:bottom w:w="0" w:type="dxa"/>
+            <w:right w:w="70" w:type="dxa"/>
+          </w:tblCellMar>
+        </w:tblPrEx>
         <w:tc>
           <w:tcPr>
             <w:tcBorders>
-              <w:top w:color="000000" w:space="0" w:sz="4" w:val="single"/>
-              <w:left w:color="000000" w:space="0" w:sz="4" w:val="single"/>
-              <w:bottom w:color="000000" w:space="0" w:sz="4" w:val="single"/>
-              <w:right w:color="000000" w:space="0" w:sz="4" w:val="single"/>
+              <w:top w:val="single" w:color="000000" w:sz="4" w:space="0"/>
+              <w:left w:val="single" w:color="000000" w:sz="4" w:space="0"/>
+              <w:bottom w:val="single" w:color="000000" w:sz="4" w:space="0"/>
+              <w:right w:val="single" w:color="000000" w:sz="4" w:space="0"/>
             </w:tcBorders>
-            <w:shd w:fill="auto" w:val="clear"/>
+            <w:shd w:val="clear" w:color="auto" w:fill="auto"/>
             <w:vAlign w:val="top"/>
           </w:tcPr>
           <w:p>
@@ -613,30 +571,25 @@
             </w:pPr>
             <w:r>
               <w:rPr>
-                <w:b w:val="1"/>
-                <w:sz w:val="28"/>
-                <w:szCs w:val="28"/>
-                <w:vertAlign w:val="baseline"/>
-                <w:rtl w:val="0"/>
-              </w:rPr>
-              <w:t xml:space="preserve">Pós-Condição</w:t>
-            </w:r>
-            <w:r>
-              <w:rPr>
-                <w:rtl w:val="0"/>
-              </w:rPr>
+                <w:b/>
+                <w:sz w:val="28"/>
+                <w:szCs w:val="28"/>
+                <w:vertAlign w:val="baseline"/>
+                <w:rtl w:val="0"/>
+              </w:rPr>
+              <w:t>Pós-Condição</w:t>
             </w:r>
           </w:p>
         </w:tc>
         <w:tc>
           <w:tcPr>
             <w:tcBorders>
-              <w:top w:color="000000" w:space="0" w:sz="4" w:val="single"/>
-              <w:left w:color="000000" w:space="0" w:sz="4" w:val="single"/>
-              <w:bottom w:color="000000" w:space="0" w:sz="4" w:val="single"/>
-              <w:right w:color="000000" w:space="0" w:sz="4" w:val="single"/>
+              <w:top w:val="single" w:color="000000" w:sz="4" w:space="0"/>
+              <w:left w:val="single" w:color="000000" w:sz="4" w:space="0"/>
+              <w:bottom w:val="single" w:color="000000" w:sz="4" w:space="0"/>
+              <w:right w:val="single" w:color="000000" w:sz="4" w:space="0"/>
             </w:tcBorders>
-            <w:shd w:fill="auto" w:val="clear"/>
+            <w:shd w:val="clear" w:color="auto" w:fill="auto"/>
             <w:vAlign w:val="top"/>
           </w:tcPr>
           <w:p>
@@ -652,37 +605,39 @@
                 <w:vertAlign w:val="baseline"/>
                 <w:rtl w:val="0"/>
               </w:rPr>
-              <w:t xml:space="preserve">-</w:t>
-            </w:r>
-            <w:r>
-              <w:rPr>
-                <w:rtl w:val="0"/>
-              </w:rPr>
+              <w:t>-</w:t>
             </w:r>
           </w:p>
         </w:tc>
       </w:tr>
       <w:tr>
+        <w:tblPrEx>
+          <w:tblCellMar>
+            <w:top w:w="0" w:type="dxa"/>
+            <w:left w:w="70" w:type="dxa"/>
+            <w:bottom w:w="0" w:type="dxa"/>
+            <w:right w:w="70" w:type="dxa"/>
+          </w:tblCellMar>
+        </w:tblPrEx>
         <w:trPr>
-          <w:cantSplit w:val="1"/>
+          <w:cantSplit/>
           <w:trHeight w:val="422" w:hRule="atLeast"/>
-          <w:tblHeader w:val="0"/>
         </w:trPr>
         <w:tc>
           <w:tcPr>
             <w:gridSpan w:val="2"/>
             <w:tcBorders>
-              <w:top w:color="000000" w:space="0" w:sz="4" w:val="single"/>
-              <w:left w:color="000000" w:space="0" w:sz="4" w:val="single"/>
-              <w:bottom w:color="000000" w:space="0" w:sz="4" w:val="single"/>
-              <w:right w:color="000000" w:space="0" w:sz="4" w:val="single"/>
+              <w:top w:val="single" w:color="000000" w:sz="4" w:space="0"/>
+              <w:left w:val="single" w:color="000000" w:sz="4" w:space="0"/>
+              <w:bottom w:val="single" w:color="000000" w:sz="4" w:space="0"/>
+              <w:right w:val="single" w:color="000000" w:sz="4" w:space="0"/>
             </w:tcBorders>
-            <w:shd w:fill="auto" w:val="clear"/>
+            <w:shd w:val="clear" w:color="auto" w:fill="auto"/>
             <w:vAlign w:val="top"/>
           </w:tcPr>
           <w:p>
             <w:pPr>
-              <w:pStyle w:val="Heading2"/>
+              <w:pStyle w:val="3"/>
               <w:numPr>
                 <w:ilvl w:val="1"/>
                 <w:numId w:val="1"/>
@@ -694,36 +649,37 @@
             </w:pPr>
             <w:r>
               <w:rPr>
-                <w:b w:val="1"/>
-                <w:vertAlign w:val="baseline"/>
-                <w:rtl w:val="0"/>
-              </w:rPr>
-              <w:t xml:space="preserve">Fluxo Principal</w:t>
-            </w:r>
-            <w:r>
-              <w:rPr>
-                <w:rtl w:val="0"/>
-              </w:rPr>
+                <w:b/>
+                <w:vertAlign w:val="baseline"/>
+                <w:rtl w:val="0"/>
+              </w:rPr>
+              <w:t>Fluxo Principal</w:t>
             </w:r>
           </w:p>
         </w:tc>
       </w:tr>
       <w:tr>
+        <w:tblPrEx>
+          <w:tblCellMar>
+            <w:top w:w="0" w:type="dxa"/>
+            <w:left w:w="70" w:type="dxa"/>
+            <w:bottom w:w="0" w:type="dxa"/>
+            <w:right w:w="70" w:type="dxa"/>
+          </w:tblCellMar>
+        </w:tblPrEx>
         <w:trPr>
-          <w:cantSplit w:val="0"/>
-          <w:trHeight w:val="1110" w:hRule="atLeast"/>
-          <w:tblHeader w:val="0"/>
+          <w:trHeight w:val="1497" w:hRule="atLeast"/>
         </w:trPr>
         <w:tc>
           <w:tcPr>
             <w:gridSpan w:val="2"/>
             <w:tcBorders>
-              <w:top w:color="000000" w:space="0" w:sz="4" w:val="single"/>
-              <w:left w:color="000000" w:space="0" w:sz="4" w:val="single"/>
-              <w:bottom w:color="000000" w:space="0" w:sz="4" w:val="single"/>
-              <w:right w:color="000000" w:space="0" w:sz="4" w:val="single"/>
+              <w:top w:val="single" w:color="000000" w:sz="4" w:space="0"/>
+              <w:left w:val="single" w:color="000000" w:sz="4" w:space="0"/>
+              <w:bottom w:val="single" w:color="000000" w:sz="4" w:space="0"/>
+              <w:right w:val="single" w:color="000000" w:sz="4" w:space="0"/>
             </w:tcBorders>
-            <w:shd w:fill="auto" w:val="clear"/>
+            <w:shd w:val="clear" w:color="auto" w:fill="auto"/>
             <w:vAlign w:val="top"/>
           </w:tcPr>
           <w:p>
@@ -745,24 +701,24 @@
                 <w:szCs w:val="28"/>
                 <w:rtl w:val="0"/>
               </w:rPr>
-              <w:t xml:space="preserve">Ator seleciona a opção  “Consumo” na tela principal do sistema.(</w:t>
-            </w:r>
-            <w:r>
-              <w:rPr>
-                <w:color w:val="ff0000"/>
-                <w:sz w:val="28"/>
-                <w:szCs w:val="28"/>
-                <w:rtl w:val="0"/>
-              </w:rPr>
-              <w:t xml:space="preserve">Tela_M1</w:t>
-            </w:r>
-            <w:r>
-              <w:rPr>
-                <w:sz w:val="28"/>
-                <w:szCs w:val="28"/>
-                <w:rtl w:val="0"/>
-              </w:rPr>
-              <w:t xml:space="preserve">).</w:t>
+              <w:t>Ator seleciona a opção  “Consumo” na tela principal do sistema.(</w:t>
+            </w:r>
+            <w:r>
+              <w:rPr>
+                <w:color w:val="FF0000"/>
+                <w:sz w:val="28"/>
+                <w:szCs w:val="28"/>
+                <w:rtl w:val="0"/>
+              </w:rPr>
+              <w:t>Tela_M1</w:t>
+            </w:r>
+            <w:r>
+              <w:rPr>
+                <w:sz w:val="28"/>
+                <w:szCs w:val="28"/>
+                <w:rtl w:val="0"/>
+              </w:rPr>
+              <w:t>).</w:t>
             </w:r>
           </w:p>
           <w:p>
@@ -784,24 +740,24 @@
                 <w:szCs w:val="28"/>
                 <w:rtl w:val="0"/>
               </w:rPr>
-              <w:t xml:space="preserve">Sistema exibe a tela de consumo calórico.(</w:t>
-            </w:r>
-            <w:r>
-              <w:rPr>
-                <w:color w:val="ff0000"/>
-                <w:sz w:val="28"/>
-                <w:szCs w:val="28"/>
-                <w:rtl w:val="0"/>
-              </w:rPr>
-              <w:t xml:space="preserve">Tela_M7</w:t>
-            </w:r>
-            <w:r>
-              <w:rPr>
-                <w:sz w:val="28"/>
-                <w:szCs w:val="28"/>
-                <w:rtl w:val="0"/>
-              </w:rPr>
-              <w:t xml:space="preserve">)</w:t>
+              <w:t>Sistema exibe a tela de consumo calórico.(</w:t>
+            </w:r>
+            <w:r>
+              <w:rPr>
+                <w:color w:val="FF0000"/>
+                <w:sz w:val="28"/>
+                <w:szCs w:val="28"/>
+                <w:rtl w:val="0"/>
+              </w:rPr>
+              <w:t>Tela_M7</w:t>
+            </w:r>
+            <w:r>
+              <w:rPr>
+                <w:sz w:val="28"/>
+                <w:szCs w:val="28"/>
+                <w:rtl w:val="0"/>
+              </w:rPr>
+              <w:t>)</w:t>
             </w:r>
           </w:p>
           <w:p>
@@ -823,7 +779,7 @@
                 <w:szCs w:val="28"/>
                 <w:rtl w:val="0"/>
               </w:rPr>
-              <w:t xml:space="preserve">Ator seleciona a data desejada</w:t>
+              <w:t>Ator seleciona a data desejada</w:t>
             </w:r>
           </w:p>
           <w:p>
@@ -836,118 +792,139 @@
               <w:rPr>
                 <w:sz w:val="28"/>
                 <w:szCs w:val="28"/>
-                <w:u w:val="none"/>
-              </w:rPr>
-            </w:pPr>
-            <w:r>
-              <w:rPr>
-                <w:sz w:val="28"/>
-                <w:szCs w:val="28"/>
-                <w:rtl w:val="0"/>
-              </w:rPr>
-              <w:t xml:space="preserve">Sistema exibe a informação da data desejada.(</w:t>
-            </w:r>
-            <w:r>
-              <w:rPr>
-                <w:color w:val="ff0000"/>
-                <w:sz w:val="28"/>
-                <w:szCs w:val="28"/>
-                <w:rtl w:val="0"/>
-              </w:rPr>
-              <w:t xml:space="preserve">Tela_M7</w:t>
-            </w:r>
-            <w:r>
-              <w:rPr>
-                <w:sz w:val="28"/>
-                <w:szCs w:val="28"/>
-                <w:rtl w:val="0"/>
-              </w:rPr>
-              <w:t xml:space="preserve">)</w:t>
-            </w:r>
-          </w:p>
-          <w:p>
-            <w:pPr>
-              <w:rPr>
-                <w:sz w:val="28"/>
-                <w:szCs w:val="28"/>
-              </w:rPr>
-            </w:pPr>
-            <w:r>
-              <w:rPr>
-                <w:rtl w:val="0"/>
-              </w:rPr>
-            </w:r>
-          </w:p>
-          <w:p>
-            <w:pPr>
-              <w:rPr>
-                <w:sz w:val="28"/>
-                <w:szCs w:val="28"/>
-              </w:rPr>
-            </w:pPr>
-            <w:r>
-              <w:rPr>
-                <w:rtl w:val="0"/>
-              </w:rPr>
+              </w:rPr>
+            </w:pPr>
+            <w:r>
+              <w:rPr>
+                <w:sz w:val="28"/>
+                <w:szCs w:val="28"/>
+                <w:rtl w:val="0"/>
+              </w:rPr>
+              <w:t>Sistema exibe a</w:t>
+            </w:r>
+            <w:r>
+              <w:rPr>
+                <w:rFonts w:hint="default"/>
+                <w:sz w:val="28"/>
+                <w:szCs w:val="28"/>
+                <w:rtl w:val="0"/>
+                <w:lang w:val="pt-BR"/>
+              </w:rPr>
+              <w:t>s</w:t>
+            </w:r>
+            <w:r>
+              <w:rPr>
+                <w:sz w:val="28"/>
+                <w:szCs w:val="28"/>
+                <w:rtl w:val="0"/>
+              </w:rPr>
+              <w:t xml:space="preserve"> informaç</w:t>
+            </w:r>
+            <w:r>
+              <w:rPr>
+                <w:rFonts w:hint="default"/>
+                <w:sz w:val="28"/>
+                <w:szCs w:val="28"/>
+                <w:rtl w:val="0"/>
+                <w:lang w:val="pt-BR"/>
+              </w:rPr>
+              <w:t>ões</w:t>
+            </w:r>
+            <w:r>
+              <w:rPr>
+                <w:sz w:val="28"/>
+                <w:szCs w:val="28"/>
+                <w:rtl w:val="0"/>
+              </w:rPr>
+              <w:t xml:space="preserve"> da data desejada.(</w:t>
+            </w:r>
+            <w:r>
+              <w:rPr>
+                <w:color w:val="FF0000"/>
+                <w:sz w:val="28"/>
+                <w:szCs w:val="28"/>
+                <w:rtl w:val="0"/>
+              </w:rPr>
+              <w:t>Tela_M7</w:t>
+            </w:r>
+            <w:r>
+              <w:rPr>
+                <w:sz w:val="28"/>
+                <w:szCs w:val="28"/>
+                <w:rtl w:val="0"/>
+              </w:rPr>
+              <w:t>)</w:t>
             </w:r>
           </w:p>
         </w:tc>
       </w:tr>
       <w:tr>
+        <w:tblPrEx>
+          <w:tblCellMar>
+            <w:top w:w="0" w:type="dxa"/>
+            <w:left w:w="70" w:type="dxa"/>
+            <w:bottom w:w="0" w:type="dxa"/>
+            <w:right w:w="70" w:type="dxa"/>
+          </w:tblCellMar>
+        </w:tblPrEx>
         <w:trPr>
-          <w:cantSplit w:val="0"/>
           <w:trHeight w:val="405" w:hRule="atLeast"/>
-          <w:tblHeader w:val="0"/>
         </w:trPr>
         <w:tc>
           <w:tcPr>
             <w:gridSpan w:val="2"/>
             <w:tcBorders>
-              <w:top w:color="000000" w:space="0" w:sz="4" w:val="single"/>
-              <w:left w:color="000000" w:space="0" w:sz="4" w:val="single"/>
-              <w:bottom w:color="000000" w:space="0" w:sz="4" w:val="single"/>
-              <w:right w:color="000000" w:space="0" w:sz="4" w:val="single"/>
+              <w:top w:val="single" w:color="000000" w:sz="4" w:space="0"/>
+              <w:left w:val="single" w:color="000000" w:sz="4" w:space="0"/>
+              <w:bottom w:val="single" w:color="000000" w:sz="4" w:space="0"/>
+              <w:right w:val="single" w:color="000000" w:sz="4" w:space="0"/>
             </w:tcBorders>
-            <w:shd w:fill="auto" w:val="clear"/>
+            <w:shd w:val="clear" w:color="auto" w:fill="auto"/>
             <w:vAlign w:val="top"/>
           </w:tcPr>
           <w:p>
             <w:pPr>
               <w:jc w:val="center"/>
               <w:rPr>
-                <w:b w:val="1"/>
-                <w:sz w:val="28"/>
-                <w:szCs w:val="28"/>
-              </w:rPr>
-            </w:pPr>
-            <w:r>
-              <w:rPr>
-                <w:b w:val="1"/>
-                <w:sz w:val="28"/>
-                <w:szCs w:val="28"/>
-                <w:rtl w:val="0"/>
-              </w:rPr>
-              <w:t xml:space="preserve">Fluxo Alternativo</w:t>
+                <w:b/>
+                <w:sz w:val="28"/>
+                <w:szCs w:val="28"/>
+              </w:rPr>
+            </w:pPr>
+            <w:r>
+              <w:rPr>
+                <w:b/>
+                <w:sz w:val="28"/>
+                <w:szCs w:val="28"/>
+                <w:rtl w:val="0"/>
+              </w:rPr>
+              <w:t>Fluxo Alternativo</w:t>
             </w:r>
           </w:p>
         </w:tc>
       </w:tr>
       <w:tr>
+        <w:tblPrEx>
+          <w:tblCellMar>
+            <w:top w:w="0" w:type="dxa"/>
+            <w:left w:w="70" w:type="dxa"/>
+            <w:bottom w:w="0" w:type="dxa"/>
+            <w:right w:w="70" w:type="dxa"/>
+          </w:tblCellMar>
+        </w:tblPrEx>
         <w:trPr>
-          <w:cantSplit w:val="0"/>
           <w:trHeight w:val="405" w:hRule="atLeast"/>
-          <w:tblHeader w:val="0"/>
         </w:trPr>
         <w:tc>
           <w:tcPr>
             <w:gridSpan w:val="2"/>
             <w:tcBorders>
-              <w:top w:color="000000" w:space="0" w:sz="4" w:val="single"/>
-              <w:left w:color="000000" w:space="0" w:sz="4" w:val="single"/>
-              <w:bottom w:color="000000" w:space="0" w:sz="4" w:val="single"/>
-              <w:right w:color="000000" w:space="0" w:sz="4" w:val="single"/>
+              <w:top w:val="single" w:color="000000" w:sz="4" w:space="0"/>
+              <w:left w:val="single" w:color="000000" w:sz="4" w:space="0"/>
+              <w:bottom w:val="single" w:color="000000" w:sz="4" w:space="0"/>
+              <w:right w:val="single" w:color="000000" w:sz="4" w:space="0"/>
             </w:tcBorders>
-            <w:shd w:fill="auto" w:val="clear"/>
+            <w:shd w:val="clear" w:color="auto" w:fill="auto"/>
             <w:vAlign w:val="top"/>
           </w:tcPr>
           <w:p>
@@ -959,7 +936,7 @@
             </w:pPr>
             <w:r>
               <w:rPr>
-                <w:b w:val="1"/>
+                <w:b/>
                 <w:sz w:val="28"/>
                 <w:szCs w:val="28"/>
                 <w:rtl w:val="0"/>
@@ -972,66 +949,66 @@
                 <w:szCs w:val="28"/>
                 <w:rtl w:val="0"/>
               </w:rPr>
-              <w:t xml:space="preserve">Ator seleciona o botão “Voltar”. Retorna para tela principal do sistema(</w:t>
-            </w:r>
-            <w:r>
-              <w:rPr>
-                <w:color w:val="ff0000"/>
-                <w:sz w:val="28"/>
-                <w:szCs w:val="28"/>
-                <w:rtl w:val="0"/>
-              </w:rPr>
-              <w:t xml:space="preserve">Tela_M1</w:t>
-            </w:r>
-            <w:r>
-              <w:rPr>
-                <w:sz w:val="28"/>
-                <w:szCs w:val="28"/>
-                <w:rtl w:val="0"/>
-              </w:rPr>
-              <w:t xml:space="preserve">)</w:t>
-            </w:r>
-          </w:p>
-          <w:p>
-            <w:pPr>
-              <w:rPr>
-                <w:sz w:val="28"/>
-                <w:szCs w:val="28"/>
-              </w:rPr>
-            </w:pPr>
-            <w:r>
-              <w:rPr>
-                <w:b w:val="1"/>
-                <w:sz w:val="28"/>
-                <w:szCs w:val="28"/>
-                <w:rtl w:val="0"/>
-              </w:rPr>
-              <w:t xml:space="preserve">Linha 3</w:t>
-            </w:r>
-            <w:r>
-              <w:rPr>
-                <w:sz w:val="28"/>
-                <w:szCs w:val="28"/>
-                <w:rtl w:val="0"/>
-              </w:rPr>
-              <w:t xml:space="preserve">: Ator não seleciona nenhuma data e deixa na data atual. Sistema mantém na tela de consumo sem alteração.(</w:t>
-            </w:r>
-            <w:r>
-              <w:rPr>
-                <w:color w:val="ff0000"/>
-                <w:sz w:val="28"/>
-                <w:szCs w:val="28"/>
-                <w:rtl w:val="0"/>
-              </w:rPr>
-              <w:t xml:space="preserve">Tela_M7</w:t>
-            </w:r>
-            <w:r>
-              <w:rPr>
-                <w:sz w:val="28"/>
-                <w:szCs w:val="28"/>
-                <w:rtl w:val="0"/>
-              </w:rPr>
-              <w:t xml:space="preserve">)</w:t>
+              <w:t>Ator seleciona o botão “Voltar”. Retorna para tela principal do sistema(</w:t>
+            </w:r>
+            <w:r>
+              <w:rPr>
+                <w:color w:val="FF0000"/>
+                <w:sz w:val="28"/>
+                <w:szCs w:val="28"/>
+                <w:rtl w:val="0"/>
+              </w:rPr>
+              <w:t>Tela_M1</w:t>
+            </w:r>
+            <w:r>
+              <w:rPr>
+                <w:sz w:val="28"/>
+                <w:szCs w:val="28"/>
+                <w:rtl w:val="0"/>
+              </w:rPr>
+              <w:t>)</w:t>
+            </w:r>
+          </w:p>
+          <w:p>
+            <w:pPr>
+              <w:rPr>
+                <w:sz w:val="28"/>
+                <w:szCs w:val="28"/>
+              </w:rPr>
+            </w:pPr>
+            <w:r>
+              <w:rPr>
+                <w:b/>
+                <w:sz w:val="28"/>
+                <w:szCs w:val="28"/>
+                <w:rtl w:val="0"/>
+              </w:rPr>
+              <w:t>Linha 3</w:t>
+            </w:r>
+            <w:r>
+              <w:rPr>
+                <w:sz w:val="28"/>
+                <w:szCs w:val="28"/>
+                <w:rtl w:val="0"/>
+              </w:rPr>
+              <w:t>: Ator não seleciona nenhuma data e deixa na data atual. Sistema mantém na tela de consumo sem alteração.(</w:t>
+            </w:r>
+            <w:r>
+              <w:rPr>
+                <w:color w:val="FF0000"/>
+                <w:sz w:val="28"/>
+                <w:szCs w:val="28"/>
+                <w:rtl w:val="0"/>
+              </w:rPr>
+              <w:t>Tela_M7</w:t>
+            </w:r>
+            <w:r>
+              <w:rPr>
+                <w:sz w:val="28"/>
+                <w:szCs w:val="28"/>
+                <w:rtl w:val="0"/>
+              </w:rPr>
+              <w:t>)</w:t>
             </w:r>
           </w:p>
         </w:tc>
@@ -1044,11 +1021,6 @@
           <w:vertAlign w:val="baseline"/>
         </w:rPr>
       </w:pPr>
-      <w:r>
-        <w:rPr>
-          <w:rtl w:val="0"/>
-        </w:rPr>
-      </w:r>
     </w:p>
     <w:p>
       <w:pPr>
@@ -1057,11 +1029,6 @@
           <w:vertAlign w:val="baseline"/>
         </w:rPr>
       </w:pPr>
-      <w:r>
-        <w:rPr>
-          <w:rtl w:val="0"/>
-        </w:rPr>
-      </w:r>
     </w:p>
     <w:p>
       <w:pPr>
@@ -1069,11 +1036,6 @@
           <w:vertAlign w:val="baseline"/>
         </w:rPr>
       </w:pPr>
-      <w:r>
-        <w:rPr>
-          <w:rtl w:val="0"/>
-        </w:rPr>
-      </w:r>
     </w:p>
     <w:p>
       <w:pPr>
@@ -1081,48 +1043,36 @@
           <w:vertAlign w:val="baseline"/>
         </w:rPr>
       </w:pPr>
-      <w:r>
-        <w:rPr>
-          <w:rtl w:val="0"/>
-        </w:rPr>
-      </w:r>
     </w:p>
     <w:tbl>
       <w:tblPr>
-        <w:tblStyle w:val="Table2"/>
-        <w:tblW w:w="10548.0" w:type="dxa"/>
-        <w:jc w:val="left"/>
-        <w:tblInd w:w="-108.0" w:type="dxa"/>
+        <w:tblStyle w:val="24"/>
+        <w:tblW w:w="10548" w:type="dxa"/>
+        <w:tblInd w:w="-108" w:type="dxa"/>
         <w:tblLayout w:type="fixed"/>
-        <w:tblLook w:val="0000"/>
+        <w:tblCellMar>
+          <w:top w:w="0" w:type="dxa"/>
+          <w:left w:w="108" w:type="dxa"/>
+          <w:bottom w:w="0" w:type="dxa"/>
+          <w:right w:w="108" w:type="dxa"/>
+        </w:tblCellMar>
       </w:tblPr>
       <w:tblGrid>
         <w:gridCol w:w="2628"/>
         <w:gridCol w:w="1800"/>
         <w:gridCol w:w="6120"/>
-        <w:tblGridChange w:id="0">
-          <w:tblGrid>
-            <w:gridCol w:w="2628"/>
-            <w:gridCol w:w="1800"/>
-            <w:gridCol w:w="6120"/>
-          </w:tblGrid>
-        </w:tblGridChange>
       </w:tblGrid>
       <w:tr>
-        <w:trPr>
-          <w:cantSplit w:val="0"/>
-          <w:tblHeader w:val="0"/>
-        </w:trPr>
         <w:tc>
           <w:tcPr>
             <w:gridSpan w:val="3"/>
             <w:tcBorders>
-              <w:top w:color="000000" w:space="0" w:sz="4" w:val="single"/>
-              <w:left w:color="000000" w:space="0" w:sz="4" w:val="single"/>
-              <w:bottom w:color="000000" w:space="0" w:sz="4" w:val="single"/>
-              <w:right w:color="000000" w:space="0" w:sz="4" w:val="single"/>
+              <w:top w:val="single" w:color="000000" w:sz="4" w:space="0"/>
+              <w:left w:val="single" w:color="000000" w:sz="4" w:space="0"/>
+              <w:bottom w:val="single" w:color="000000" w:sz="4" w:space="0"/>
+              <w:right w:val="single" w:color="000000" w:sz="4" w:space="0"/>
             </w:tcBorders>
-            <w:shd w:fill="auto" w:val="clear"/>
+            <w:shd w:val="clear" w:color="auto" w:fill="auto"/>
             <w:vAlign w:val="top"/>
           </w:tcPr>
           <w:p>
@@ -1134,36 +1084,35 @@
             </w:pPr>
             <w:r>
               <w:rPr>
-                <w:b w:val="1"/>
-                <w:sz w:val="28"/>
-                <w:szCs w:val="28"/>
-                <w:vertAlign w:val="baseline"/>
-                <w:rtl w:val="0"/>
-              </w:rPr>
-              <w:t xml:space="preserve">Histórico</w:t>
-            </w:r>
-            <w:r>
-              <w:rPr>
-                <w:rtl w:val="0"/>
-              </w:rPr>
+                <w:b/>
+                <w:sz w:val="28"/>
+                <w:szCs w:val="28"/>
+                <w:vertAlign w:val="baseline"/>
+                <w:rtl w:val="0"/>
+              </w:rPr>
+              <w:t>Histórico</w:t>
             </w:r>
           </w:p>
         </w:tc>
       </w:tr>
       <w:tr>
-        <w:trPr>
-          <w:cantSplit w:val="0"/>
-          <w:tblHeader w:val="0"/>
-        </w:trPr>
+        <w:tblPrEx>
+          <w:tblCellMar>
+            <w:top w:w="0" w:type="dxa"/>
+            <w:left w:w="108" w:type="dxa"/>
+            <w:bottom w:w="0" w:type="dxa"/>
+            <w:right w:w="108" w:type="dxa"/>
+          </w:tblCellMar>
+        </w:tblPrEx>
         <w:tc>
           <w:tcPr>
             <w:tcBorders>
-              <w:top w:color="000000" w:space="0" w:sz="4" w:val="single"/>
-              <w:left w:color="000000" w:space="0" w:sz="4" w:val="single"/>
-              <w:bottom w:color="000000" w:space="0" w:sz="4" w:val="single"/>
-              <w:right w:color="000000" w:space="0" w:sz="4" w:val="single"/>
+              <w:top w:val="single" w:color="000000" w:sz="4" w:space="0"/>
+              <w:left w:val="single" w:color="000000" w:sz="4" w:space="0"/>
+              <w:bottom w:val="single" w:color="000000" w:sz="4" w:space="0"/>
+              <w:right w:val="single" w:color="000000" w:sz="4" w:space="0"/>
             </w:tcBorders>
-            <w:shd w:fill="auto" w:val="clear"/>
+            <w:shd w:val="clear" w:color="auto" w:fill="auto"/>
             <w:vAlign w:val="top"/>
           </w:tcPr>
           <w:p>
@@ -1178,19 +1127,19 @@
                 <w:vertAlign w:val="baseline"/>
                 <w:rtl w:val="0"/>
               </w:rPr>
-              <w:t xml:space="preserve">Data</w:t>
+              <w:t>Data</w:t>
             </w:r>
           </w:p>
         </w:tc>
         <w:tc>
           <w:tcPr>
             <w:tcBorders>
-              <w:top w:color="000000" w:space="0" w:sz="4" w:val="single"/>
-              <w:left w:color="000000" w:space="0" w:sz="4" w:val="single"/>
-              <w:bottom w:color="000000" w:space="0" w:sz="4" w:val="single"/>
-              <w:right w:color="000000" w:space="0" w:sz="4" w:val="single"/>
+              <w:top w:val="single" w:color="000000" w:sz="4" w:space="0"/>
+              <w:left w:val="single" w:color="000000" w:sz="4" w:space="0"/>
+              <w:bottom w:val="single" w:color="000000" w:sz="4" w:space="0"/>
+              <w:right w:val="single" w:color="000000" w:sz="4" w:space="0"/>
             </w:tcBorders>
-            <w:shd w:fill="auto" w:val="clear"/>
+            <w:shd w:val="clear" w:color="auto" w:fill="auto"/>
             <w:vAlign w:val="top"/>
           </w:tcPr>
           <w:p>
@@ -1205,19 +1154,19 @@
                 <w:vertAlign w:val="baseline"/>
                 <w:rtl w:val="0"/>
               </w:rPr>
-              <w:t xml:space="preserve">Pessoa</w:t>
+              <w:t>Pessoa</w:t>
             </w:r>
           </w:p>
         </w:tc>
         <w:tc>
           <w:tcPr>
             <w:tcBorders>
-              <w:top w:color="000000" w:space="0" w:sz="4" w:val="single"/>
-              <w:left w:color="000000" w:space="0" w:sz="4" w:val="single"/>
-              <w:bottom w:color="000000" w:space="0" w:sz="4" w:val="single"/>
-              <w:right w:color="000000" w:space="0" w:sz="4" w:val="single"/>
+              <w:top w:val="single" w:color="000000" w:sz="4" w:space="0"/>
+              <w:left w:val="single" w:color="000000" w:sz="4" w:space="0"/>
+              <w:bottom w:val="single" w:color="000000" w:sz="4" w:space="0"/>
+              <w:right w:val="single" w:color="000000" w:sz="4" w:space="0"/>
             </w:tcBorders>
-            <w:shd w:fill="auto" w:val="clear"/>
+            <w:shd w:val="clear" w:color="auto" w:fill="auto"/>
             <w:vAlign w:val="top"/>
           </w:tcPr>
           <w:p>
@@ -1232,25 +1181,29 @@
                 <w:vertAlign w:val="baseline"/>
                 <w:rtl w:val="0"/>
               </w:rPr>
-              <w:t xml:space="preserve">Alteração</w:t>
+              <w:t>Alteração</w:t>
             </w:r>
           </w:p>
         </w:tc>
       </w:tr>
       <w:tr>
-        <w:trPr>
-          <w:cantSplit w:val="0"/>
-          <w:tblHeader w:val="0"/>
-        </w:trPr>
+        <w:tblPrEx>
+          <w:tblCellMar>
+            <w:top w:w="0" w:type="dxa"/>
+            <w:left w:w="108" w:type="dxa"/>
+            <w:bottom w:w="0" w:type="dxa"/>
+            <w:right w:w="108" w:type="dxa"/>
+          </w:tblCellMar>
+        </w:tblPrEx>
         <w:tc>
           <w:tcPr>
             <w:tcBorders>
-              <w:top w:color="000000" w:space="0" w:sz="4" w:val="single"/>
-              <w:left w:color="000000" w:space="0" w:sz="4" w:val="single"/>
-              <w:bottom w:color="000000" w:space="0" w:sz="4" w:val="single"/>
-              <w:right w:color="000000" w:space="0" w:sz="4" w:val="single"/>
+              <w:top w:val="single" w:color="000000" w:sz="4" w:space="0"/>
+              <w:left w:val="single" w:color="000000" w:sz="4" w:space="0"/>
+              <w:bottom w:val="single" w:color="000000" w:sz="4" w:space="0"/>
+              <w:right w:val="single" w:color="000000" w:sz="4" w:space="0"/>
             </w:tcBorders>
-            <w:shd w:fill="auto" w:val="clear"/>
+            <w:shd w:val="clear" w:color="auto" w:fill="auto"/>
             <w:vAlign w:val="top"/>
           </w:tcPr>
           <w:p>
@@ -1265,32 +1218,32 @@
                 <w:vertAlign w:val="baseline"/>
                 <w:rtl w:val="0"/>
               </w:rPr>
-              <w:t xml:space="preserve">2</w:t>
-            </w:r>
-            <w:r>
-              <w:rPr>
-                <w:rtl w:val="0"/>
-              </w:rPr>
-              <w:t xml:space="preserve">7</w:t>
-            </w:r>
-            <w:r>
-              <w:rPr>
-                <w:vertAlign w:val="baseline"/>
-                <w:rtl w:val="0"/>
-              </w:rPr>
-              <w:t xml:space="preserve">/08/2025</w:t>
+              <w:t>2</w:t>
+            </w:r>
+            <w:r>
+              <w:rPr>
+                <w:rtl w:val="0"/>
+              </w:rPr>
+              <w:t>7</w:t>
+            </w:r>
+            <w:r>
+              <w:rPr>
+                <w:vertAlign w:val="baseline"/>
+                <w:rtl w:val="0"/>
+              </w:rPr>
+              <w:t>/08/2025</w:t>
             </w:r>
           </w:p>
         </w:tc>
         <w:tc>
           <w:tcPr>
             <w:tcBorders>
-              <w:top w:color="000000" w:space="0" w:sz="4" w:val="single"/>
-              <w:left w:color="000000" w:space="0" w:sz="4" w:val="single"/>
-              <w:bottom w:color="000000" w:space="0" w:sz="4" w:val="single"/>
-              <w:right w:color="000000" w:space="0" w:sz="4" w:val="single"/>
+              <w:top w:val="single" w:color="000000" w:sz="4" w:space="0"/>
+              <w:left w:val="single" w:color="000000" w:sz="4" w:space="0"/>
+              <w:bottom w:val="single" w:color="000000" w:sz="4" w:space="0"/>
+              <w:right w:val="single" w:color="000000" w:sz="4" w:space="0"/>
             </w:tcBorders>
-            <w:shd w:fill="auto" w:val="clear"/>
+            <w:shd w:val="clear" w:color="auto" w:fill="auto"/>
             <w:vAlign w:val="top"/>
           </w:tcPr>
           <w:p>
@@ -1305,19 +1258,19 @@
                 <w:vertAlign w:val="baseline"/>
                 <w:rtl w:val="0"/>
               </w:rPr>
-              <w:t xml:space="preserve">Kauan Felipe</w:t>
+              <w:t>Kauan Felipe</w:t>
             </w:r>
           </w:p>
         </w:tc>
         <w:tc>
           <w:tcPr>
             <w:tcBorders>
-              <w:top w:color="000000" w:space="0" w:sz="4" w:val="single"/>
-              <w:left w:color="000000" w:space="0" w:sz="4" w:val="single"/>
-              <w:bottom w:color="000000" w:space="0" w:sz="4" w:val="single"/>
-              <w:right w:color="000000" w:space="0" w:sz="4" w:val="single"/>
+              <w:top w:val="single" w:color="000000" w:sz="4" w:space="0"/>
+              <w:left w:val="single" w:color="000000" w:sz="4" w:space="0"/>
+              <w:bottom w:val="single" w:color="000000" w:sz="4" w:space="0"/>
+              <w:right w:val="single" w:color="000000" w:sz="4" w:space="0"/>
             </w:tcBorders>
-            <w:shd w:fill="auto" w:val="clear"/>
+            <w:shd w:val="clear" w:color="auto" w:fill="auto"/>
             <w:vAlign w:val="top"/>
           </w:tcPr>
           <w:p>
@@ -1332,7 +1285,7 @@
                 <w:vertAlign w:val="baseline"/>
                 <w:rtl w:val="0"/>
               </w:rPr>
-              <w:t xml:space="preserve">Criação do Caso de Uso</w:t>
+              <w:t>Criação do Caso de Uso</w:t>
             </w:r>
           </w:p>
           <w:p>
@@ -1342,28 +1295,27 @@
                 <w:vertAlign w:val="baseline"/>
               </w:rPr>
             </w:pPr>
-            <w:r>
-              <w:rPr>
-                <w:rtl w:val="0"/>
-              </w:rPr>
-            </w:r>
           </w:p>
         </w:tc>
       </w:tr>
       <w:tr>
-        <w:trPr>
-          <w:cantSplit w:val="0"/>
-          <w:tblHeader w:val="0"/>
-        </w:trPr>
+        <w:tblPrEx>
+          <w:tblCellMar>
+            <w:top w:w="0" w:type="dxa"/>
+            <w:left w:w="108" w:type="dxa"/>
+            <w:bottom w:w="0" w:type="dxa"/>
+            <w:right w:w="108" w:type="dxa"/>
+          </w:tblCellMar>
+        </w:tblPrEx>
         <w:tc>
           <w:tcPr>
             <w:tcBorders>
-              <w:top w:color="000000" w:space="0" w:sz="4" w:val="single"/>
-              <w:left w:color="000000" w:space="0" w:sz="4" w:val="single"/>
-              <w:bottom w:color="000000" w:space="0" w:sz="4" w:val="single"/>
-              <w:right w:color="000000" w:space="0" w:sz="4" w:val="single"/>
+              <w:top w:val="single" w:color="000000" w:sz="4" w:space="0"/>
+              <w:left w:val="single" w:color="000000" w:sz="4" w:space="0"/>
+              <w:bottom w:val="single" w:color="000000" w:sz="4" w:space="0"/>
+              <w:right w:val="single" w:color="000000" w:sz="4" w:space="0"/>
             </w:tcBorders>
-            <w:shd w:fill="auto" w:val="clear"/>
+            <w:shd w:val="clear" w:color="auto" w:fill="auto"/>
             <w:vAlign w:val="top"/>
           </w:tcPr>
           <w:p>
@@ -1377,24 +1329,19 @@
               <w:rPr>
                 <w:rtl w:val="0"/>
               </w:rPr>
-              <w:t xml:space="preserve">29/08/2025</w:t>
-            </w:r>
-            <w:r>
-              <w:rPr>
-                <w:rtl w:val="0"/>
-              </w:rPr>
+              <w:t>29/08/2025</w:t>
             </w:r>
           </w:p>
         </w:tc>
         <w:tc>
           <w:tcPr>
             <w:tcBorders>
-              <w:top w:color="000000" w:space="0" w:sz="4" w:val="single"/>
-              <w:left w:color="000000" w:space="0" w:sz="4" w:val="single"/>
-              <w:bottom w:color="000000" w:space="0" w:sz="4" w:val="single"/>
-              <w:right w:color="000000" w:space="0" w:sz="4" w:val="single"/>
+              <w:top w:val="single" w:color="000000" w:sz="4" w:space="0"/>
+              <w:left w:val="single" w:color="000000" w:sz="4" w:space="0"/>
+              <w:bottom w:val="single" w:color="000000" w:sz="4" w:space="0"/>
+              <w:right w:val="single" w:color="000000" w:sz="4" w:space="0"/>
             </w:tcBorders>
-            <w:shd w:fill="auto" w:val="clear"/>
+            <w:shd w:val="clear" w:color="auto" w:fill="auto"/>
             <w:vAlign w:val="top"/>
           </w:tcPr>
           <w:p>
@@ -1408,24 +1355,19 @@
               <w:rPr>
                 <w:rtl w:val="0"/>
               </w:rPr>
-              <w:t xml:space="preserve">Leandro</w:t>
-            </w:r>
-            <w:r>
-              <w:rPr>
-                <w:rtl w:val="0"/>
-              </w:rPr>
+              <w:t>Leandro</w:t>
             </w:r>
           </w:p>
         </w:tc>
         <w:tc>
           <w:tcPr>
             <w:tcBorders>
-              <w:top w:color="000000" w:space="0" w:sz="4" w:val="single"/>
-              <w:left w:color="000000" w:space="0" w:sz="4" w:val="single"/>
-              <w:bottom w:color="000000" w:space="0" w:sz="4" w:val="single"/>
-              <w:right w:color="000000" w:space="0" w:sz="4" w:val="single"/>
+              <w:top w:val="single" w:color="000000" w:sz="4" w:space="0"/>
+              <w:left w:val="single" w:color="000000" w:sz="4" w:space="0"/>
+              <w:bottom w:val="single" w:color="000000" w:sz="4" w:space="0"/>
+              <w:right w:val="single" w:color="000000" w:sz="4" w:space="0"/>
             </w:tcBorders>
-            <w:shd w:fill="auto" w:val="clear"/>
+            <w:shd w:val="clear" w:color="auto" w:fill="auto"/>
             <w:vAlign w:val="top"/>
           </w:tcPr>
           <w:p>
@@ -1439,13 +1381,142 @@
               <w:rPr>
                 <w:rtl w:val="0"/>
               </w:rPr>
-              <w:t xml:space="preserve">Adição do Fluxo Alternativo</w:t>
-            </w:r>
-            <w:r>
-              <w:rPr>
-                <w:rtl w:val="0"/>
-              </w:rPr>
-            </w:r>
+              <w:t>Adição do Fluxo Alternativo</w:t>
+            </w:r>
+          </w:p>
+        </w:tc>
+      </w:tr>
+      <w:tr>
+        <w:tblPrEx>
+          <w:tblCellMar>
+            <w:top w:w="0" w:type="dxa"/>
+            <w:left w:w="108" w:type="dxa"/>
+            <w:bottom w:w="0" w:type="dxa"/>
+            <w:right w:w="108" w:type="dxa"/>
+          </w:tblCellMar>
+        </w:tblPrEx>
+        <w:tc>
+          <w:tcPr>
+            <w:tcBorders>
+              <w:top w:val="single" w:color="000000" w:sz="4" w:space="0"/>
+              <w:left w:val="single" w:color="000000" w:sz="4" w:space="0"/>
+              <w:bottom w:val="single" w:color="000000" w:sz="4" w:space="0"/>
+              <w:right w:val="single" w:color="000000" w:sz="4" w:space="0"/>
+            </w:tcBorders>
+            <w:shd w:val="clear" w:color="auto" w:fill="auto"/>
+            <w:vAlign w:val="top"/>
+          </w:tcPr>
+          <w:p>
+            <w:pPr>
+              <w:jc w:val="center"/>
+              <w:rPr>
+                <w:rFonts w:hint="default"/>
+                <w:rtl w:val="0"/>
+                <w:lang w:val="pt-BR"/>
+              </w:rPr>
+            </w:pPr>
+            <w:r>
+              <w:rPr>
+                <w:rFonts w:hint="default"/>
+                <w:rtl w:val="0"/>
+                <w:lang w:val="pt-BR"/>
+              </w:rPr>
+              <w:t>07</w:t>
+            </w:r>
+            <w:r>
+              <w:rPr>
+                <w:vertAlign w:val="baseline"/>
+                <w:rtl w:val="0"/>
+              </w:rPr>
+              <w:t>/</w:t>
+            </w:r>
+            <w:r>
+              <w:rPr>
+                <w:rFonts w:hint="default"/>
+                <w:vertAlign w:val="baseline"/>
+                <w:rtl w:val="0"/>
+                <w:lang w:val="pt-BR"/>
+              </w:rPr>
+              <w:t>11</w:t>
+            </w:r>
+            <w:r>
+              <w:rPr>
+                <w:vertAlign w:val="baseline"/>
+                <w:rtl w:val="0"/>
+              </w:rPr>
+              <w:t>/</w:t>
+            </w:r>
+            <w:r>
+              <w:rPr>
+                <w:rFonts w:hint="default"/>
+                <w:vertAlign w:val="baseline"/>
+                <w:rtl w:val="0"/>
+                <w:lang w:val="pt-BR"/>
+              </w:rPr>
+              <w:t>2025</w:t>
+            </w:r>
+          </w:p>
+        </w:tc>
+        <w:tc>
+          <w:tcPr>
+            <w:tcBorders>
+              <w:top w:val="single" w:color="000000" w:sz="4" w:space="0"/>
+              <w:left w:val="single" w:color="000000" w:sz="4" w:space="0"/>
+              <w:bottom w:val="single" w:color="000000" w:sz="4" w:space="0"/>
+              <w:right w:val="single" w:color="000000" w:sz="4" w:space="0"/>
+            </w:tcBorders>
+            <w:shd w:val="clear" w:color="auto" w:fill="auto"/>
+            <w:vAlign w:val="top"/>
+          </w:tcPr>
+          <w:p>
+            <w:pPr>
+              <w:jc w:val="center"/>
+              <w:rPr>
+                <w:rFonts w:hint="default"/>
+                <w:rtl w:val="0"/>
+                <w:lang w:val="pt-BR"/>
+              </w:rPr>
+            </w:pPr>
+            <w:r>
+              <w:rPr>
+                <w:rFonts w:hint="default"/>
+                <w:rtl w:val="0"/>
+                <w:lang w:val="pt-BR"/>
+              </w:rPr>
+              <w:t>Kauan Felipe</w:t>
+            </w:r>
+          </w:p>
+        </w:tc>
+        <w:tc>
+          <w:tcPr>
+            <w:tcBorders>
+              <w:top w:val="single" w:color="000000" w:sz="4" w:space="0"/>
+              <w:left w:val="single" w:color="000000" w:sz="4" w:space="0"/>
+              <w:bottom w:val="single" w:color="000000" w:sz="4" w:space="0"/>
+              <w:right w:val="single" w:color="000000" w:sz="4" w:space="0"/>
+            </w:tcBorders>
+            <w:shd w:val="clear" w:color="auto" w:fill="auto"/>
+            <w:vAlign w:val="top"/>
+          </w:tcPr>
+          <w:p>
+            <w:pPr>
+              <w:jc w:val="center"/>
+              <w:rPr>
+                <w:rFonts w:hint="default"/>
+                <w:rtl w:val="0"/>
+                <w:lang w:val="pt-BR"/>
+              </w:rPr>
+            </w:pPr>
+            <w:r>
+              <w:rPr>
+                <w:rFonts w:hint="default"/>
+                <w:rtl w:val="0"/>
+                <w:lang w:val="pt-BR"/>
+              </w:rPr>
+              <w:t>Mudança do número das telas</w:t>
+            </w:r>
+            <w:bookmarkStart w:id="0" w:name="_GoBack"/>
+            <w:bookmarkEnd w:id="0"/>
           </w:p>
         </w:tc>
       </w:tr>
@@ -1456,25 +1527,24 @@
           <w:vertAlign w:val="baseline"/>
         </w:rPr>
       </w:pPr>
-      <w:r>
-        <w:rPr>
-          <w:rtl w:val="0"/>
-        </w:rPr>
-      </w:r>
     </w:p>
     <w:sectPr>
-      <w:pgSz w:h="16838" w:w="11906" w:orient="portrait"/>
-      <w:pgMar w:bottom="1418" w:top="1418" w:left="851" w:right="851" w:header="720" w:footer="720"/>
+      <w:pgSz w:w="11906" w:h="16838"/>
+      <w:pgMar w:top="1418" w:right="851" w:bottom="1418" w:left="851" w:header="720" w:footer="720" w:gutter="0"/>
       <w:pgNumType w:start="1"/>
+      <w:cols w:space="720" w:num="1"/>
     </w:sectPr>
   </w:body>
 </w:document>
 </file>
 
 <file path=word/numbering.xml><?xml version="1.0" encoding="utf-8"?>
-<w:numbering xmlns:mc="http://schemas.openxmlformats.org/markup-compatibility/2006" xmlns:o="urn:schemas-microsoft-com:office:office" xmlns:r="http://schemas.openxmlformats.org/officeDocument/2006/relationships" xmlns:m="http://schemas.openxmlformats.org/officeDocument/2006/math" xmlns:v="urn:schemas-microsoft-com:vml" xmlns:wp="http://schemas.openxmlformats.org/drawingml/2006/wordprocessingDrawing" xmlns:w10="urn:schemas-microsoft-com:office:word" xmlns:w="http://schemas.openxmlformats.org/wordprocessingml/2006/main" xmlns:wne="http://schemas.microsoft.com/office/word/2006/wordml" xmlns:sl="http://schemas.openxmlformats.org/schemaLibrary/2006/main" xmlns:a="http://schemas.openxmlformats.org/drawingml/2006/main" xmlns:pic="http://schemas.openxmlformats.org/drawingml/2006/picture" xmlns:c="http://schemas.openxmlformats.org/drawingml/2006/chart" xmlns:lc="http://schemas.openxmlformats.org/drawingml/2006/lockedCanvas" xmlns:dgm="http://schemas.openxmlformats.org/drawingml/2006/diagram" xmlns:wps="http://schemas.microsoft.com/office/word/2010/wordprocessingShape" xmlns:wpg="http://schemas.microsoft.com/office/word/2010/wordprocessingGroup" xmlns:w14="http://schemas.microsoft.com/office/word/2010/wordml" xmlns:w15="http://schemas.microsoft.com/office/word/2012/wordml" xmlns:w16="http://schemas.microsoft.com/office/word/2018/wordml" xmlns:w16cex="http://schemas.microsoft.com/office/word/2018/wordml/cex" xmlns:w16cid="http://schemas.microsoft.com/office/word/2016/wordml/cid" xmlns="http://schemas.microsoft.com/office/tasks/2019/documenttasks" xmlns:cr="http://schemas.microsoft.com/office/comments/2020/reactions">
-  <w:abstractNum w:abstractNumId="1">
-    <w:lvl w:ilvl="0">
+<w:numbering xmlns:wpc="http://schemas.microsoft.com/office/word/2010/wordprocessingCanvas" xmlns:mc="http://schemas.openxmlformats.org/markup-compatibility/2006" xmlns:o="urn:schemas-microsoft-com:office:office" xmlns:r="http://schemas.openxmlformats.org/officeDocument/2006/relationships" xmlns:m="http://schemas.openxmlformats.org/officeDocument/2006/math" xmlns:v="urn:schemas-microsoft-com:vml" xmlns:wp14="http://schemas.microsoft.com/office/word/2010/wordprocessingDrawing" xmlns:wp="http://schemas.openxmlformats.org/drawingml/2006/wordprocessingDrawing" xmlns:w10="urn:schemas-microsoft-com:office:word" xmlns:w="http://schemas.openxmlformats.org/wordprocessingml/2006/main" xmlns:w14="http://schemas.microsoft.com/office/word/2010/wordml" xmlns:wpg="http://schemas.microsoft.com/office/word/2010/wordprocessingGroup" xmlns:wpi="http://schemas.microsoft.com/office/word/2010/wordprocessingInk" xmlns:wne="http://schemas.microsoft.com/office/word/2006/wordml" xmlns:wps="http://schemas.microsoft.com/office/word/2010/wordprocessingShape" xmlns:wpsCustomData="http://www.wps.cn/officeDocument/2013/wpsCustomData" mc:Ignorable="w14 wp14">
+  <w:abstractNum w:abstractNumId="0">
+    <w:nsid w:val="FFBD71D1"/>
+    <w:multiLevelType w:val="multilevel"/>
+    <w:tmpl w:val="FFBD71D1"/>
+    <w:lvl w:ilvl="0" w:tentative="0">
       <w:start w:val="1"/>
       <w:numFmt w:val="decimal"/>
       <w:lvlText w:val=""/>
@@ -1486,7 +1556,7 @@
         <w:vertAlign w:val="baseline"/>
       </w:rPr>
     </w:lvl>
-    <w:lvl w:ilvl="1">
+    <w:lvl w:ilvl="1" w:tentative="0">
       <w:start w:val="1"/>
       <w:numFmt w:val="decimal"/>
       <w:lvlText w:val=""/>
@@ -1498,7 +1568,7 @@
         <w:vertAlign w:val="baseline"/>
       </w:rPr>
     </w:lvl>
-    <w:lvl w:ilvl="2">
+    <w:lvl w:ilvl="2" w:tentative="0">
       <w:start w:val="1"/>
       <w:numFmt w:val="decimal"/>
       <w:lvlText w:val=""/>
@@ -1510,7 +1580,7 @@
         <w:vertAlign w:val="baseline"/>
       </w:rPr>
     </w:lvl>
-    <w:lvl w:ilvl="3">
+    <w:lvl w:ilvl="3" w:tentative="0">
       <w:start w:val="1"/>
       <w:numFmt w:val="decimal"/>
       <w:lvlText w:val=""/>
@@ -1522,7 +1592,7 @@
         <w:vertAlign w:val="baseline"/>
       </w:rPr>
     </w:lvl>
-    <w:lvl w:ilvl="4">
+    <w:lvl w:ilvl="4" w:tentative="0">
       <w:start w:val="1"/>
       <w:numFmt w:val="decimal"/>
       <w:lvlText w:val=""/>
@@ -1534,7 +1604,7 @@
         <w:vertAlign w:val="baseline"/>
       </w:rPr>
     </w:lvl>
-    <w:lvl w:ilvl="5">
+    <w:lvl w:ilvl="5" w:tentative="0">
       <w:start w:val="1"/>
       <w:numFmt w:val="decimal"/>
       <w:lvlText w:val=""/>
@@ -1546,7 +1616,7 @@
         <w:vertAlign w:val="baseline"/>
       </w:rPr>
     </w:lvl>
-    <w:lvl w:ilvl="6">
+    <w:lvl w:ilvl="6" w:tentative="0">
       <w:start w:val="1"/>
       <w:numFmt w:val="decimal"/>
       <w:lvlText w:val=""/>
@@ -1558,7 +1628,7 @@
         <w:vertAlign w:val="baseline"/>
       </w:rPr>
     </w:lvl>
-    <w:lvl w:ilvl="7">
+    <w:lvl w:ilvl="7" w:tentative="0">
       <w:start w:val="1"/>
       <w:numFmt w:val="decimal"/>
       <w:lvlText w:val=""/>
@@ -1570,7 +1640,7 @@
         <w:vertAlign w:val="baseline"/>
       </w:rPr>
     </w:lvl>
-    <w:lvl w:ilvl="8">
+    <w:lvl w:ilvl="8" w:tentative="0">
       <w:start w:val="1"/>
       <w:numFmt w:val="decimal"/>
       <w:lvlText w:val=""/>
@@ -1583,8 +1653,11 @@
       </w:rPr>
     </w:lvl>
   </w:abstractNum>
-  <w:abstractNum w:abstractNumId="2">
-    <w:lvl w:ilvl="0">
+  <w:abstractNum w:abstractNumId="1">
+    <w:nsid w:val="0F58EC45"/>
+    <w:multiLevelType w:val="multilevel"/>
+    <w:tmpl w:val="0F58EC45"/>
+    <w:lvl w:ilvl="0" w:tentative="0">
       <w:start w:val="1"/>
       <w:numFmt w:val="decimal"/>
       <w:lvlText w:val="%1."/>
@@ -1596,7 +1669,7 @@
         <w:u w:val="none"/>
       </w:rPr>
     </w:lvl>
-    <w:lvl w:ilvl="1">
+    <w:lvl w:ilvl="1" w:tentative="0">
       <w:start w:val="1"/>
       <w:numFmt w:val="lowerLetter"/>
       <w:lvlText w:val="%2."/>
@@ -1608,7 +1681,7 @@
         <w:u w:val="none"/>
       </w:rPr>
     </w:lvl>
-    <w:lvl w:ilvl="2">
+    <w:lvl w:ilvl="2" w:tentative="0">
       <w:start w:val="1"/>
       <w:numFmt w:val="lowerRoman"/>
       <w:lvlText w:val="%3."/>
@@ -1620,7 +1693,7 @@
         <w:u w:val="none"/>
       </w:rPr>
     </w:lvl>
-    <w:lvl w:ilvl="3">
+    <w:lvl w:ilvl="3" w:tentative="0">
       <w:start w:val="1"/>
       <w:numFmt w:val="decimal"/>
       <w:lvlText w:val="%4."/>
@@ -1632,7 +1705,7 @@
         <w:u w:val="none"/>
       </w:rPr>
     </w:lvl>
-    <w:lvl w:ilvl="4">
+    <w:lvl w:ilvl="4" w:tentative="0">
       <w:start w:val="1"/>
       <w:numFmt w:val="lowerLetter"/>
       <w:lvlText w:val="%5."/>
@@ -1644,7 +1717,7 @@
         <w:u w:val="none"/>
       </w:rPr>
     </w:lvl>
-    <w:lvl w:ilvl="5">
+    <w:lvl w:ilvl="5" w:tentative="0">
       <w:start w:val="1"/>
       <w:numFmt w:val="lowerRoman"/>
       <w:lvlText w:val="%6."/>
@@ -1656,7 +1729,7 @@
         <w:u w:val="none"/>
       </w:rPr>
     </w:lvl>
-    <w:lvl w:ilvl="6">
+    <w:lvl w:ilvl="6" w:tentative="0">
       <w:start w:val="1"/>
       <w:numFmt w:val="decimal"/>
       <w:lvlText w:val="%7."/>
@@ -1668,7 +1741,7 @@
         <w:u w:val="none"/>
       </w:rPr>
     </w:lvl>
-    <w:lvl w:ilvl="7">
+    <w:lvl w:ilvl="7" w:tentative="0">
       <w:start w:val="1"/>
       <w:numFmt w:val="lowerLetter"/>
       <w:lvlText w:val="%8."/>
@@ -1680,7 +1753,7 @@
         <w:u w:val="none"/>
       </w:rPr>
     </w:lvl>
-    <w:lvl w:ilvl="8">
+    <w:lvl w:ilvl="8" w:tentative="0">
       <w:start w:val="1"/>
       <w:numFmt w:val="lowerRoman"/>
       <w:lvlText w:val="%9."/>
@@ -1694,648 +1767,749 @@
     </w:lvl>
   </w:abstractNum>
   <w:num w:numId="1">
-    <w:abstractNumId w:val="1"/>
+    <w:abstractNumId w:val="0"/>
   </w:num>
   <w:num w:numId="2">
-    <w:abstractNumId w:val="2"/>
+    <w:abstractNumId w:val="1"/>
   </w:num>
 </w:numbering>
 </file>
 
 <file path=word/styles.xml><?xml version="1.0" encoding="utf-8"?>
-<w:styles xmlns:mc="http://schemas.openxmlformats.org/markup-compatibility/2006" xmlns:o="urn:schemas-microsoft-com:office:office" xmlns:r="http://schemas.openxmlformats.org/officeDocument/2006/relationships" xmlns:m="http://schemas.openxmlformats.org/officeDocument/2006/math" xmlns:v="urn:schemas-microsoft-com:vml" xmlns:wp="http://schemas.openxmlformats.org/drawingml/2006/wordprocessingDrawing" xmlns:w10="urn:schemas-microsoft-com:office:word" xmlns:w="http://schemas.openxmlformats.org/wordprocessingml/2006/main" xmlns:wne="http://schemas.microsoft.com/office/word/2006/wordml" xmlns:sl="http://schemas.openxmlformats.org/schemaLibrary/2006/main" xmlns:a="http://schemas.openxmlformats.org/drawingml/2006/main" xmlns:pic="http://schemas.openxmlformats.org/drawingml/2006/picture" xmlns:c="http://schemas.openxmlformats.org/drawingml/2006/chart" xmlns:lc="http://schemas.openxmlformats.org/drawingml/2006/lockedCanvas" xmlns:dgm="http://schemas.openxmlformats.org/drawingml/2006/diagram" xmlns:wps="http://schemas.microsoft.com/office/word/2010/wordprocessingShape" xmlns:wpg="http://schemas.microsoft.com/office/word/2010/wordprocessingGroup" xmlns:w14="http://schemas.microsoft.com/office/word/2010/wordml" xmlns:w15="http://schemas.microsoft.com/office/word/2012/wordml" xmlns:w16="http://schemas.microsoft.com/office/word/2018/wordml" xmlns:w16cex="http://schemas.microsoft.com/office/word/2018/wordml/cex" xmlns:w16cid="http://schemas.microsoft.com/office/word/2016/wordml/cid" xmlns="http://schemas.microsoft.com/office/tasks/2019/documenttasks" xmlns:cr="http://schemas.microsoft.com/office/comments/2020/reactions">
+<w:styles xmlns:mc="http://schemas.openxmlformats.org/markup-compatibility/2006" xmlns:o="urn:schemas-microsoft-com:office:office" xmlns:r="http://schemas.openxmlformats.org/officeDocument/2006/relationships" xmlns:m="http://schemas.openxmlformats.org/officeDocument/2006/math" xmlns:v="urn:schemas-microsoft-com:vml" xmlns:w="http://schemas.openxmlformats.org/wordprocessingml/2006/main" xmlns:w14="http://schemas.microsoft.com/office/word/2010/wordml" xmlns:w10="urn:schemas-microsoft-com:office:word" xmlns:sl="http://schemas.openxmlformats.org/schemaLibrary/2006/main" xmlns:wpsCustomData="http://www.wps.cn/officeDocument/2013/wpsCustomData" mc:Ignorable="w14">
   <w:docDefaults>
     <w:rPrDefault>
       <w:rPr>
-        <w:sz w:val="24"/>
-        <w:szCs w:val="24"/>
-        <w:lang w:val="pt_BR"/>
+        <w:rFonts w:asciiTheme="minorHAnsi" w:hAnsiTheme="minorHAnsi" w:eastAsiaTheme="minorEastAsia" w:cstheme="minorBidi"/>
       </w:rPr>
     </w:rPrDefault>
-    <w:pPrDefault>
-      <w:pPr/>
-    </w:pPrDefault>
+    <w:pPrDefault/>
   </w:docDefaults>
-  <w:style w:type="paragraph" w:styleId="Normal" w:default="1">
-    <w:name w:val="normal"/>
-  </w:style>
-  <w:style w:type="table" w:styleId="TableNormal" w:default="1">
-    <w:name w:val="TableNormal"/>
-  </w:style>
-  <w:style w:type="paragraph" w:styleId="Heading1">
+  <w:latentStyles w:count="260" w:defQFormat="0" w:defUnhideWhenUsed="1" w:defSemiHidden="1" w:defUIPriority="99" w:defLockedState="0">
+    <w:lsdException w:unhideWhenUsed="0" w:uiPriority="0" w:semiHidden="0" w:name="Normal"/>
+    <w:lsdException w:qFormat="1" w:unhideWhenUsed="0" w:uiPriority="0" w:semiHidden="0" w:name="heading 1"/>
+    <w:lsdException w:qFormat="1" w:unhideWhenUsed="0" w:uiPriority="0" w:semiHidden="0" w:name="heading 2"/>
+    <w:lsdException w:qFormat="1" w:unhideWhenUsed="0" w:uiPriority="0" w:semiHidden="0" w:name="heading 3"/>
+    <w:lsdException w:qFormat="1" w:unhideWhenUsed="0" w:uiPriority="0" w:semiHidden="0" w:name="heading 4"/>
+    <w:lsdException w:unhideWhenUsed="0" w:uiPriority="0" w:semiHidden="0" w:name="heading 5"/>
+    <w:lsdException w:qFormat="1" w:unhideWhenUsed="0" w:uiPriority="0" w:semiHidden="0" w:name="heading 6"/>
+    <w:lsdException w:qFormat="1" w:uiPriority="0" w:name="heading 7"/>
+    <w:lsdException w:qFormat="1" w:uiPriority="0" w:name="heading 8"/>
+    <w:lsdException w:qFormat="1" w:uiPriority="0" w:name="heading 9"/>
+    <w:lsdException w:unhideWhenUsed="0" w:uiPriority="0" w:semiHidden="0" w:name="index 1"/>
+    <w:lsdException w:unhideWhenUsed="0" w:uiPriority="0" w:semiHidden="0" w:name="index 2"/>
+    <w:lsdException w:unhideWhenUsed="0" w:uiPriority="0" w:semiHidden="0" w:name="index 3"/>
+    <w:lsdException w:unhideWhenUsed="0" w:uiPriority="0" w:semiHidden="0" w:name="index 4"/>
+    <w:lsdException w:unhideWhenUsed="0" w:uiPriority="0" w:semiHidden="0" w:name="index 5"/>
+    <w:lsdException w:unhideWhenUsed="0" w:uiPriority="0" w:semiHidden="0" w:name="index 6"/>
+    <w:lsdException w:unhideWhenUsed="0" w:uiPriority="0" w:semiHidden="0" w:name="index 7"/>
+    <w:lsdException w:unhideWhenUsed="0" w:uiPriority="0" w:semiHidden="0" w:name="index 8"/>
+    <w:lsdException w:unhideWhenUsed="0" w:uiPriority="0" w:semiHidden="0" w:name="index 9"/>
+    <w:lsdException w:unhideWhenUsed="0" w:uiPriority="0" w:semiHidden="0" w:name="toc 1"/>
+    <w:lsdException w:unhideWhenUsed="0" w:uiPriority="0" w:semiHidden="0" w:name="toc 2"/>
+    <w:lsdException w:unhideWhenUsed="0" w:uiPriority="0" w:semiHidden="0" w:name="toc 3"/>
+    <w:lsdException w:unhideWhenUsed="0" w:uiPriority="0" w:semiHidden="0" w:name="toc 4"/>
+    <w:lsdException w:unhideWhenUsed="0" w:uiPriority="0" w:semiHidden="0" w:name="toc 5"/>
+    <w:lsdException w:unhideWhenUsed="0" w:uiPriority="0" w:semiHidden="0" w:name="toc 6"/>
+    <w:lsdException w:unhideWhenUsed="0" w:uiPriority="0" w:semiHidden="0" w:name="toc 7"/>
+    <w:lsdException w:unhideWhenUsed="0" w:uiPriority="0" w:semiHidden="0" w:name="toc 8"/>
+    <w:lsdException w:unhideWhenUsed="0" w:uiPriority="0" w:semiHidden="0" w:name="toc 9"/>
+    <w:lsdException w:unhideWhenUsed="0" w:uiPriority="0" w:semiHidden="0" w:name="Normal Indent"/>
+    <w:lsdException w:unhideWhenUsed="0" w:uiPriority="0" w:semiHidden="0" w:name="footnote text"/>
+    <w:lsdException w:unhideWhenUsed="0" w:uiPriority="0" w:semiHidden="0" w:name="annotation text"/>
+    <w:lsdException w:unhideWhenUsed="0" w:uiPriority="0" w:semiHidden="0" w:name="header"/>
+    <w:lsdException w:unhideWhenUsed="0" w:uiPriority="0" w:semiHidden="0" w:name="footer"/>
+    <w:lsdException w:unhideWhenUsed="0" w:uiPriority="0" w:semiHidden="0" w:name="index heading"/>
+    <w:lsdException w:unhideWhenUsed="0" w:uiPriority="0" w:semiHidden="0" w:name="caption"/>
+    <w:lsdException w:unhideWhenUsed="0" w:uiPriority="0" w:semiHidden="0" w:name="table of figures"/>
+    <w:lsdException w:unhideWhenUsed="0" w:uiPriority="0" w:semiHidden="0" w:name="envelope address"/>
+    <w:lsdException w:unhideWhenUsed="0" w:uiPriority="0" w:semiHidden="0" w:name="envelope return"/>
+    <w:lsdException w:unhideWhenUsed="0" w:uiPriority="0" w:semiHidden="0" w:name="footnote reference"/>
+    <w:lsdException w:unhideWhenUsed="0" w:uiPriority="0" w:semiHidden="0" w:name="annotation reference"/>
+    <w:lsdException w:unhideWhenUsed="0" w:uiPriority="0" w:semiHidden="0" w:name="line number"/>
+    <w:lsdException w:unhideWhenUsed="0" w:uiPriority="0" w:semiHidden="0" w:name="page number"/>
+    <w:lsdException w:unhideWhenUsed="0" w:uiPriority="0" w:semiHidden="0" w:name="endnote reference"/>
+    <w:lsdException w:unhideWhenUsed="0" w:uiPriority="0" w:semiHidden="0" w:name="endnote text"/>
+    <w:lsdException w:unhideWhenUsed="0" w:uiPriority="0" w:semiHidden="0" w:name="table of authorities"/>
+    <w:lsdException w:unhideWhenUsed="0" w:uiPriority="0" w:semiHidden="0" w:name="macro"/>
+    <w:lsdException w:unhideWhenUsed="0" w:uiPriority="0" w:semiHidden="0" w:name="toa heading"/>
+    <w:lsdException w:unhideWhenUsed="0" w:uiPriority="0" w:semiHidden="0" w:name="List"/>
+    <w:lsdException w:unhideWhenUsed="0" w:uiPriority="0" w:semiHidden="0" w:name="List Bullet"/>
+    <w:lsdException w:unhideWhenUsed="0" w:uiPriority="0" w:semiHidden="0" w:name="List Number"/>
+    <w:lsdException w:unhideWhenUsed="0" w:uiPriority="0" w:semiHidden="0" w:name="List 2"/>
+    <w:lsdException w:unhideWhenUsed="0" w:uiPriority="0" w:semiHidden="0" w:name="List 3"/>
+    <w:lsdException w:unhideWhenUsed="0" w:uiPriority="0" w:semiHidden="0" w:name="List 4"/>
+    <w:lsdException w:unhideWhenUsed="0" w:uiPriority="0" w:semiHidden="0" w:name="List 5"/>
+    <w:lsdException w:unhideWhenUsed="0" w:uiPriority="0" w:semiHidden="0" w:name="List Bullet 2"/>
+    <w:lsdException w:unhideWhenUsed="0" w:uiPriority="0" w:semiHidden="0" w:name="List Bullet 3"/>
+    <w:lsdException w:unhideWhenUsed="0" w:uiPriority="0" w:semiHidden="0" w:name="List Bullet 4"/>
+    <w:lsdException w:unhideWhenUsed="0" w:uiPriority="0" w:semiHidden="0" w:name="List Bullet 5"/>
+    <w:lsdException w:unhideWhenUsed="0" w:uiPriority="0" w:semiHidden="0" w:name="List Number 2"/>
+    <w:lsdException w:unhideWhenUsed="0" w:uiPriority="0" w:semiHidden="0" w:name="List Number 3"/>
+    <w:lsdException w:unhideWhenUsed="0" w:uiPriority="0" w:semiHidden="0" w:name="List Number 4"/>
+    <w:lsdException w:unhideWhenUsed="0" w:uiPriority="0" w:semiHidden="0" w:name="List Number 5"/>
+    <w:lsdException w:qFormat="1" w:unhideWhenUsed="0" w:uiPriority="0" w:semiHidden="0" w:name="Title"/>
+    <w:lsdException w:unhideWhenUsed="0" w:uiPriority="0" w:semiHidden="0" w:name="Closing"/>
+    <w:lsdException w:unhideWhenUsed="0" w:uiPriority="0" w:semiHidden="0" w:name="Signature"/>
+    <w:lsdException w:unhideWhenUsed="0" w:uiPriority="0" w:semiHidden="0" w:name="Default Paragraph Font"/>
+    <w:lsdException w:unhideWhenUsed="0" w:uiPriority="0" w:semiHidden="0" w:name="Body Text"/>
+    <w:lsdException w:unhideWhenUsed="0" w:uiPriority="0" w:semiHidden="0" w:name="Body Text Indent"/>
+    <w:lsdException w:unhideWhenUsed="0" w:uiPriority="0" w:semiHidden="0" w:name="List Continue"/>
+    <w:lsdException w:unhideWhenUsed="0" w:uiPriority="0" w:semiHidden="0" w:name="List Continue 2"/>
+    <w:lsdException w:unhideWhenUsed="0" w:uiPriority="0" w:semiHidden="0" w:name="List Continue 3"/>
+    <w:lsdException w:unhideWhenUsed="0" w:uiPriority="0" w:semiHidden="0" w:name="List Continue 4"/>
+    <w:lsdException w:unhideWhenUsed="0" w:uiPriority="0" w:semiHidden="0" w:name="List Continue 5"/>
+    <w:lsdException w:unhideWhenUsed="0" w:uiPriority="0" w:semiHidden="0" w:name="Message Header"/>
+    <w:lsdException w:unhideWhenUsed="0" w:uiPriority="0" w:semiHidden="0" w:name="Subtitle"/>
+    <w:lsdException w:unhideWhenUsed="0" w:uiPriority="0" w:semiHidden="0" w:name="Salutation"/>
+    <w:lsdException w:unhideWhenUsed="0" w:uiPriority="0" w:semiHidden="0" w:name="Date"/>
+    <w:lsdException w:unhideWhenUsed="0" w:uiPriority="0" w:semiHidden="0" w:name="Body Text First Indent"/>
+    <w:lsdException w:unhideWhenUsed="0" w:uiPriority="0" w:semiHidden="0" w:name="Body Text First Indent 2"/>
+    <w:lsdException w:unhideWhenUsed="0" w:uiPriority="0" w:semiHidden="0" w:name="Note Heading"/>
+    <w:lsdException w:unhideWhenUsed="0" w:uiPriority="0" w:semiHidden="0" w:name="Body Text 2"/>
+    <w:lsdException w:unhideWhenUsed="0" w:uiPriority="0" w:semiHidden="0" w:name="Body Text 3"/>
+    <w:lsdException w:unhideWhenUsed="0" w:uiPriority="0" w:semiHidden="0" w:name="Body Text Indent 2"/>
+    <w:lsdException w:unhideWhenUsed="0" w:uiPriority="0" w:semiHidden="0" w:name="Body Text Indent 3"/>
+    <w:lsdException w:unhideWhenUsed="0" w:uiPriority="0" w:semiHidden="0" w:name="Block Text"/>
+    <w:lsdException w:unhideWhenUsed="0" w:uiPriority="0" w:semiHidden="0" w:name="Hyperlink"/>
+    <w:lsdException w:unhideWhenUsed="0" w:uiPriority="0" w:semiHidden="0" w:name="FollowedHyperlink"/>
+    <w:lsdException w:qFormat="1" w:unhideWhenUsed="0" w:uiPriority="0" w:semiHidden="0" w:name="Strong"/>
+    <w:lsdException w:qFormat="1" w:unhideWhenUsed="0" w:uiPriority="0" w:semiHidden="0" w:name="Emphasis"/>
+    <w:lsdException w:unhideWhenUsed="0" w:uiPriority="0" w:semiHidden="0" w:name="Document Map"/>
+    <w:lsdException w:unhideWhenUsed="0" w:uiPriority="0" w:semiHidden="0" w:name="Plain Text"/>
+    <w:lsdException w:unhideWhenUsed="0" w:uiPriority="0" w:semiHidden="0" w:name="E-mail Signature"/>
+    <w:lsdException w:unhideWhenUsed="0" w:uiPriority="0" w:semiHidden="0" w:name="Normal (Web)"/>
+    <w:lsdException w:unhideWhenUsed="0" w:uiPriority="0" w:semiHidden="0" w:name="HTML Acronym"/>
+    <w:lsdException w:unhideWhenUsed="0" w:uiPriority="0" w:semiHidden="0" w:name="HTML Address"/>
+    <w:lsdException w:unhideWhenUsed="0" w:uiPriority="0" w:semiHidden="0" w:name="HTML Cite"/>
+    <w:lsdException w:unhideWhenUsed="0" w:uiPriority="0" w:semiHidden="0" w:name="HTML Code"/>
+    <w:lsdException w:unhideWhenUsed="0" w:uiPriority="0" w:semiHidden="0" w:name="HTML Definition"/>
+    <w:lsdException w:unhideWhenUsed="0" w:uiPriority="0" w:semiHidden="0" w:name="HTML Keyboard"/>
+    <w:lsdException w:unhideWhenUsed="0" w:uiPriority="0" w:semiHidden="0" w:name="HTML Preformatted"/>
+    <w:lsdException w:unhideWhenUsed="0" w:uiPriority="0" w:semiHidden="0" w:name="HTML Sample"/>
+    <w:lsdException w:unhideWhenUsed="0" w:uiPriority="0" w:semiHidden="0" w:name="HTML Typewriter"/>
+    <w:lsdException w:unhideWhenUsed="0" w:uiPriority="0" w:semiHidden="0" w:name="HTML Variable"/>
+    <w:lsdException w:unhideWhenUsed="0" w:uiPriority="0" w:name="Normal Table"/>
+    <w:lsdException w:unhideWhenUsed="0" w:uiPriority="0" w:semiHidden="0" w:name="annotation subject"/>
+    <w:lsdException w:unhideWhenUsed="0" w:uiPriority="0" w:semiHidden="0" w:name="Table Simple 1"/>
+    <w:lsdException w:unhideWhenUsed="0" w:uiPriority="0" w:semiHidden="0" w:name="Table Simple 2"/>
+    <w:lsdException w:unhideWhenUsed="0" w:uiPriority="0" w:semiHidden="0" w:name="Table Simple 3"/>
+    <w:lsdException w:unhideWhenUsed="0" w:uiPriority="0" w:semiHidden="0" w:name="Table Classic 1"/>
+    <w:lsdException w:unhideWhenUsed="0" w:uiPriority="0" w:semiHidden="0" w:name="Table Classic 2"/>
+    <w:lsdException w:unhideWhenUsed="0" w:uiPriority="0" w:semiHidden="0" w:name="Table Classic 3"/>
+    <w:lsdException w:unhideWhenUsed="0" w:uiPriority="0" w:semiHidden="0" w:name="Table Classic 4"/>
+    <w:lsdException w:unhideWhenUsed="0" w:uiPriority="0" w:semiHidden="0" w:name="Table Colorful 1"/>
+    <w:lsdException w:unhideWhenUsed="0" w:uiPriority="0" w:semiHidden="0" w:name="Table Colorful 2"/>
+    <w:lsdException w:unhideWhenUsed="0" w:uiPriority="0" w:semiHidden="0" w:name="Table Colorful 3"/>
+    <w:lsdException w:unhideWhenUsed="0" w:uiPriority="0" w:semiHidden="0" w:name="Table Columns 1"/>
+    <w:lsdException w:unhideWhenUsed="0" w:uiPriority="0" w:semiHidden="0" w:name="Table Columns 2"/>
+    <w:lsdException w:unhideWhenUsed="0" w:uiPriority="0" w:semiHidden="0" w:name="Table Columns 3"/>
+    <w:lsdException w:unhideWhenUsed="0" w:uiPriority="0" w:semiHidden="0" w:name="Table Columns 4"/>
+    <w:lsdException w:unhideWhenUsed="0" w:uiPriority="0" w:semiHidden="0" w:name="Table Columns 5"/>
+    <w:lsdException w:unhideWhenUsed="0" w:uiPriority="0" w:semiHidden="0" w:name="Table Grid 1"/>
+    <w:lsdException w:unhideWhenUsed="0" w:uiPriority="0" w:semiHidden="0" w:name="Table Grid 2"/>
+    <w:lsdException w:unhideWhenUsed="0" w:uiPriority="0" w:semiHidden="0" w:name="Table Grid 3"/>
+    <w:lsdException w:unhideWhenUsed="0" w:uiPriority="0" w:semiHidden="0" w:name="Table Grid 4"/>
+    <w:lsdException w:unhideWhenUsed="0" w:uiPriority="0" w:semiHidden="0" w:name="Table Grid 5"/>
+    <w:lsdException w:unhideWhenUsed="0" w:uiPriority="0" w:semiHidden="0" w:name="Table Grid 6"/>
+    <w:lsdException w:unhideWhenUsed="0" w:uiPriority="0" w:semiHidden="0" w:name="Table Grid 7"/>
+    <w:lsdException w:unhideWhenUsed="0" w:uiPriority="0" w:semiHidden="0" w:name="Table Grid 8"/>
+    <w:lsdException w:unhideWhenUsed="0" w:uiPriority="0" w:semiHidden="0" w:name="Table List 1"/>
+    <w:lsdException w:unhideWhenUsed="0" w:uiPriority="0" w:semiHidden="0" w:name="Table List 2"/>
+    <w:lsdException w:unhideWhenUsed="0" w:uiPriority="0" w:semiHidden="0" w:name="Table List 3"/>
+    <w:lsdException w:unhideWhenUsed="0" w:uiPriority="0" w:semiHidden="0" w:name="Table List 4"/>
+    <w:lsdException w:unhideWhenUsed="0" w:uiPriority="0" w:semiHidden="0" w:name="Table List 5"/>
+    <w:lsdException w:unhideWhenUsed="0" w:uiPriority="0" w:semiHidden="0" w:name="Table List 6"/>
+    <w:lsdException w:unhideWhenUsed="0" w:uiPriority="0" w:semiHidden="0" w:name="Table List 7"/>
+    <w:lsdException w:unhideWhenUsed="0" w:uiPriority="0" w:semiHidden="0" w:name="Table List 8"/>
+    <w:lsdException w:unhideWhenUsed="0" w:uiPriority="0" w:semiHidden="0" w:name="Table 3D effects 1"/>
+    <w:lsdException w:unhideWhenUsed="0" w:uiPriority="0" w:semiHidden="0" w:name="Table 3D effects 2"/>
+    <w:lsdException w:unhideWhenUsed="0" w:uiPriority="0" w:semiHidden="0" w:name="Table 3D effects 3"/>
+    <w:lsdException w:unhideWhenUsed="0" w:uiPriority="0" w:semiHidden="0" w:name="Table Contemporary"/>
+    <w:lsdException w:unhideWhenUsed="0" w:uiPriority="0" w:semiHidden="0" w:name="Table Elegant"/>
+    <w:lsdException w:unhideWhenUsed="0" w:uiPriority="0" w:semiHidden="0" w:name="Table Professional"/>
+    <w:lsdException w:unhideWhenUsed="0" w:uiPriority="0" w:semiHidden="0" w:name="Table Subtle 1"/>
+    <w:lsdException w:unhideWhenUsed="0" w:uiPriority="0" w:semiHidden="0" w:name="Table Subtle 2"/>
+    <w:lsdException w:unhideWhenUsed="0" w:uiPriority="0" w:semiHidden="0" w:name="Table Web 1"/>
+    <w:lsdException w:unhideWhenUsed="0" w:uiPriority="0" w:semiHidden="0" w:name="Table Web 2"/>
+    <w:lsdException w:unhideWhenUsed="0" w:uiPriority="0" w:semiHidden="0" w:name="Table Web 3"/>
+    <w:lsdException w:unhideWhenUsed="0" w:uiPriority="0" w:semiHidden="0" w:name="Balloon Text"/>
+    <w:lsdException w:unhideWhenUsed="0" w:uiPriority="0" w:semiHidden="0" w:name="Table Grid"/>
+    <w:lsdException w:unhideWhenUsed="0" w:uiPriority="0" w:semiHidden="0" w:name="Table Theme"/>
+  </w:latentStyles>
+  <w:style w:type="paragraph" w:default="1" w:styleId="1">
+    <w:name w:val="Normal"/>
+    <w:uiPriority w:val="0"/>
+    <w:rPr>
+      <w:sz w:val="24"/>
+      <w:szCs w:val="24"/>
+      <w:lang w:val="zh-CN"/>
+    </w:rPr>
+  </w:style>
+  <w:style w:type="paragraph" w:styleId="2">
     <w:name w:val="heading 1"/>
-    <w:basedOn w:val="Normal"/>
-    <w:next w:val="Normal"/>
+    <w:basedOn w:val="1"/>
+    <w:next w:val="1"/>
+    <w:qFormat/>
+    <w:uiPriority w:val="0"/>
     <w:pPr>
-      <w:keepNext w:val="1"/>
-      <w:widowControl w:val="1"/>
+      <w:keepNext/>
+      <w:widowControl/>
       <w:ind w:left="0" w:firstLine="0"/>
     </w:pPr>
     <w:rPr>
-      <w:rFonts w:ascii="Times New Roman" w:cs="Times New Roman" w:eastAsia="Times New Roman" w:hAnsi="Times New Roman"/>
-      <w:b w:val="1"/>
+      <w:rFonts w:ascii="Times New Roman" w:hAnsi="Times New Roman" w:eastAsia="Times New Roman" w:cs="Times New Roman"/>
+      <w:b/>
       <w:sz w:val="28"/>
       <w:szCs w:val="28"/>
       <w:vertAlign w:val="baseline"/>
     </w:rPr>
   </w:style>
-  <w:style w:type="paragraph" w:styleId="Heading2">
+  <w:style w:type="paragraph" w:styleId="3">
     <w:name w:val="heading 2"/>
-    <w:basedOn w:val="Normal"/>
-    <w:next w:val="Normal"/>
+    <w:basedOn w:val="1"/>
+    <w:next w:val="1"/>
+    <w:qFormat/>
+    <w:uiPriority w:val="0"/>
     <w:pPr>
-      <w:keepNext w:val="1"/>
-      <w:widowControl w:val="1"/>
+      <w:keepNext/>
+      <w:widowControl/>
       <w:ind w:left="0" w:firstLine="0"/>
       <w:jc w:val="center"/>
     </w:pPr>
     <w:rPr>
-      <w:rFonts w:ascii="Times New Roman" w:cs="Times New Roman" w:eastAsia="Times New Roman" w:hAnsi="Times New Roman"/>
+      <w:rFonts w:ascii="Times New Roman" w:hAnsi="Times New Roman" w:eastAsia="Times New Roman" w:cs="Times New Roman"/>
       <w:sz w:val="28"/>
       <w:szCs w:val="28"/>
       <w:vertAlign w:val="baseline"/>
     </w:rPr>
   </w:style>
-  <w:style w:type="paragraph" w:styleId="Heading3">
+  <w:style w:type="paragraph" w:styleId="4">
     <w:name w:val="heading 3"/>
-    <w:basedOn w:val="Normal"/>
-    <w:next w:val="Normal"/>
+    <w:basedOn w:val="1"/>
+    <w:next w:val="1"/>
+    <w:qFormat/>
+    <w:uiPriority w:val="0"/>
     <w:pPr>
-      <w:keepNext w:val="1"/>
-      <w:keepLines w:val="1"/>
+      <w:keepNext/>
+      <w:keepLines/>
       <w:pageBreakBefore w:val="0"/>
-      <w:spacing w:after="80" w:before="280" w:lineRule="auto"/>
+      <w:spacing w:before="280" w:after="80"/>
     </w:pPr>
     <w:rPr>
-      <w:b w:val="1"/>
+      <w:b/>
       <w:sz w:val="28"/>
       <w:szCs w:val="28"/>
     </w:rPr>
   </w:style>
-  <w:style w:type="paragraph" w:styleId="Heading4">
+  <w:style w:type="paragraph" w:styleId="5">
     <w:name w:val="heading 4"/>
-    <w:basedOn w:val="Normal"/>
-    <w:next w:val="Normal"/>
+    <w:basedOn w:val="1"/>
+    <w:next w:val="1"/>
+    <w:qFormat/>
+    <w:uiPriority w:val="0"/>
     <w:pPr>
-      <w:keepNext w:val="1"/>
-      <w:keepLines w:val="1"/>
+      <w:keepNext/>
+      <w:keepLines/>
       <w:pageBreakBefore w:val="0"/>
-      <w:spacing w:after="40" w:before="240" w:lineRule="auto"/>
+      <w:spacing w:before="240" w:after="40"/>
     </w:pPr>
     <w:rPr>
-      <w:b w:val="1"/>
+      <w:b/>
       <w:sz w:val="24"/>
       <w:szCs w:val="24"/>
     </w:rPr>
   </w:style>
-  <w:style w:type="paragraph" w:styleId="Heading5">
+  <w:style w:type="paragraph" w:styleId="6">
     <w:name w:val="heading 5"/>
-    <w:basedOn w:val="Normal"/>
-    <w:next w:val="Normal"/>
+    <w:basedOn w:val="1"/>
+    <w:next w:val="1"/>
+    <w:uiPriority w:val="0"/>
     <w:pPr>
-      <w:keepNext w:val="1"/>
-      <w:keepLines w:val="1"/>
+      <w:keepNext/>
+      <w:keepLines/>
       <w:pageBreakBefore w:val="0"/>
-      <w:spacing w:after="40" w:before="220" w:lineRule="auto"/>
+      <w:spacing w:before="220" w:after="40"/>
     </w:pPr>
     <w:rPr>
-      <w:b w:val="1"/>
+      <w:b/>
       <w:sz w:val="22"/>
       <w:szCs w:val="22"/>
     </w:rPr>
   </w:style>
-  <w:style w:type="paragraph" w:styleId="Heading6">
+  <w:style w:type="paragraph" w:styleId="7">
     <w:name w:val="heading 6"/>
-    <w:basedOn w:val="Normal"/>
-    <w:next w:val="Normal"/>
+    <w:basedOn w:val="1"/>
+    <w:next w:val="1"/>
+    <w:qFormat/>
+    <w:uiPriority w:val="0"/>
     <w:pPr>
-      <w:keepNext w:val="1"/>
-      <w:keepLines w:val="1"/>
+      <w:keepNext/>
+      <w:keepLines/>
       <w:pageBreakBefore w:val="0"/>
-      <w:spacing w:after="40" w:before="200" w:lineRule="auto"/>
+      <w:spacing w:before="200" w:after="40"/>
     </w:pPr>
     <w:rPr>
-      <w:b w:val="1"/>
+      <w:b/>
       <w:sz w:val="20"/>
       <w:szCs w:val="20"/>
     </w:rPr>
   </w:style>
-  <w:style w:type="paragraph" w:styleId="Title">
-    <w:name w:val="Title"/>
-    <w:basedOn w:val="Normal"/>
-    <w:next w:val="Normal"/>
-    <w:pPr>
-      <w:keepNext w:val="1"/>
-      <w:keepLines w:val="1"/>
-      <w:pageBreakBefore w:val="0"/>
-      <w:spacing w:after="120" w:before="480" w:lineRule="auto"/>
-    </w:pPr>
-    <w:rPr>
-      <w:b w:val="1"/>
-      <w:sz w:val="72"/>
-      <w:szCs w:val="72"/>
-    </w:rPr>
-  </w:style>
-  <w:style w:type="paragraph" w:styleId="Normal" w:default="1">
-    <w:name w:val="normal"/>
-  </w:style>
-  <w:style w:type="table" w:styleId="TableNormal" w:default="1">
-    <w:name w:val="TableNormal"/>
-  </w:style>
-  <w:style w:type="paragraph" w:styleId="Normal" w:default="1">
-    <w:name w:val="normal"/>
-  </w:style>
-  <w:style w:type="table" w:styleId="TableNormal" w:default="1">
-    <w:name w:val="TableNormal"/>
-  </w:style>
-  <w:style w:type="character" w:styleId="WW8Num1z0">
-    <w:name w:val="WW8Num1z0"/>
-    <w:next w:val="WW8Num1z0"/>
-    <w:autoRedefine w:val="0"/>
-    <w:hidden w:val="0"/>
-    <w:qFormat w:val="0"/>
-    <w:rPr>
-      <w:rFonts w:ascii="Symbol" w:cs="Symbol" w:hAnsi="Symbol" w:hint="default"/>
-      <w:w w:val="100"/>
-      <w:position w:val="-1"/>
-      <w:effect w:val="none"/>
-      <w:vertAlign w:val="baseline"/>
-      <w:cs w:val="0"/>
-      <w:em w:val="none"/>
-      <w:lang/>
-    </w:rPr>
-  </w:style>
-  <w:style w:type="character" w:styleId="DefaultParagraphFont">
+  <w:style w:type="character" w:default="1" w:styleId="8">
     <w:name w:val="Default Paragraph Font"/>
-    <w:next w:val="DefaultParagraphFont"/>
-    <w:autoRedefine w:val="0"/>
-    <w:hidden w:val="0"/>
-    <w:qFormat w:val="0"/>
+    <w:uiPriority w:val="0"/>
     <w:rPr>
       <w:w w:val="100"/>
       <w:position w:val="-1"/>
-      <w:effect w:val="none"/>
       <w:vertAlign w:val="baseline"/>
       <w:cs w:val="0"/>
-      <w:em w:val="none"/>
-      <w:lang/>
     </w:rPr>
   </w:style>
-  <w:style w:type="paragraph" w:styleId="Título">
-    <w:name w:val="Título"/>
-    <w:basedOn w:val="Normal"/>
-    <w:next w:val="BodyText"/>
-    <w:autoRedefine w:val="0"/>
-    <w:hidden w:val="0"/>
-    <w:qFormat w:val="0"/>
+  <w:style w:type="table" w:default="1" w:styleId="9">
+    <w:name w:val="Normal Table"/>
+    <w:semiHidden/>
+    <w:uiPriority w:val="0"/>
+    <w:tblPr>
+      <w:tblCellMar>
+        <w:top w:w="0" w:type="dxa"/>
+        <w:left w:w="108" w:type="dxa"/>
+        <w:bottom w:w="0" w:type="dxa"/>
+        <w:right w:w="108" w:type="dxa"/>
+      </w:tblCellMar>
+    </w:tblPr>
+  </w:style>
+  <w:style w:type="paragraph" w:styleId="10">
+    <w:name w:val="List"/>
+    <w:basedOn w:val="11"/>
+    <w:uiPriority w:val="0"/>
     <w:pPr>
-      <w:widowControl w:val="1"/>
+      <w:widowControl/>
       <w:suppressAutoHyphens w:val="0"/>
       <w:bidi w:val="0"/>
-      <w:spacing w:line="1" w:lineRule="atLeast"/>
-      <w:ind w:leftChars="-1" w:rightChars="0" w:firstLineChars="-1"/>
-      <w:jc w:val="center"/>
-      <w:textDirection w:val="btLr"/>
+      <w:spacing w:before="0" w:after="140" w:line="276" w:lineRule="auto"/>
+      <w:ind w:leftChars="-1" w:rightChars="0" w:hangingChars="1"/>
       <w:textAlignment w:val="top"/>
       <w:outlineLvl w:val="0"/>
     </w:pPr>
     <w:rPr>
-      <w:rFonts w:ascii="Times New Roman" w:cs="Times New Roman" w:eastAsia="Times New Roman" w:hAnsi="Times New Roman"/>
-      <w:b w:val="1"/>
+      <w:rFonts w:ascii="Times New Roman" w:hAnsi="Times New Roman" w:eastAsia="Times New Roman" w:cs="Noto Sans Devanagari"/>
+      <w:w w:val="100"/>
+      <w:position w:val="-1"/>
+      <w:sz w:val="24"/>
+      <w:szCs w:val="24"/>
+      <w:vertAlign w:val="baseline"/>
+      <w:cs w:val="0"/>
+      <w:lang w:val="pt-BR" w:eastAsia="zh-CN" w:bidi="ar-SA"/>
+    </w:rPr>
+  </w:style>
+  <w:style w:type="paragraph" w:styleId="11">
+    <w:name w:val="Body Text"/>
+    <w:basedOn w:val="1"/>
+    <w:uiPriority w:val="0"/>
+    <w:pPr>
+      <w:widowControl/>
+      <w:suppressAutoHyphens w:val="0"/>
+      <w:bidi w:val="0"/>
+      <w:spacing w:before="0" w:after="140" w:line="276" w:lineRule="auto"/>
+      <w:ind w:leftChars="-1" w:rightChars="0" w:hangingChars="1"/>
+      <w:textAlignment w:val="top"/>
+      <w:outlineLvl w:val="0"/>
+    </w:pPr>
+    <w:rPr>
+      <w:rFonts w:ascii="Times New Roman" w:hAnsi="Times New Roman" w:eastAsia="Times New Roman" w:cs="Times New Roman"/>
+      <w:w w:val="100"/>
+      <w:position w:val="-1"/>
+      <w:sz w:val="24"/>
+      <w:szCs w:val="24"/>
+      <w:vertAlign w:val="baseline"/>
+      <w:cs w:val="0"/>
+      <w:lang w:val="pt-BR" w:eastAsia="zh-CN" w:bidi="ar-SA"/>
+    </w:rPr>
+  </w:style>
+  <w:style w:type="paragraph" w:styleId="12">
+    <w:name w:val="Title"/>
+    <w:basedOn w:val="1"/>
+    <w:next w:val="1"/>
+    <w:qFormat/>
+    <w:uiPriority w:val="0"/>
+    <w:pPr>
+      <w:keepNext/>
+      <w:keepLines/>
+      <w:pageBreakBefore w:val="0"/>
+      <w:spacing w:before="480" w:after="120"/>
+    </w:pPr>
+    <w:rPr>
+      <w:b/>
+      <w:sz w:val="72"/>
+      <w:szCs w:val="72"/>
+    </w:rPr>
+  </w:style>
+  <w:style w:type="paragraph" w:styleId="13">
+    <w:name w:val="caption"/>
+    <w:basedOn w:val="1"/>
+    <w:uiPriority w:val="0"/>
+    <w:pPr>
+      <w:widowControl/>
+      <w:suppressLineNumbers/>
+      <w:suppressAutoHyphens w:val="0"/>
+      <w:bidi w:val="0"/>
+      <w:spacing w:before="120" w:after="120" w:line="1" w:lineRule="atLeast"/>
+      <w:ind w:leftChars="-1" w:rightChars="0" w:hangingChars="1"/>
+      <w:textAlignment w:val="top"/>
+      <w:outlineLvl w:val="0"/>
+    </w:pPr>
+    <w:rPr>
+      <w:rFonts w:ascii="Times New Roman" w:hAnsi="Times New Roman" w:eastAsia="Times New Roman" w:cs="Noto Sans Devanagari"/>
+      <w:i/>
+      <w:iCs/>
+      <w:w w:val="100"/>
+      <w:position w:val="-1"/>
+      <w:sz w:val="24"/>
+      <w:szCs w:val="24"/>
+      <w:vertAlign w:val="baseline"/>
+      <w:cs w:val="0"/>
+      <w:lang w:val="pt-BR" w:eastAsia="zh-CN" w:bidi="ar-SA"/>
+    </w:rPr>
+  </w:style>
+  <w:style w:type="paragraph" w:styleId="14">
+    <w:name w:val="Subtitle"/>
+    <w:basedOn w:val="1"/>
+    <w:next w:val="1"/>
+    <w:uiPriority w:val="0"/>
+    <w:pPr>
+      <w:keepNext/>
+      <w:keepLines/>
+      <w:pageBreakBefore w:val="0"/>
+      <w:spacing w:before="360" w:after="80"/>
+    </w:pPr>
+    <w:rPr>
+      <w:rFonts w:ascii="Georgia" w:hAnsi="Georgia" w:eastAsia="Georgia" w:cs="Georgia"/>
+      <w:i/>
+      <w:color w:val="666666"/>
+      <w:sz w:val="48"/>
+      <w:szCs w:val="48"/>
+    </w:rPr>
+  </w:style>
+  <w:style w:type="paragraph" w:styleId="15">
+    <w:name w:val="Body Text Indent"/>
+    <w:basedOn w:val="1"/>
+    <w:uiPriority w:val="0"/>
+    <w:pPr>
+      <w:widowControl/>
+      <w:suppressAutoHyphens w:val="0"/>
+      <w:bidi w:val="0"/>
+      <w:spacing w:line="1" w:lineRule="atLeast"/>
+      <w:ind w:left="284" w:leftChars="-1" w:right="0" w:rightChars="0" w:hangingChars="1" w:firstLine="0"/>
+      <w:textAlignment w:val="top"/>
+      <w:outlineLvl w:val="0"/>
+    </w:pPr>
+    <w:rPr>
+      <w:rFonts w:ascii="Times New Roman" w:hAnsi="Times New Roman" w:eastAsia="Times New Roman" w:cs="Times New Roman"/>
+      <w:w w:val="100"/>
+      <w:position w:val="-1"/>
+      <w:sz w:val="28"/>
+      <w:szCs w:val="20"/>
+      <w:vertAlign w:val="baseline"/>
+      <w:cs w:val="0"/>
+      <w:lang w:val="pt-BR" w:eastAsia="zh-CN" w:bidi="ar-SA"/>
+    </w:rPr>
+  </w:style>
+  <w:style w:type="table" w:customStyle="1" w:styleId="16">
+    <w:name w:val="TableNormal"/>
+    <w:qFormat/>
+    <w:uiPriority w:val="0"/>
+  </w:style>
+  <w:style w:type="character" w:customStyle="1" w:styleId="17">
+    <w:name w:val="WW8Num1z0"/>
+    <w:uiPriority w:val="0"/>
+    <w:rPr>
+      <w:rFonts w:hint="default" w:ascii="Symbol" w:hAnsi="Symbol" w:cs="Symbol"/>
+      <w:w w:val="100"/>
+      <w:position w:val="-1"/>
+      <w:vertAlign w:val="baseline"/>
+      <w:cs w:val="0"/>
+    </w:rPr>
+  </w:style>
+  <w:style w:type="paragraph" w:customStyle="1" w:styleId="18">
+    <w:name w:val="Título1"/>
+    <w:basedOn w:val="1"/>
+    <w:next w:val="11"/>
+    <w:uiPriority w:val="0"/>
+    <w:pPr>
+      <w:widowControl/>
+      <w:suppressAutoHyphens w:val="0"/>
+      <w:bidi w:val="0"/>
+      <w:spacing w:line="1" w:lineRule="atLeast"/>
+      <w:ind w:leftChars="-1" w:rightChars="0" w:hangingChars="1"/>
+      <w:jc w:val="center"/>
+      <w:textAlignment w:val="top"/>
+      <w:outlineLvl w:val="0"/>
+    </w:pPr>
+    <w:rPr>
+      <w:rFonts w:ascii="Times New Roman" w:hAnsi="Times New Roman" w:eastAsia="Times New Roman" w:cs="Times New Roman"/>
+      <w:b/>
       <w:w w:val="100"/>
       <w:position w:val="-1"/>
       <w:sz w:val="32"/>
       <w:szCs w:val="20"/>
-      <w:effect w:val="none"/>
       <w:vertAlign w:val="baseline"/>
       <w:cs w:val="0"/>
-      <w:em w:val="none"/>
-      <w:lang w:bidi="ar-SA" w:eastAsia="zh-CN" w:val="pt-BR"/>
+      <w:lang w:val="pt-BR" w:eastAsia="zh-CN" w:bidi="ar-SA"/>
     </w:rPr>
   </w:style>
-  <w:style w:type="paragraph" w:styleId="BodyText">
-    <w:name w:val="Body Text"/>
-    <w:basedOn w:val="Normal"/>
-    <w:next w:val="BodyText"/>
-    <w:autoRedefine w:val="0"/>
-    <w:hidden w:val="0"/>
-    <w:qFormat w:val="0"/>
+  <w:style w:type="paragraph" w:customStyle="1" w:styleId="19">
+    <w:name w:val="Índice"/>
+    <w:basedOn w:val="1"/>
+    <w:uiPriority w:val="0"/>
     <w:pPr>
-      <w:widowControl w:val="1"/>
+      <w:widowControl/>
+      <w:suppressLineNumbers/>
       <w:suppressAutoHyphens w:val="0"/>
       <w:bidi w:val="0"/>
-      <w:spacing w:after="140" w:before="0" w:line="276" w:lineRule="auto"/>
-      <w:ind w:leftChars="-1" w:rightChars="0" w:firstLineChars="-1"/>
-      <w:textDirection w:val="btLr"/>
+      <w:spacing w:line="1" w:lineRule="atLeast"/>
+      <w:ind w:leftChars="-1" w:rightChars="0" w:hangingChars="1"/>
       <w:textAlignment w:val="top"/>
       <w:outlineLvl w:val="0"/>
     </w:pPr>
     <w:rPr>
-      <w:rFonts w:ascii="Times New Roman" w:cs="Times New Roman" w:eastAsia="Times New Roman" w:hAnsi="Times New Roman"/>
+      <w:rFonts w:ascii="Times New Roman" w:hAnsi="Times New Roman" w:eastAsia="Times New Roman" w:cs="Noto Sans Devanagari"/>
       <w:w w:val="100"/>
       <w:position w:val="-1"/>
       <w:sz w:val="24"/>
       <w:szCs w:val="24"/>
-      <w:effect w:val="none"/>
       <w:vertAlign w:val="baseline"/>
       <w:cs w:val="0"/>
-      <w:em w:val="none"/>
-      <w:lang w:bidi="ar-SA" w:eastAsia="zh-CN" w:val="pt-BR"/>
+      <w:lang w:val="pt-BR" w:eastAsia="zh-CN" w:bidi="ar-SA"/>
     </w:rPr>
   </w:style>
-  <w:style w:type="paragraph" w:styleId="List">
-    <w:name w:val="List"/>
-    <w:basedOn w:val="BodyText"/>
-    <w:next w:val="List"/>
-    <w:autoRedefine w:val="0"/>
-    <w:hidden w:val="0"/>
-    <w:qFormat w:val="0"/>
+  <w:style w:type="paragraph" w:customStyle="1" w:styleId="20">
+    <w:name w:val="Caption1"/>
+    <w:basedOn w:val="1"/>
+    <w:uiPriority w:val="0"/>
     <w:pPr>
-      <w:widowControl w:val="1"/>
+      <w:widowControl/>
+      <w:suppressLineNumbers/>
       <w:suppressAutoHyphens w:val="0"/>
       <w:bidi w:val="0"/>
-      <w:spacing w:after="140" w:before="0" w:line="276" w:lineRule="auto"/>
-      <w:ind w:leftChars="-1" w:rightChars="0" w:firstLineChars="-1"/>
-      <w:textDirection w:val="btLr"/>
+      <w:spacing w:before="120" w:after="120" w:line="1" w:lineRule="atLeast"/>
+      <w:ind w:leftChars="-1" w:rightChars="0" w:hangingChars="1"/>
       <w:textAlignment w:val="top"/>
       <w:outlineLvl w:val="0"/>
     </w:pPr>
     <w:rPr>
-      <w:rFonts w:ascii="Times New Roman" w:cs="Noto Sans Devanagari" w:eastAsia="Times New Roman" w:hAnsi="Times New Roman"/>
+      <w:rFonts w:ascii="Times New Roman" w:hAnsi="Times New Roman" w:eastAsia="Times New Roman" w:cs="Noto Sans Devanagari"/>
+      <w:i/>
+      <w:iCs/>
       <w:w w:val="100"/>
       <w:position w:val="-1"/>
       <w:sz w:val="24"/>
       <w:szCs w:val="24"/>
-      <w:effect w:val="none"/>
       <w:vertAlign w:val="baseline"/>
       <w:cs w:val="0"/>
-      <w:em w:val="none"/>
-      <w:lang w:bidi="ar-SA" w:eastAsia="zh-CN" w:val="pt-BR"/>
+      <w:lang w:val="pt-BR" w:eastAsia="zh-CN" w:bidi="ar-SA"/>
     </w:rPr>
   </w:style>
-  <w:style w:type="paragraph" w:styleId="Caption">
-    <w:name w:val="Caption"/>
-    <w:basedOn w:val="Normal"/>
-    <w:next w:val="Caption"/>
-    <w:autoRedefine w:val="0"/>
-    <w:hidden w:val="0"/>
-    <w:qFormat w:val="0"/>
+  <w:style w:type="paragraph" w:customStyle="1" w:styleId="21">
+    <w:name w:val="Conteúdo da tabela"/>
+    <w:basedOn w:val="1"/>
+    <w:uiPriority w:val="0"/>
     <w:pPr>
-      <w:widowControl w:val="1"/>
-      <w:suppressLineNumbers w:val="1"/>
+      <w:widowControl w:val="0"/>
+      <w:suppressLineNumbers/>
       <w:suppressAutoHyphens w:val="0"/>
       <w:bidi w:val="0"/>
-      <w:spacing w:after="120" w:before="120" w:line="1" w:lineRule="atLeast"/>
-      <w:ind w:leftChars="-1" w:rightChars="0" w:firstLineChars="-1"/>
-      <w:textDirection w:val="btLr"/>
+      <w:spacing w:line="1" w:lineRule="atLeast"/>
+      <w:ind w:leftChars="-1" w:rightChars="0" w:hangingChars="1"/>
       <w:textAlignment w:val="top"/>
       <w:outlineLvl w:val="0"/>
     </w:pPr>
     <w:rPr>
-      <w:rFonts w:ascii="Times New Roman" w:cs="Noto Sans Devanagari" w:eastAsia="Times New Roman" w:hAnsi="Times New Roman"/>
-      <w:i w:val="1"/>
-      <w:iCs w:val="1"/>
+      <w:rFonts w:ascii="Times New Roman" w:hAnsi="Times New Roman" w:eastAsia="Times New Roman" w:cs="Times New Roman"/>
       <w:w w:val="100"/>
       <w:position w:val="-1"/>
       <w:sz w:val="24"/>
       <w:szCs w:val="24"/>
-      <w:effect w:val="none"/>
       <w:vertAlign w:val="baseline"/>
       <w:cs w:val="0"/>
-      <w:em w:val="none"/>
-      <w:lang w:bidi="ar-SA" w:eastAsia="zh-CN" w:val="pt-BR"/>
+      <w:lang w:val="pt-BR" w:eastAsia="zh-CN" w:bidi="ar-SA"/>
     </w:rPr>
   </w:style>
-  <w:style w:type="paragraph" w:styleId="Índice">
-    <w:name w:val="Índice"/>
-    <w:basedOn w:val="Normal"/>
-    <w:next w:val="Índice"/>
-    <w:autoRedefine w:val="0"/>
-    <w:hidden w:val="0"/>
-    <w:qFormat w:val="0"/>
+  <w:style w:type="paragraph" w:customStyle="1" w:styleId="22">
+    <w:name w:val="Título de tabela"/>
+    <w:basedOn w:val="21"/>
+    <w:uiPriority w:val="0"/>
     <w:pPr>
-      <w:widowControl w:val="1"/>
-      <w:suppressLineNumbers w:val="1"/>
+      <w:widowControl w:val="0"/>
+      <w:suppressLineNumbers/>
       <w:suppressAutoHyphens w:val="0"/>
       <w:bidi w:val="0"/>
       <w:spacing w:line="1" w:lineRule="atLeast"/>
-      <w:ind w:leftChars="-1" w:rightChars="0" w:firstLineChars="-1"/>
-      <w:textDirection w:val="btLr"/>
+      <w:ind w:leftChars="-1" w:rightChars="0" w:hangingChars="1"/>
+      <w:jc w:val="center"/>
       <w:textAlignment w:val="top"/>
       <w:outlineLvl w:val="0"/>
     </w:pPr>
     <w:rPr>
-      <w:rFonts w:ascii="Times New Roman" w:cs="Noto Sans Devanagari" w:eastAsia="Times New Roman" w:hAnsi="Times New Roman"/>
+      <w:rFonts w:ascii="Times New Roman" w:hAnsi="Times New Roman" w:eastAsia="Times New Roman" w:cs="Times New Roman"/>
+      <w:b/>
+      <w:bCs/>
       <w:w w:val="100"/>
       <w:position w:val="-1"/>
       <w:sz w:val="24"/>
       <w:szCs w:val="24"/>
-      <w:effect w:val="none"/>
       <w:vertAlign w:val="baseline"/>
       <w:cs w:val="0"/>
-      <w:em w:val="none"/>
-      <w:lang w:bidi="ar-SA" w:eastAsia="zh-CN" w:val="pt-BR"/>
+      <w:lang w:val="pt-BR" w:eastAsia="zh-CN" w:bidi="ar-SA"/>
     </w:rPr>
   </w:style>
-  <w:style w:type="paragraph" w:styleId="Caption1">
-    <w:name w:val="Caption1"/>
-    <w:basedOn w:val="Normal"/>
-    <w:next w:val="Caption1"/>
-    <w:autoRedefine w:val="0"/>
-    <w:hidden w:val="0"/>
-    <w:qFormat w:val="0"/>
-    <w:pPr>
-      <w:widowControl w:val="1"/>
-      <w:suppressLineNumbers w:val="1"/>
-      <w:suppressAutoHyphens w:val="0"/>
-      <w:bidi w:val="0"/>
-      <w:spacing w:after="120" w:before="120" w:line="1" w:lineRule="atLeast"/>
-      <w:ind w:leftChars="-1" w:rightChars="0" w:firstLineChars="-1"/>
-      <w:textDirection w:val="btLr"/>
-      <w:textAlignment w:val="top"/>
-      <w:outlineLvl w:val="0"/>
-    </w:pPr>
-    <w:rPr>
-      <w:rFonts w:ascii="Times New Roman" w:cs="Noto Sans Devanagari" w:eastAsia="Times New Roman" w:hAnsi="Times New Roman"/>
-      <w:i w:val="1"/>
-      <w:iCs w:val="1"/>
-      <w:w w:val="100"/>
-      <w:position w:val="-1"/>
-      <w:sz w:val="24"/>
-      <w:szCs w:val="24"/>
-      <w:effect w:val="none"/>
-      <w:vertAlign w:val="baseline"/>
-      <w:cs w:val="0"/>
-      <w:em w:val="none"/>
-      <w:lang w:bidi="ar-SA" w:eastAsia="zh-CN" w:val="pt-BR"/>
-    </w:rPr>
-  </w:style>
-  <w:style w:type="paragraph" w:styleId="BodyTextIndent">
-    <w:name w:val="Body Text Indent"/>
-    <w:basedOn w:val="Normal"/>
-    <w:next w:val="BodyTextIndent"/>
-    <w:autoRedefine w:val="0"/>
-    <w:hidden w:val="0"/>
-    <w:qFormat w:val="0"/>
-    <w:pPr>
-      <w:widowControl w:val="1"/>
-      <w:suppressAutoHyphens w:val="0"/>
-      <w:bidi w:val="0"/>
-      <w:spacing w:line="1" w:lineRule="atLeast"/>
-      <w:ind w:left="284" w:right="0" w:leftChars="-1" w:rightChars="0" w:firstLine="0" w:firstLineChars="-1"/>
-      <w:textDirection w:val="btLr"/>
-      <w:textAlignment w:val="top"/>
-      <w:outlineLvl w:val="0"/>
-    </w:pPr>
-    <w:rPr>
-      <w:rFonts w:ascii="Times New Roman" w:cs="Times New Roman" w:eastAsia="Times New Roman" w:hAnsi="Times New Roman"/>
-      <w:w w:val="100"/>
-      <w:position w:val="-1"/>
-      <w:sz w:val="28"/>
-      <w:szCs w:val="20"/>
-      <w:effect w:val="none"/>
-      <w:vertAlign w:val="baseline"/>
-      <w:cs w:val="0"/>
-      <w:em w:val="none"/>
-      <w:lang w:bidi="ar-SA" w:eastAsia="zh-CN" w:val="pt-BR"/>
-    </w:rPr>
-  </w:style>
-  <w:style w:type="paragraph" w:styleId="Conteúdodatabela">
-    <w:name w:val="Conteúdo da tabela"/>
-    <w:basedOn w:val="Normal"/>
-    <w:next w:val="Conteúdodatabela"/>
-    <w:autoRedefine w:val="0"/>
-    <w:hidden w:val="0"/>
-    <w:qFormat w:val="0"/>
-    <w:pPr>
-      <w:widowControl w:val="0"/>
-      <w:suppressLineNumbers w:val="1"/>
-      <w:suppressAutoHyphens w:val="0"/>
-      <w:bidi w:val="0"/>
-      <w:spacing w:line="1" w:lineRule="atLeast"/>
-      <w:ind w:leftChars="-1" w:rightChars="0" w:firstLineChars="-1"/>
-      <w:textDirection w:val="btLr"/>
-      <w:textAlignment w:val="top"/>
-      <w:outlineLvl w:val="0"/>
-    </w:pPr>
-    <w:rPr>
-      <w:rFonts w:ascii="Times New Roman" w:cs="Times New Roman" w:eastAsia="Times New Roman" w:hAnsi="Times New Roman"/>
-      <w:w w:val="100"/>
-      <w:position w:val="-1"/>
-      <w:sz w:val="24"/>
-      <w:szCs w:val="24"/>
-      <w:effect w:val="none"/>
-      <w:vertAlign w:val="baseline"/>
-      <w:cs w:val="0"/>
-      <w:em w:val="none"/>
-      <w:lang w:bidi="ar-SA" w:eastAsia="zh-CN" w:val="pt-BR"/>
-    </w:rPr>
-  </w:style>
-  <w:style w:type="paragraph" w:styleId="Títulodetabela">
-    <w:name w:val="Título de tabela"/>
-    <w:basedOn w:val="Conteúdodatabela"/>
-    <w:next w:val="Títulodetabela"/>
-    <w:autoRedefine w:val="0"/>
-    <w:hidden w:val="0"/>
-    <w:qFormat w:val="0"/>
-    <w:pPr>
-      <w:widowControl w:val="0"/>
-      <w:suppressLineNumbers w:val="1"/>
-      <w:suppressAutoHyphens w:val="0"/>
-      <w:bidi w:val="0"/>
-      <w:spacing w:line="1" w:lineRule="atLeast"/>
-      <w:ind w:leftChars="-1" w:rightChars="0" w:firstLineChars="-1"/>
-      <w:jc w:val="center"/>
-      <w:textDirection w:val="btLr"/>
-      <w:textAlignment w:val="top"/>
-      <w:outlineLvl w:val="0"/>
-    </w:pPr>
-    <w:rPr>
-      <w:rFonts w:ascii="Times New Roman" w:cs="Times New Roman" w:eastAsia="Times New Roman" w:hAnsi="Times New Roman"/>
-      <w:b w:val="1"/>
-      <w:bCs w:val="1"/>
-      <w:w w:val="100"/>
-      <w:position w:val="-1"/>
-      <w:sz w:val="24"/>
-      <w:szCs w:val="24"/>
-      <w:effect w:val="none"/>
-      <w:vertAlign w:val="baseline"/>
-      <w:cs w:val="0"/>
-      <w:em w:val="none"/>
-      <w:lang w:bidi="ar-SA" w:eastAsia="zh-CN" w:val="pt-BR"/>
-    </w:rPr>
-  </w:style>
-  <w:style w:type="table" w:styleId="Table1">
-    <w:basedOn w:val="TableNormal"/>
+  <w:style w:type="table" w:customStyle="1" w:styleId="23">
+    <w:name w:val="_Style 24"/>
+    <w:basedOn w:val="16"/>
+    <w:qFormat/>
+    <w:uiPriority w:val="0"/>
     <w:tblPr>
-      <w:tblStyleRowBandSize w:val="1"/>
-      <w:tblStyleColBandSize w:val="1"/>
       <w:tblCellMar>
-        <w:top w:w="0.0" w:type="dxa"/>
-        <w:left w:w="70.0" w:type="dxa"/>
-        <w:bottom w:w="0.0" w:type="dxa"/>
-        <w:right w:w="70.0" w:type="dxa"/>
+        <w:top w:w="0" w:type="dxa"/>
+        <w:left w:w="70" w:type="dxa"/>
+        <w:bottom w:w="0" w:type="dxa"/>
+        <w:right w:w="70" w:type="dxa"/>
       </w:tblCellMar>
     </w:tblPr>
   </w:style>
-  <w:style w:type="table" w:styleId="Table2">
-    <w:basedOn w:val="TableNormal"/>
+  <w:style w:type="table" w:customStyle="1" w:styleId="24">
+    <w:name w:val="_Style 25"/>
+    <w:basedOn w:val="16"/>
+    <w:uiPriority w:val="0"/>
     <w:tblPr>
-      <w:tblStyleRowBandSize w:val="1"/>
-      <w:tblStyleColBandSize w:val="1"/>
       <w:tblCellMar>
-        <w:top w:w="0.0" w:type="dxa"/>
-        <w:left w:w="70.0" w:type="dxa"/>
-        <w:bottom w:w="0.0" w:type="dxa"/>
-        <w:right w:w="70.0" w:type="dxa"/>
+        <w:top w:w="0" w:type="dxa"/>
+        <w:left w:w="70" w:type="dxa"/>
+        <w:bottom w:w="0" w:type="dxa"/>
+        <w:right w:w="70" w:type="dxa"/>
       </w:tblCellMar>
     </w:tblPr>
   </w:style>
-  <w:style w:type="table" w:styleId="Table3">
-    <w:basedOn w:val="TableNormal"/>
+  <w:style w:type="table" w:customStyle="1" w:styleId="25">
+    <w:name w:val="_Style 26"/>
+    <w:basedOn w:val="16"/>
+    <w:uiPriority w:val="0"/>
     <w:tblPr>
-      <w:tblStyleRowBandSize w:val="1"/>
-      <w:tblStyleColBandSize w:val="1"/>
       <w:tblCellMar>
-        <w:top w:w="0.0" w:type="dxa"/>
-        <w:left w:w="70.0" w:type="dxa"/>
-        <w:bottom w:w="0.0" w:type="dxa"/>
-        <w:right w:w="70.0" w:type="dxa"/>
+        <w:top w:w="0" w:type="dxa"/>
+        <w:left w:w="70" w:type="dxa"/>
+        <w:bottom w:w="0" w:type="dxa"/>
+        <w:right w:w="70" w:type="dxa"/>
       </w:tblCellMar>
     </w:tblPr>
   </w:style>
-  <w:style w:type="table" w:styleId="Table4">
-    <w:basedOn w:val="TableNormal"/>
+  <w:style w:type="table" w:customStyle="1" w:styleId="26">
+    <w:name w:val="_Style 27"/>
+    <w:basedOn w:val="16"/>
+    <w:uiPriority w:val="0"/>
     <w:tblPr>
-      <w:tblStyleRowBandSize w:val="1"/>
-      <w:tblStyleColBandSize w:val="1"/>
       <w:tblCellMar>
-        <w:top w:w="0.0" w:type="dxa"/>
-        <w:left w:w="70.0" w:type="dxa"/>
-        <w:bottom w:w="0.0" w:type="dxa"/>
-        <w:right w:w="70.0" w:type="dxa"/>
+        <w:top w:w="0" w:type="dxa"/>
+        <w:left w:w="70" w:type="dxa"/>
+        <w:bottom w:w="0" w:type="dxa"/>
+        <w:right w:w="70" w:type="dxa"/>
       </w:tblCellMar>
     </w:tblPr>
   </w:style>
-  <w:style w:type="table" w:styleId="Table5">
-    <w:basedOn w:val="TableNormal"/>
+  <w:style w:type="table" w:customStyle="1" w:styleId="27">
+    <w:name w:val="_Style 28"/>
+    <w:basedOn w:val="16"/>
+    <w:uiPriority w:val="0"/>
     <w:tblPr>
-      <w:tblStyleRowBandSize w:val="1"/>
-      <w:tblStyleColBandSize w:val="1"/>
       <w:tblCellMar>
-        <w:top w:w="0.0" w:type="dxa"/>
-        <w:left w:w="70.0" w:type="dxa"/>
-        <w:bottom w:w="0.0" w:type="dxa"/>
-        <w:right w:w="70.0" w:type="dxa"/>
+        <w:top w:w="0" w:type="dxa"/>
+        <w:left w:w="70" w:type="dxa"/>
+        <w:bottom w:w="0" w:type="dxa"/>
+        <w:right w:w="70" w:type="dxa"/>
       </w:tblCellMar>
     </w:tblPr>
   </w:style>
-  <w:style w:type="table" w:styleId="Table6">
-    <w:basedOn w:val="TableNormal"/>
+  <w:style w:type="table" w:customStyle="1" w:styleId="28">
+    <w:name w:val="_Style 29"/>
+    <w:basedOn w:val="16"/>
+    <w:uiPriority w:val="0"/>
     <w:tblPr>
-      <w:tblStyleRowBandSize w:val="1"/>
-      <w:tblStyleColBandSize w:val="1"/>
       <w:tblCellMar>
-        <w:top w:w="0.0" w:type="dxa"/>
-        <w:left w:w="108.0" w:type="dxa"/>
-        <w:bottom w:w="0.0" w:type="dxa"/>
-        <w:right w:w="108.0" w:type="dxa"/>
+        <w:top w:w="0" w:type="dxa"/>
+        <w:left w:w="108" w:type="dxa"/>
+        <w:bottom w:w="0" w:type="dxa"/>
+        <w:right w:w="108" w:type="dxa"/>
       </w:tblCellMar>
     </w:tblPr>
   </w:style>
-  <w:style w:type="table" w:styleId="Table1">
-    <w:basedOn w:val="TableNormal"/>
+  <w:style w:type="table" w:customStyle="1" w:styleId="29">
+    <w:name w:val="_Style 30"/>
+    <w:uiPriority w:val="0"/>
     <w:tblPr>
-      <w:tblStyleRowBandSize w:val="1"/>
-      <w:tblStyleColBandSize w:val="1"/>
       <w:tblCellMar>
-        <w:top w:w="0.0" w:type="dxa"/>
-        <w:left w:w="70.0" w:type="dxa"/>
-        <w:bottom w:w="0.0" w:type="dxa"/>
-        <w:right w:w="70.0" w:type="dxa"/>
+        <w:top w:w="0" w:type="dxa"/>
+        <w:left w:w="70" w:type="dxa"/>
+        <w:bottom w:w="0" w:type="dxa"/>
+        <w:right w:w="70" w:type="dxa"/>
       </w:tblCellMar>
     </w:tblPr>
   </w:style>
-  <w:style w:type="table" w:styleId="Table2">
-    <w:basedOn w:val="TableNormal"/>
+  <w:style w:type="table" w:customStyle="1" w:styleId="30">
+    <w:name w:val="_Style 31"/>
+    <w:uiPriority w:val="0"/>
     <w:tblPr>
-      <w:tblStyleRowBandSize w:val="1"/>
-      <w:tblStyleColBandSize w:val="1"/>
       <w:tblCellMar>
-        <w:top w:w="0.0" w:type="dxa"/>
-        <w:left w:w="70.0" w:type="dxa"/>
-        <w:bottom w:w="0.0" w:type="dxa"/>
-        <w:right w:w="70.0" w:type="dxa"/>
+        <w:top w:w="0" w:type="dxa"/>
+        <w:left w:w="70" w:type="dxa"/>
+        <w:bottom w:w="0" w:type="dxa"/>
+        <w:right w:w="70" w:type="dxa"/>
       </w:tblCellMar>
     </w:tblPr>
   </w:style>
-  <w:style w:type="table" w:styleId="Table3">
-    <w:basedOn w:val="TableNormal"/>
+  <w:style w:type="table" w:customStyle="1" w:styleId="31">
+    <w:name w:val="_Style 32"/>
+    <w:uiPriority w:val="0"/>
     <w:tblPr>
-      <w:tblStyleRowBandSize w:val="1"/>
-      <w:tblStyleColBandSize w:val="1"/>
       <w:tblCellMar>
-        <w:top w:w="0.0" w:type="dxa"/>
-        <w:left w:w="70.0" w:type="dxa"/>
-        <w:bottom w:w="0.0" w:type="dxa"/>
-        <w:right w:w="70.0" w:type="dxa"/>
+        <w:top w:w="0" w:type="dxa"/>
+        <w:left w:w="70" w:type="dxa"/>
+        <w:bottom w:w="0" w:type="dxa"/>
+        <w:right w:w="70" w:type="dxa"/>
       </w:tblCellMar>
     </w:tblPr>
   </w:style>
-  <w:style w:type="table" w:styleId="Table4">
-    <w:basedOn w:val="TableNormal"/>
+  <w:style w:type="table" w:customStyle="1" w:styleId="32">
+    <w:name w:val="_Style 33"/>
+    <w:uiPriority w:val="0"/>
     <w:tblPr>
-      <w:tblStyleRowBandSize w:val="1"/>
-      <w:tblStyleColBandSize w:val="1"/>
       <w:tblCellMar>
-        <w:top w:w="0.0" w:type="dxa"/>
-        <w:left w:w="108.0" w:type="dxa"/>
-        <w:bottom w:w="0.0" w:type="dxa"/>
-        <w:right w:w="108.0" w:type="dxa"/>
+        <w:top w:w="0" w:type="dxa"/>
+        <w:left w:w="108" w:type="dxa"/>
+        <w:bottom w:w="0" w:type="dxa"/>
+        <w:right w:w="108" w:type="dxa"/>
       </w:tblCellMar>
     </w:tblPr>
   </w:style>
-  <w:style w:type="paragraph" w:styleId="Subtitle">
-    <w:name w:val="Subtitle"/>
-    <w:basedOn w:val="Normal"/>
-    <w:next w:val="Normal"/>
-    <w:pPr>
-      <w:keepNext w:val="1"/>
-      <w:keepLines w:val="1"/>
-      <w:pageBreakBefore w:val="0"/>
-      <w:spacing w:after="80" w:before="360" w:lineRule="auto"/>
-    </w:pPr>
-    <w:rPr>
-      <w:rFonts w:ascii="Georgia" w:cs="Georgia" w:eastAsia="Georgia" w:hAnsi="Georgia"/>
-      <w:i w:val="1"/>
-      <w:color w:val="666666"/>
-      <w:sz w:val="48"/>
-      <w:szCs w:val="48"/>
-    </w:rPr>
-  </w:style>
-  <w:style w:type="table" w:styleId="Table1">
-    <w:basedOn w:val="TableNormal"/>
+  <w:style w:type="table" w:customStyle="1" w:styleId="33">
+    <w:name w:val="_Style 35"/>
+    <w:uiPriority w:val="0"/>
     <w:tblPr>
-      <w:tblStyleRowBandSize w:val="1"/>
-      <w:tblStyleColBandSize w:val="1"/>
       <w:tblCellMar>
-        <w:top w:w="0.0" w:type="dxa"/>
-        <w:left w:w="70.0" w:type="dxa"/>
-        <w:bottom w:w="0.0" w:type="dxa"/>
-        <w:right w:w="70.0" w:type="dxa"/>
+        <w:top w:w="0" w:type="dxa"/>
+        <w:left w:w="70" w:type="dxa"/>
+        <w:bottom w:w="0" w:type="dxa"/>
+        <w:right w:w="70" w:type="dxa"/>
       </w:tblCellMar>
     </w:tblPr>
   </w:style>
-  <w:style w:type="table" w:styleId="Table2">
-    <w:basedOn w:val="TableNormal"/>
+  <w:style w:type="table" w:customStyle="1" w:styleId="34">
+    <w:name w:val="_Style 36"/>
+    <w:uiPriority w:val="0"/>
     <w:tblPr>
-      <w:tblStyleRowBandSize w:val="1"/>
-      <w:tblStyleColBandSize w:val="1"/>
       <w:tblCellMar>
-        <w:top w:w="0.0" w:type="dxa"/>
-        <w:left w:w="108.0" w:type="dxa"/>
-        <w:bottom w:w="0.0" w:type="dxa"/>
-        <w:right w:w="108.0" w:type="dxa"/>
+        <w:top w:w="0" w:type="dxa"/>
+        <w:left w:w="108" w:type="dxa"/>
+        <w:bottom w:w="0" w:type="dxa"/>
+        <w:right w:w="108" w:type="dxa"/>
       </w:tblCellMar>
     </w:tblPr>
   </w:style>
@@ -2658,21 +2832,17 @@
       </a:style>
     </a:lnDef>
   </a:objectDefaults>
-  <a:extraClrSchemeLst/>
 </a:theme>
 </file>
 
-<file path=customXML/item1.xml><?xml version="1.0" encoding="utf-8"?>
+<file path=customXml/item1.xml><?xml version="1.0" encoding="utf-8"?>
 <go:gDocsCustomXmlDataStorage xmlns:go="http://customooxmlschemas.google.com/" xmlns:r="http://schemas.openxmlformats.org/officeDocument/2006/relationships" uri="GoogleDocsCustomDataVersion2">
   <go:docsCustomData xmlns:go="http://customooxmlschemas.google.com/" roundtripDataSignature="AMtx7miF15PPTwHOmaS7vi1fWIvDw802Hw==">CgMxLjA4AHIhMTRsVGJOcl92eGlaSmh3aTF2NldKNl9PX05Fal9OTGE0</go:docsCustomData>
 </go:gDocsCustomXmlDataStorage>
 </file>
 
-<file path=customXML/itemProps1.xml><?xml version="1.0" encoding="utf-8"?>
+<file path=customXml/itemProps1.xml><?xml version="1.0" encoding="utf-8"?>
 <ds:datastoreItem xmlns:ds="http://schemas.openxmlformats.org/officeDocument/2006/customXml" ds:itemID="{11111111-1234-1234-1234-123412341234}">
-  <ds:schemaRefs>
-    <ds:schemaRef ds:uri="http://schemas.openxmlformats.org/officeDocument/2006/relationships"/>
-    <ds:schemaRef ds:uri="http://customooxmlschemas.google.com/"/>
-  </ds:schemaRefs>
+  <ds:schemaRefs/>
 </ds:datastoreItem>
 </file>
--- a/Requisitos/CSU20 - Gerenciar Consumo Calórico.docx
+++ b/Requisitos/CSU20 - Gerenciar Consumo Calórico.docx
@@ -1,6 +1,6 @@
 
 <file path=word/document.xml><?xml version="1.0" encoding="utf-8"?>
-<w:document xmlns:wpc="http://schemas.microsoft.com/office/word/2010/wordprocessingCanvas" xmlns:mc="http://schemas.openxmlformats.org/markup-compatibility/2006" xmlns:o="urn:schemas-microsoft-com:office:office" xmlns:r="http://schemas.openxmlformats.org/officeDocument/2006/relationships" xmlns:m="http://schemas.openxmlformats.org/officeDocument/2006/math" xmlns:v="urn:schemas-microsoft-com:vml" xmlns:wp14="http://schemas.microsoft.com/office/word/2010/wordprocessingDrawing" xmlns:wp="http://schemas.openxmlformats.org/drawingml/2006/wordprocessingDrawing" xmlns:w="http://schemas.openxmlformats.org/wordprocessingml/2006/main" xmlns:w14="http://schemas.microsoft.com/office/word/2010/wordml" xmlns:w10="urn:schemas-microsoft-com:office:word" xmlns:w15="http://schemas.microsoft.com/office/word/2012/wordml" xmlns:wpg="http://schemas.microsoft.com/office/word/2010/wordprocessingGroup" xmlns:wpi="http://schemas.microsoft.com/office/word/2010/wordprocessingInk" xmlns:wne="http://schemas.microsoft.com/office/word/2006/wordml" xmlns:wps="http://schemas.microsoft.com/office/word/2010/wordprocessingShape" xmlns:wpsCustomData="http://www.wps.cn/officeDocument/2013/wpsCustomData" mc:Ignorable="w14 w15 wp14">
+<w:document xmlns:wpc="http://schemas.microsoft.com/office/word/2010/wordprocessingCanvas" xmlns:cx="http://schemas.microsoft.com/office/drawing/2014/chartex" xmlns:cx1="http://schemas.microsoft.com/office/drawing/2015/9/8/chartex" xmlns:cx2="http://schemas.microsoft.com/office/drawing/2015/10/21/chartex" xmlns:cx3="http://schemas.microsoft.com/office/drawing/2016/5/9/chartex" xmlns:cx4="http://schemas.microsoft.com/office/drawing/2016/5/10/chartex" xmlns:cx5="http://schemas.microsoft.com/office/drawing/2016/5/11/chartex" xmlns:cx6="http://schemas.microsoft.com/office/drawing/2016/5/12/chartex" xmlns:cx7="http://schemas.microsoft.com/office/drawing/2016/5/13/chartex" xmlns:cx8="http://schemas.microsoft.com/office/drawing/2016/5/14/chartex" xmlns:mc="http://schemas.openxmlformats.org/markup-compatibility/2006" xmlns:aink="http://schemas.microsoft.com/office/drawing/2016/ink" xmlns:am3d="http://schemas.microsoft.com/office/drawing/2017/model3d" xmlns:o="urn:schemas-microsoft-com:office:office" xmlns:r="http://schemas.openxmlformats.org/officeDocument/2006/relationships" xmlns:m="http://schemas.openxmlformats.org/officeDocument/2006/math" xmlns:v="urn:schemas-microsoft-com:vml" xmlns:wp14="http://schemas.microsoft.com/office/word/2010/wordprocessingDrawing" xmlns:wp="http://schemas.openxmlformats.org/drawingml/2006/wordprocessingDrawing" xmlns:w10="urn:schemas-microsoft-com:office:word" xmlns:w="http://schemas.openxmlformats.org/wordprocessingml/2006/main" xmlns:w14="http://schemas.microsoft.com/office/word/2010/wordml" xmlns:w15="http://schemas.microsoft.com/office/word/2012/wordml" xmlns:w16cex="http://schemas.microsoft.com/office/word/2018/wordml/cex" xmlns:w16cid="http://schemas.microsoft.com/office/word/2016/wordml/cid" xmlns:w16="http://schemas.microsoft.com/office/word/2018/wordml" xmlns:w16se="http://schemas.microsoft.com/office/word/2015/wordml/symex" xmlns:wpg="http://schemas.microsoft.com/office/word/2010/wordprocessingGroup" xmlns:wpi="http://schemas.microsoft.com/office/word/2010/wordprocessingInk" xmlns:wne="http://schemas.microsoft.com/office/word/2006/wordml" xmlns:wps="http://schemas.microsoft.com/office/word/2010/wordprocessingShape" mc:Ignorable="w14 w15 w16se w16cid w16 w16cex wp14">
   <w:body>
     <w:p>
       <w:pPr>
@@ -9,7 +9,6 @@
           <w:b/>
           <w:sz w:val="28"/>
           <w:szCs w:val="28"/>
-          <w:vertAlign w:val="baseline"/>
         </w:rPr>
       </w:pPr>
       <w:r>
@@ -18,8 +17,6 @@
           <w:color w:val="FF0000"/>
           <w:sz w:val="36"/>
           <w:szCs w:val="36"/>
-          <w:vertAlign w:val="baseline"/>
-          <w:rtl w:val="0"/>
         </w:rPr>
         <w:t>CSU</w:t>
       </w:r>
@@ -29,7 +26,6 @@
           <w:color w:val="FF0000"/>
           <w:sz w:val="36"/>
           <w:szCs w:val="36"/>
-          <w:rtl w:val="0"/>
         </w:rPr>
         <w:t>20</w:t>
       </w:r>
@@ -39,8 +35,6 @@
           <w:color w:val="FF0000"/>
           <w:sz w:val="36"/>
           <w:szCs w:val="36"/>
-          <w:vertAlign w:val="baseline"/>
-          <w:rtl w:val="0"/>
         </w:rPr>
         <w:t xml:space="preserve">: </w:t>
       </w:r>
@@ -49,9 +43,19 @@
           <w:b/>
           <w:sz w:val="36"/>
           <w:szCs w:val="36"/>
-          <w:rtl w:val="0"/>
+          <w:lang w:val="pt-BR"/>
         </w:rPr>
-        <w:t>Consultar Consumo Calórico</w:t>
+        <w:t>Gerenciar</w:t>
+      </w:r>
+      <w:bookmarkStart w:id="0" w:name="_GoBack"/>
+      <w:bookmarkEnd w:id="0"/>
+      <w:r>
+        <w:rPr>
+          <w:b/>
+          <w:sz w:val="36"/>
+          <w:szCs w:val="36"/>
+        </w:rPr>
+        <w:t xml:space="preserve"> Consumo Calórico</w:t>
       </w:r>
     </w:p>
     <w:p>
@@ -60,54 +64,34 @@
           <w:b/>
           <w:sz w:val="28"/>
           <w:szCs w:val="28"/>
-          <w:vertAlign w:val="baseline"/>
         </w:rPr>
       </w:pPr>
     </w:p>
     <w:p>
       <w:pPr>
-        <w:pStyle w:val="2"/>
+        <w:pStyle w:val="Ttulo1"/>
         <w:numPr>
           <w:ilvl w:val="0"/>
           <w:numId w:val="1"/>
         </w:numPr>
-        <w:ind w:left="0" w:right="0" w:firstLine="0"/>
-        <w:rPr>
-          <w:b/>
-          <w:sz w:val="28"/>
-          <w:szCs w:val="28"/>
-          <w:vertAlign w:val="baseline"/>
-        </w:rPr>
       </w:pPr>
       <w:r>
-        <w:rPr>
-          <w:b/>
-          <w:vertAlign w:val="baseline"/>
-          <w:rtl w:val="0"/>
-        </w:rPr>
         <w:t xml:space="preserve">Seção: </w:t>
       </w:r>
       <w:r>
         <w:rPr>
           <w:b w:val="0"/>
-          <w:vertAlign w:val="baseline"/>
-          <w:rtl w:val="0"/>
         </w:rPr>
         <w:t>Principal</w:t>
       </w:r>
     </w:p>
     <w:tbl>
       <w:tblPr>
-        <w:tblStyle w:val="23"/>
+        <w:tblStyle w:val="Style24"/>
         <w:tblW w:w="10330" w:type="dxa"/>
         <w:tblInd w:w="-70" w:type="dxa"/>
         <w:tblLayout w:type="fixed"/>
-        <w:tblCellMar>
-          <w:top w:w="0" w:type="dxa"/>
-          <w:left w:w="70" w:type="dxa"/>
-          <w:bottom w:w="0" w:type="dxa"/>
-          <w:right w:w="70" w:type="dxa"/>
-        </w:tblCellMar>
+        <w:tblLook w:val="04A0" w:firstRow="1" w:lastRow="0" w:firstColumn="1" w:lastColumn="0" w:noHBand="0" w:noVBand="1"/>
       </w:tblPr>
       <w:tblGrid>
         <w:gridCol w:w="2905"/>
@@ -116,115 +100,81 @@
       <w:tr>
         <w:tc>
           <w:tcPr>
-            <w:tcBorders>
-              <w:top w:val="single" w:color="000000" w:sz="4" w:space="0"/>
-              <w:left w:val="single" w:color="000000" w:sz="4" w:space="0"/>
-              <w:bottom w:val="single" w:color="000000" w:sz="4" w:space="0"/>
-              <w:right w:val="single" w:color="000000" w:sz="4" w:space="0"/>
-            </w:tcBorders>
-            <w:shd w:val="clear" w:color="auto" w:fill="auto"/>
-            <w:vAlign w:val="top"/>
+            <w:tcW w:w="2905" w:type="dxa"/>
+            <w:tcBorders>
+              <w:top w:val="single" w:sz="4" w:space="0" w:color="000000"/>
+              <w:left w:val="single" w:sz="4" w:space="0" w:color="000000"/>
+              <w:bottom w:val="single" w:sz="4" w:space="0" w:color="000000"/>
+              <w:right w:val="single" w:sz="4" w:space="0" w:color="000000"/>
+            </w:tcBorders>
+            <w:shd w:val="clear" w:color="auto" w:fill="auto"/>
+          </w:tcPr>
+          <w:p>
+            <w:r>
+              <w:rPr>
+                <w:b/>
+                <w:sz w:val="28"/>
+                <w:szCs w:val="28"/>
+              </w:rPr>
+              <w:t>Importância</w:t>
+            </w:r>
+          </w:p>
+        </w:tc>
+        <w:tc>
+          <w:tcPr>
+            <w:tcW w:w="7425" w:type="dxa"/>
+            <w:tcBorders>
+              <w:top w:val="single" w:sz="4" w:space="0" w:color="000000"/>
+              <w:left w:val="single" w:sz="4" w:space="0" w:color="000000"/>
+              <w:bottom w:val="single" w:sz="4" w:space="0" w:color="000000"/>
+              <w:right w:val="single" w:sz="4" w:space="0" w:color="000000"/>
+            </w:tcBorders>
+            <w:shd w:val="clear" w:color="auto" w:fill="auto"/>
           </w:tcPr>
           <w:p>
             <w:pPr>
-              <w:rPr>
-                <w:vertAlign w:val="baseline"/>
-              </w:rPr>
-            </w:pPr>
-            <w:r>
-              <w:rPr>
-                <w:b/>
-                <w:sz w:val="28"/>
-                <w:szCs w:val="28"/>
-                <w:vertAlign w:val="baseline"/>
-                <w:rtl w:val="0"/>
-              </w:rPr>
-              <w:t>Importância</w:t>
-            </w:r>
-          </w:p>
-        </w:tc>
-        <w:tc>
-          <w:tcPr>
-            <w:tcBorders>
-              <w:top w:val="single" w:color="000000" w:sz="4" w:space="0"/>
-              <w:left w:val="single" w:color="000000" w:sz="4" w:space="0"/>
-              <w:bottom w:val="single" w:color="000000" w:sz="4" w:space="0"/>
-              <w:right w:val="single" w:color="000000" w:sz="4" w:space="0"/>
-            </w:tcBorders>
-            <w:shd w:val="clear" w:color="auto" w:fill="auto"/>
-            <w:vAlign w:val="top"/>
-          </w:tcPr>
-          <w:p>
-            <w:pPr>
-              <w:pStyle w:val="2"/>
+              <w:pStyle w:val="Ttulo1"/>
               <w:numPr>
                 <w:ilvl w:val="0"/>
                 <w:numId w:val="1"/>
               </w:numPr>
-              <w:ind w:left="0" w:right="0" w:firstLine="0"/>
-              <w:rPr>
-                <w:vertAlign w:val="baseline"/>
-              </w:rPr>
             </w:pPr>
             <w:r>
               <w:rPr>
                 <w:b w:val="0"/>
-                <w:rtl w:val="0"/>
               </w:rPr>
               <w:t xml:space="preserve">65 </w:t>
             </w:r>
             <w:r>
               <w:rPr>
                 <w:b w:val="0"/>
-                <w:vertAlign w:val="baseline"/>
-                <w:rtl w:val="0"/>
               </w:rPr>
               <w:t>(</w:t>
             </w:r>
             <w:r>
-              <w:rPr>
-                <w:b/>
-                <w:vertAlign w:val="baseline"/>
-                <w:rtl w:val="0"/>
-              </w:rPr>
               <w:t>Risco Baixo e Prioridade Alta)</w:t>
             </w:r>
           </w:p>
         </w:tc>
       </w:tr>
       <w:tr>
-        <w:tblPrEx>
-          <w:tblCellMar>
-            <w:top w:w="0" w:type="dxa"/>
-            <w:left w:w="70" w:type="dxa"/>
-            <w:bottom w:w="0" w:type="dxa"/>
-            <w:right w:w="70" w:type="dxa"/>
-          </w:tblCellMar>
-        </w:tblPrEx>
-        <w:tc>
-          <w:tcPr>
-            <w:tcBorders>
-              <w:top w:val="single" w:color="000000" w:sz="4" w:space="0"/>
-              <w:left w:val="single" w:color="000000" w:sz="4" w:space="0"/>
-              <w:bottom w:val="single" w:color="000000" w:sz="4" w:space="0"/>
-              <w:right w:val="single" w:color="000000" w:sz="4" w:space="0"/>
-            </w:tcBorders>
-            <w:shd w:val="clear" w:color="auto" w:fill="auto"/>
-            <w:vAlign w:val="top"/>
-          </w:tcPr>
-          <w:p>
-            <w:pPr>
-              <w:rPr>
-                <w:vertAlign w:val="baseline"/>
-              </w:rPr>
-            </w:pPr>
+        <w:tc>
+          <w:tcPr>
+            <w:tcW w:w="2905" w:type="dxa"/>
+            <w:tcBorders>
+              <w:top w:val="single" w:sz="4" w:space="0" w:color="000000"/>
+              <w:left w:val="single" w:sz="4" w:space="0" w:color="000000"/>
+              <w:bottom w:val="single" w:sz="4" w:space="0" w:color="000000"/>
+              <w:right w:val="single" w:sz="4" w:space="0" w:color="000000"/>
+            </w:tcBorders>
+            <w:shd w:val="clear" w:color="auto" w:fill="auto"/>
+          </w:tcPr>
+          <w:p>
             <w:r>
               <w:rPr>
                 <w:b/>
                 <w:sz w:val="28"/>
                 <w:szCs w:val="28"/>
-                <w:vertAlign w:val="baseline"/>
-                <w:rtl w:val="0"/>
               </w:rPr>
               <w:t>Sumário</w:t>
             </w:r>
@@ -232,27 +182,20 @@
         </w:tc>
         <w:tc>
           <w:tcPr>
-            <w:tcBorders>
-              <w:top w:val="single" w:color="000000" w:sz="4" w:space="0"/>
-              <w:left w:val="single" w:color="000000" w:sz="4" w:space="0"/>
-              <w:bottom w:val="single" w:color="000000" w:sz="4" w:space="0"/>
-              <w:right w:val="single" w:color="000000" w:sz="4" w:space="0"/>
-            </w:tcBorders>
-            <w:shd w:val="clear" w:color="auto" w:fill="auto"/>
-            <w:vAlign w:val="top"/>
-          </w:tcPr>
-          <w:p>
-            <w:pPr>
-              <w:rPr>
-                <w:vertAlign w:val="baseline"/>
-              </w:rPr>
-            </w:pPr>
-            <w:r>
-              <w:rPr>
-                <w:sz w:val="28"/>
-                <w:szCs w:val="28"/>
-                <w:vertAlign w:val="baseline"/>
-                <w:rtl w:val="0"/>
+            <w:tcW w:w="7425" w:type="dxa"/>
+            <w:tcBorders>
+              <w:top w:val="single" w:sz="4" w:space="0" w:color="000000"/>
+              <w:left w:val="single" w:sz="4" w:space="0" w:color="000000"/>
+              <w:bottom w:val="single" w:sz="4" w:space="0" w:color="000000"/>
+              <w:right w:val="single" w:sz="4" w:space="0" w:color="000000"/>
+            </w:tcBorders>
+            <w:shd w:val="clear" w:color="auto" w:fill="auto"/>
+          </w:tcPr>
+          <w:p>
+            <w:r>
+              <w:rPr>
+                <w:sz w:val="28"/>
+                <w:szCs w:val="28"/>
               </w:rPr>
               <w:t xml:space="preserve">O Cliente </w:t>
             </w:r>
@@ -260,7 +203,6 @@
               <w:rPr>
                 <w:sz w:val="28"/>
                 <w:szCs w:val="28"/>
-                <w:rtl w:val="0"/>
               </w:rPr>
               <w:t xml:space="preserve">pode </w:t>
             </w:r>
@@ -268,8 +210,6 @@
               <w:rPr>
                 <w:sz w:val="28"/>
                 <w:szCs w:val="28"/>
-                <w:vertAlign w:val="baseline"/>
-                <w:rtl w:val="0"/>
               </w:rPr>
               <w:t xml:space="preserve">consultar </w:t>
             </w:r>
@@ -277,7 +217,6 @@
               <w:rPr>
                 <w:sz w:val="28"/>
                 <w:szCs w:val="28"/>
-                <w:rtl w:val="0"/>
               </w:rPr>
               <w:t>o seu consumo calórico</w:t>
             </w:r>
@@ -285,38 +224,23 @@
         </w:tc>
       </w:tr>
       <w:tr>
-        <w:tblPrEx>
-          <w:tblCellMar>
-            <w:top w:w="0" w:type="dxa"/>
-            <w:left w:w="70" w:type="dxa"/>
-            <w:bottom w:w="0" w:type="dxa"/>
-            <w:right w:w="70" w:type="dxa"/>
-          </w:tblCellMar>
-        </w:tblPrEx>
-        <w:tc>
-          <w:tcPr>
-            <w:tcBorders>
-              <w:top w:val="single" w:color="000000" w:sz="4" w:space="0"/>
-              <w:left w:val="single" w:color="000000" w:sz="4" w:space="0"/>
-              <w:bottom w:val="single" w:color="000000" w:sz="4" w:space="0"/>
-              <w:right w:val="single" w:color="000000" w:sz="4" w:space="0"/>
-            </w:tcBorders>
-            <w:shd w:val="clear" w:color="auto" w:fill="auto"/>
-            <w:vAlign w:val="top"/>
-          </w:tcPr>
-          <w:p>
-            <w:pPr>
-              <w:rPr>
-                <w:vertAlign w:val="baseline"/>
-              </w:rPr>
-            </w:pPr>
+        <w:tc>
+          <w:tcPr>
+            <w:tcW w:w="2905" w:type="dxa"/>
+            <w:tcBorders>
+              <w:top w:val="single" w:sz="4" w:space="0" w:color="000000"/>
+              <w:left w:val="single" w:sz="4" w:space="0" w:color="000000"/>
+              <w:bottom w:val="single" w:sz="4" w:space="0" w:color="000000"/>
+              <w:right w:val="single" w:sz="4" w:space="0" w:color="000000"/>
+            </w:tcBorders>
+            <w:shd w:val="clear" w:color="auto" w:fill="auto"/>
+          </w:tcPr>
+          <w:p>
             <w:r>
               <w:rPr>
                 <w:b/>
                 <w:sz w:val="28"/>
                 <w:szCs w:val="28"/>
-                <w:vertAlign w:val="baseline"/>
-                <w:rtl w:val="0"/>
               </w:rPr>
               <w:t>Ator Primário</w:t>
             </w:r>
@@ -324,27 +248,20 @@
         </w:tc>
         <w:tc>
           <w:tcPr>
-            <w:tcBorders>
-              <w:top w:val="single" w:color="000000" w:sz="4" w:space="0"/>
-              <w:left w:val="single" w:color="000000" w:sz="4" w:space="0"/>
-              <w:bottom w:val="single" w:color="000000" w:sz="4" w:space="0"/>
-              <w:right w:val="single" w:color="000000" w:sz="4" w:space="0"/>
-            </w:tcBorders>
-            <w:shd w:val="clear" w:color="auto" w:fill="auto"/>
-            <w:vAlign w:val="top"/>
-          </w:tcPr>
-          <w:p>
-            <w:pPr>
-              <w:rPr>
-                <w:vertAlign w:val="baseline"/>
-              </w:rPr>
-            </w:pPr>
-            <w:r>
-              <w:rPr>
-                <w:sz w:val="28"/>
-                <w:szCs w:val="28"/>
-                <w:vertAlign w:val="baseline"/>
-                <w:rtl w:val="0"/>
+            <w:tcW w:w="7425" w:type="dxa"/>
+            <w:tcBorders>
+              <w:top w:val="single" w:sz="4" w:space="0" w:color="000000"/>
+              <w:left w:val="single" w:sz="4" w:space="0" w:color="000000"/>
+              <w:bottom w:val="single" w:sz="4" w:space="0" w:color="000000"/>
+              <w:right w:val="single" w:sz="4" w:space="0" w:color="000000"/>
+            </w:tcBorders>
+            <w:shd w:val="clear" w:color="auto" w:fill="auto"/>
+          </w:tcPr>
+          <w:p>
+            <w:r>
+              <w:rPr>
+                <w:sz w:val="28"/>
+                <w:szCs w:val="28"/>
               </w:rPr>
               <w:t>Cliente</w:t>
             </w:r>
@@ -352,38 +269,23 @@
         </w:tc>
       </w:tr>
       <w:tr>
-        <w:tblPrEx>
-          <w:tblCellMar>
-            <w:top w:w="0" w:type="dxa"/>
-            <w:left w:w="70" w:type="dxa"/>
-            <w:bottom w:w="0" w:type="dxa"/>
-            <w:right w:w="70" w:type="dxa"/>
-          </w:tblCellMar>
-        </w:tblPrEx>
-        <w:tc>
-          <w:tcPr>
-            <w:tcBorders>
-              <w:top w:val="single" w:color="000000" w:sz="4" w:space="0"/>
-              <w:left w:val="single" w:color="000000" w:sz="4" w:space="0"/>
-              <w:bottom w:val="single" w:color="000000" w:sz="4" w:space="0"/>
-              <w:right w:val="single" w:color="000000" w:sz="4" w:space="0"/>
-            </w:tcBorders>
-            <w:shd w:val="clear" w:color="auto" w:fill="auto"/>
-            <w:vAlign w:val="top"/>
-          </w:tcPr>
-          <w:p>
-            <w:pPr>
-              <w:rPr>
-                <w:vertAlign w:val="baseline"/>
-              </w:rPr>
-            </w:pPr>
+        <w:tc>
+          <w:tcPr>
+            <w:tcW w:w="2905" w:type="dxa"/>
+            <w:tcBorders>
+              <w:top w:val="single" w:sz="4" w:space="0" w:color="000000"/>
+              <w:left w:val="single" w:sz="4" w:space="0" w:color="000000"/>
+              <w:bottom w:val="single" w:sz="4" w:space="0" w:color="000000"/>
+              <w:right w:val="single" w:sz="4" w:space="0" w:color="000000"/>
+            </w:tcBorders>
+            <w:shd w:val="clear" w:color="auto" w:fill="auto"/>
+          </w:tcPr>
+          <w:p>
             <w:r>
               <w:rPr>
                 <w:b/>
                 <w:sz w:val="28"/>
                 <w:szCs w:val="28"/>
-                <w:vertAlign w:val="baseline"/>
-                <w:rtl w:val="0"/>
               </w:rPr>
               <w:t>Ator Secundário</w:t>
             </w:r>
@@ -391,27 +293,20 @@
         </w:tc>
         <w:tc>
           <w:tcPr>
-            <w:tcBorders>
-              <w:top w:val="single" w:color="000000" w:sz="4" w:space="0"/>
-              <w:left w:val="single" w:color="000000" w:sz="4" w:space="0"/>
-              <w:bottom w:val="single" w:color="000000" w:sz="4" w:space="0"/>
-              <w:right w:val="single" w:color="000000" w:sz="4" w:space="0"/>
-            </w:tcBorders>
-            <w:shd w:val="clear" w:color="auto" w:fill="auto"/>
-            <w:vAlign w:val="top"/>
-          </w:tcPr>
-          <w:p>
-            <w:pPr>
-              <w:rPr>
-                <w:vertAlign w:val="baseline"/>
-              </w:rPr>
-            </w:pPr>
-            <w:r>
-              <w:rPr>
-                <w:sz w:val="28"/>
-                <w:szCs w:val="28"/>
-                <w:vertAlign w:val="baseline"/>
-                <w:rtl w:val="0"/>
+            <w:tcW w:w="7425" w:type="dxa"/>
+            <w:tcBorders>
+              <w:top w:val="single" w:sz="4" w:space="0" w:color="000000"/>
+              <w:left w:val="single" w:sz="4" w:space="0" w:color="000000"/>
+              <w:bottom w:val="single" w:sz="4" w:space="0" w:color="000000"/>
+              <w:right w:val="single" w:sz="4" w:space="0" w:color="000000"/>
+            </w:tcBorders>
+            <w:shd w:val="clear" w:color="auto" w:fill="auto"/>
+          </w:tcPr>
+          <w:p>
+            <w:r>
+              <w:rPr>
+                <w:sz w:val="28"/>
+                <w:szCs w:val="28"/>
               </w:rPr>
               <w:t>-</w:t>
             </w:r>
@@ -419,38 +314,23 @@
         </w:tc>
       </w:tr>
       <w:tr>
-        <w:tblPrEx>
-          <w:tblCellMar>
-            <w:top w:w="0" w:type="dxa"/>
-            <w:left w:w="70" w:type="dxa"/>
-            <w:bottom w:w="0" w:type="dxa"/>
-            <w:right w:w="70" w:type="dxa"/>
-          </w:tblCellMar>
-        </w:tblPrEx>
-        <w:tc>
-          <w:tcPr>
-            <w:tcBorders>
-              <w:top w:val="single" w:color="000000" w:sz="4" w:space="0"/>
-              <w:left w:val="single" w:color="000000" w:sz="4" w:space="0"/>
-              <w:bottom w:val="single" w:color="000000" w:sz="4" w:space="0"/>
-              <w:right w:val="single" w:color="000000" w:sz="4" w:space="0"/>
-            </w:tcBorders>
-            <w:shd w:val="clear" w:color="auto" w:fill="auto"/>
-            <w:vAlign w:val="top"/>
-          </w:tcPr>
-          <w:p>
-            <w:pPr>
-              <w:rPr>
-                <w:vertAlign w:val="baseline"/>
-              </w:rPr>
-            </w:pPr>
+        <w:tc>
+          <w:tcPr>
+            <w:tcW w:w="2905" w:type="dxa"/>
+            <w:tcBorders>
+              <w:top w:val="single" w:sz="4" w:space="0" w:color="000000"/>
+              <w:left w:val="single" w:sz="4" w:space="0" w:color="000000"/>
+              <w:bottom w:val="single" w:sz="4" w:space="0" w:color="000000"/>
+              <w:right w:val="single" w:sz="4" w:space="0" w:color="000000"/>
+            </w:tcBorders>
+            <w:shd w:val="clear" w:color="auto" w:fill="auto"/>
+          </w:tcPr>
+          <w:p>
             <w:r>
               <w:rPr>
                 <w:b/>
                 <w:sz w:val="28"/>
                 <w:szCs w:val="28"/>
-                <w:vertAlign w:val="baseline"/>
-                <w:rtl w:val="0"/>
               </w:rPr>
               <w:t>Pré-Condição</w:t>
             </w:r>
@@ -458,76 +338,62 @@
         </w:tc>
         <w:tc>
           <w:tcPr>
-            <w:tcBorders>
-              <w:top w:val="single" w:color="000000" w:sz="4" w:space="0"/>
-              <w:left w:val="single" w:color="000000" w:sz="4" w:space="0"/>
-              <w:bottom w:val="single" w:color="000000" w:sz="4" w:space="0"/>
-              <w:right w:val="single" w:color="000000" w:sz="4" w:space="0"/>
-            </w:tcBorders>
-            <w:shd w:val="clear" w:color="auto" w:fill="auto"/>
-            <w:vAlign w:val="top"/>
-          </w:tcPr>
-          <w:p>
-            <w:pPr>
-              <w:rPr>
-                <w:vertAlign w:val="baseline"/>
-              </w:rPr>
-            </w:pPr>
+            <w:tcW w:w="7425" w:type="dxa"/>
+            <w:tcBorders>
+              <w:top w:val="single" w:sz="4" w:space="0" w:color="000000"/>
+              <w:left w:val="single" w:sz="4" w:space="0" w:color="000000"/>
+              <w:bottom w:val="single" w:sz="4" w:space="0" w:color="000000"/>
+              <w:right w:val="single" w:sz="4" w:space="0" w:color="000000"/>
+            </w:tcBorders>
+            <w:shd w:val="clear" w:color="auto" w:fill="auto"/>
+          </w:tcPr>
+          <w:p>
             <w:r>
               <w:rPr>
                 <w:color w:val="000000"/>
                 <w:sz w:val="28"/>
                 <w:szCs w:val="28"/>
-                <w:vertAlign w:val="baseline"/>
-                <w:rtl w:val="0"/>
-              </w:rPr>
-              <w:t>O Cliente deve estar cadastrado no aplicativo.</w:t>
+              </w:rPr>
+              <w:t xml:space="preserve">O Cliente deve estar cadastrado no </w:t>
+            </w:r>
+            <w:r>
+              <w:rPr>
+                <w:color w:val="000000"/>
+                <w:sz w:val="28"/>
+                <w:szCs w:val="28"/>
+              </w:rPr>
+              <w:t>aplicativo.</w:t>
             </w:r>
             <w:r>
               <w:rPr>
                 <w:color w:val="FF0000"/>
                 <w:sz w:val="28"/>
                 <w:szCs w:val="28"/>
-                <w:vertAlign w:val="baseline"/>
-                <w:rtl w:val="0"/>
-              </w:rPr>
-              <w:br w:type="textWrapping"/>
+              </w:rPr>
+              <w:br/>
+              <w:t>CSU01-</w:t>
             </w:r>
             <w:r>
               <w:rPr>
                 <w:color w:val="FF0000"/>
                 <w:sz w:val="28"/>
                 <w:szCs w:val="28"/>
-                <w:vertAlign w:val="baseline"/>
-                <w:rtl w:val="0"/>
-              </w:rPr>
-              <w:t>CSU01-</w:t>
+              </w:rPr>
+              <w:t>Autenticar</w:t>
             </w:r>
             <w:r>
               <w:rPr>
                 <w:color w:val="FF0000"/>
                 <w:sz w:val="28"/>
                 <w:szCs w:val="28"/>
-                <w:rtl w:val="0"/>
-              </w:rPr>
-              <w:t>Autenticar</w:t>
+              </w:rPr>
+              <w:t xml:space="preserve"> </w:t>
             </w:r>
             <w:r>
               <w:rPr>
                 <w:color w:val="FF0000"/>
                 <w:sz w:val="28"/>
                 <w:szCs w:val="28"/>
-                <w:vertAlign w:val="baseline"/>
-                <w:rtl w:val="0"/>
-              </w:rPr>
-              <w:t xml:space="preserve"> </w:t>
-            </w:r>
-            <w:r>
-              <w:rPr>
-                <w:color w:val="FF0000"/>
-                <w:sz w:val="28"/>
-                <w:szCs w:val="28"/>
-                <w:rtl w:val="0"/>
               </w:rPr>
               <w:t>Cliente</w:t>
             </w:r>
@@ -535,8 +401,6 @@
               <w:rPr>
                 <w:sz w:val="28"/>
                 <w:szCs w:val="28"/>
-                <w:vertAlign w:val="baseline"/>
-                <w:rtl w:val="0"/>
               </w:rPr>
               <w:t>.</w:t>
             </w:r>
@@ -544,38 +408,23 @@
         </w:tc>
       </w:tr>
       <w:tr>
-        <w:tblPrEx>
-          <w:tblCellMar>
-            <w:top w:w="0" w:type="dxa"/>
-            <w:left w:w="70" w:type="dxa"/>
-            <w:bottom w:w="0" w:type="dxa"/>
-            <w:right w:w="70" w:type="dxa"/>
-          </w:tblCellMar>
-        </w:tblPrEx>
-        <w:tc>
-          <w:tcPr>
-            <w:tcBorders>
-              <w:top w:val="single" w:color="000000" w:sz="4" w:space="0"/>
-              <w:left w:val="single" w:color="000000" w:sz="4" w:space="0"/>
-              <w:bottom w:val="single" w:color="000000" w:sz="4" w:space="0"/>
-              <w:right w:val="single" w:color="000000" w:sz="4" w:space="0"/>
-            </w:tcBorders>
-            <w:shd w:val="clear" w:color="auto" w:fill="auto"/>
-            <w:vAlign w:val="top"/>
-          </w:tcPr>
-          <w:p>
-            <w:pPr>
-              <w:rPr>
-                <w:vertAlign w:val="baseline"/>
-              </w:rPr>
-            </w:pPr>
+        <w:tc>
+          <w:tcPr>
+            <w:tcW w:w="2905" w:type="dxa"/>
+            <w:tcBorders>
+              <w:top w:val="single" w:sz="4" w:space="0" w:color="000000"/>
+              <w:left w:val="single" w:sz="4" w:space="0" w:color="000000"/>
+              <w:bottom w:val="single" w:sz="4" w:space="0" w:color="000000"/>
+              <w:right w:val="single" w:sz="4" w:space="0" w:color="000000"/>
+            </w:tcBorders>
+            <w:shd w:val="clear" w:color="auto" w:fill="auto"/>
+          </w:tcPr>
+          <w:p>
             <w:r>
               <w:rPr>
                 <w:b/>
                 <w:sz w:val="28"/>
                 <w:szCs w:val="28"/>
-                <w:vertAlign w:val="baseline"/>
-                <w:rtl w:val="0"/>
               </w:rPr>
               <w:t>Pós-Condição</w:t>
             </w:r>
@@ -583,27 +432,20 @@
         </w:tc>
         <w:tc>
           <w:tcPr>
-            <w:tcBorders>
-              <w:top w:val="single" w:color="000000" w:sz="4" w:space="0"/>
-              <w:left w:val="single" w:color="000000" w:sz="4" w:space="0"/>
-              <w:bottom w:val="single" w:color="000000" w:sz="4" w:space="0"/>
-              <w:right w:val="single" w:color="000000" w:sz="4" w:space="0"/>
-            </w:tcBorders>
-            <w:shd w:val="clear" w:color="auto" w:fill="auto"/>
-            <w:vAlign w:val="top"/>
-          </w:tcPr>
-          <w:p>
-            <w:pPr>
-              <w:rPr>
-                <w:vertAlign w:val="baseline"/>
-              </w:rPr>
-            </w:pPr>
-            <w:r>
-              <w:rPr>
-                <w:sz w:val="28"/>
-                <w:szCs w:val="28"/>
-                <w:vertAlign w:val="baseline"/>
-                <w:rtl w:val="0"/>
+            <w:tcW w:w="7425" w:type="dxa"/>
+            <w:tcBorders>
+              <w:top w:val="single" w:sz="4" w:space="0" w:color="000000"/>
+              <w:left w:val="single" w:sz="4" w:space="0" w:color="000000"/>
+              <w:bottom w:val="single" w:sz="4" w:space="0" w:color="000000"/>
+              <w:right w:val="single" w:sz="4" w:space="0" w:color="000000"/>
+            </w:tcBorders>
+            <w:shd w:val="clear" w:color="auto" w:fill="auto"/>
+          </w:tcPr>
+          <w:p>
+            <w:r>
+              <w:rPr>
+                <w:sz w:val="28"/>
+                <w:szCs w:val="28"/>
               </w:rPr>
               <w:t>-</w:t>
             </w:r>
@@ -611,47 +453,33 @@
         </w:tc>
       </w:tr>
       <w:tr>
-        <w:tblPrEx>
-          <w:tblCellMar>
-            <w:top w:w="0" w:type="dxa"/>
-            <w:left w:w="70" w:type="dxa"/>
-            <w:bottom w:w="0" w:type="dxa"/>
-            <w:right w:w="70" w:type="dxa"/>
-          </w:tblCellMar>
-        </w:tblPrEx>
         <w:trPr>
           <w:cantSplit/>
-          <w:trHeight w:val="422" w:hRule="atLeast"/>
+          <w:trHeight w:val="422"/>
         </w:trPr>
         <w:tc>
           <w:tcPr>
+            <w:tcW w:w="10330" w:type="dxa"/>
             <w:gridSpan w:val="2"/>
             <w:tcBorders>
-              <w:top w:val="single" w:color="000000" w:sz="4" w:space="0"/>
-              <w:left w:val="single" w:color="000000" w:sz="4" w:space="0"/>
-              <w:bottom w:val="single" w:color="000000" w:sz="4" w:space="0"/>
-              <w:right w:val="single" w:color="000000" w:sz="4" w:space="0"/>
-            </w:tcBorders>
-            <w:shd w:val="clear" w:color="auto" w:fill="auto"/>
-            <w:vAlign w:val="top"/>
+              <w:top w:val="single" w:sz="4" w:space="0" w:color="000000"/>
+              <w:left w:val="single" w:sz="4" w:space="0" w:color="000000"/>
+              <w:bottom w:val="single" w:sz="4" w:space="0" w:color="000000"/>
+              <w:right w:val="single" w:sz="4" w:space="0" w:color="000000"/>
+            </w:tcBorders>
+            <w:shd w:val="clear" w:color="auto" w:fill="auto"/>
           </w:tcPr>
           <w:p>
             <w:pPr>
-              <w:pStyle w:val="3"/>
+              <w:pStyle w:val="Ttulo2"/>
               <w:numPr>
                 <w:ilvl w:val="1"/>
                 <w:numId w:val="1"/>
               </w:numPr>
-              <w:ind w:left="0" w:right="0" w:firstLine="0"/>
-              <w:rPr>
-                <w:vertAlign w:val="baseline"/>
-              </w:rPr>
             </w:pPr>
             <w:r>
               <w:rPr>
                 <w:b/>
-                <w:vertAlign w:val="baseline"/>
-                <w:rtl w:val="0"/>
               </w:rPr>
               <w:t>Fluxo Principal</w:t>
             </w:r>
@@ -659,28 +487,20 @@
         </w:tc>
       </w:tr>
       <w:tr>
-        <w:tblPrEx>
-          <w:tblCellMar>
-            <w:top w:w="0" w:type="dxa"/>
-            <w:left w:w="70" w:type="dxa"/>
-            <w:bottom w:w="0" w:type="dxa"/>
-            <w:right w:w="70" w:type="dxa"/>
-          </w:tblCellMar>
-        </w:tblPrEx>
         <w:trPr>
-          <w:trHeight w:val="1497" w:hRule="atLeast"/>
+          <w:trHeight w:val="1497"/>
         </w:trPr>
         <w:tc>
           <w:tcPr>
+            <w:tcW w:w="10330" w:type="dxa"/>
             <w:gridSpan w:val="2"/>
             <w:tcBorders>
-              <w:top w:val="single" w:color="000000" w:sz="4" w:space="0"/>
-              <w:left w:val="single" w:color="000000" w:sz="4" w:space="0"/>
-              <w:bottom w:val="single" w:color="000000" w:sz="4" w:space="0"/>
-              <w:right w:val="single" w:color="000000" w:sz="4" w:space="0"/>
-            </w:tcBorders>
-            <w:shd w:val="clear" w:color="auto" w:fill="auto"/>
-            <w:vAlign w:val="top"/>
+              <w:top w:val="single" w:sz="4" w:space="0" w:color="000000"/>
+              <w:left w:val="single" w:sz="4" w:space="0" w:color="000000"/>
+              <w:bottom w:val="single" w:sz="4" w:space="0" w:color="000000"/>
+              <w:right w:val="single" w:sz="4" w:space="0" w:color="000000"/>
+            </w:tcBorders>
+            <w:shd w:val="clear" w:color="auto" w:fill="auto"/>
           </w:tcPr>
           <w:p>
             <w:pPr>
@@ -688,18 +508,15 @@
                 <w:ilvl w:val="0"/>
                 <w:numId w:val="2"/>
               </w:numPr>
-              <w:ind w:left="720" w:hanging="360"/>
-              <w:rPr>
-                <w:sz w:val="28"/>
-                <w:szCs w:val="28"/>
-                <w:u w:val="none"/>
+              <w:rPr>
+                <w:sz w:val="28"/>
+                <w:szCs w:val="28"/>
               </w:rPr>
             </w:pPr>
             <w:r>
               <w:rPr>
                 <w:sz w:val="28"/>
                 <w:szCs w:val="28"/>
-                <w:rtl w:val="0"/>
               </w:rPr>
               <w:t>Ator seleciona a opção  “Consumo” na tela principal do sistema.(</w:t>
             </w:r>
@@ -708,7 +525,6 @@
                 <w:color w:val="FF0000"/>
                 <w:sz w:val="28"/>
                 <w:szCs w:val="28"/>
-                <w:rtl w:val="0"/>
               </w:rPr>
               <w:t>Tela_M1</w:t>
             </w:r>
@@ -716,7 +532,6 @@
               <w:rPr>
                 <w:sz w:val="28"/>
                 <w:szCs w:val="28"/>
-                <w:rtl w:val="0"/>
               </w:rPr>
               <w:t>).</w:t>
             </w:r>
@@ -727,18 +542,15 @@
                 <w:ilvl w:val="0"/>
                 <w:numId w:val="2"/>
               </w:numPr>
-              <w:ind w:left="720" w:hanging="360"/>
-              <w:rPr>
-                <w:sz w:val="28"/>
-                <w:szCs w:val="28"/>
-                <w:u w:val="none"/>
+              <w:rPr>
+                <w:sz w:val="28"/>
+                <w:szCs w:val="28"/>
               </w:rPr>
             </w:pPr>
             <w:r>
               <w:rPr>
                 <w:sz w:val="28"/>
                 <w:szCs w:val="28"/>
-                <w:rtl w:val="0"/>
               </w:rPr>
               <w:t>Sistema exibe a tela de consumo calórico.(</w:t>
             </w:r>
@@ -747,7 +559,6 @@
                 <w:color w:val="FF0000"/>
                 <w:sz w:val="28"/>
                 <w:szCs w:val="28"/>
-                <w:rtl w:val="0"/>
               </w:rPr>
               <w:t>Tela_M7</w:t>
             </w:r>
@@ -755,7 +566,6 @@
               <w:rPr>
                 <w:sz w:val="28"/>
                 <w:szCs w:val="28"/>
-                <w:rtl w:val="0"/>
               </w:rPr>
               <w:t>)</w:t>
             </w:r>
@@ -766,18 +576,15 @@
                 <w:ilvl w:val="0"/>
                 <w:numId w:val="2"/>
               </w:numPr>
-              <w:ind w:left="720" w:hanging="360"/>
-              <w:rPr>
-                <w:sz w:val="28"/>
-                <w:szCs w:val="28"/>
-                <w:u w:val="none"/>
+              <w:rPr>
+                <w:sz w:val="28"/>
+                <w:szCs w:val="28"/>
               </w:rPr>
             </w:pPr>
             <w:r>
               <w:rPr>
                 <w:sz w:val="28"/>
                 <w:szCs w:val="28"/>
-                <w:rtl w:val="0"/>
               </w:rPr>
               <w:t>Ator seleciona a data desejada</w:t>
             </w:r>
@@ -788,7 +595,6 @@
                 <w:ilvl w:val="0"/>
                 <w:numId w:val="2"/>
               </w:numPr>
-              <w:ind w:left="720" w:hanging="360"/>
               <w:rPr>
                 <w:sz w:val="28"/>
                 <w:szCs w:val="28"/>
@@ -798,16 +604,13 @@
               <w:rPr>
                 <w:sz w:val="28"/>
                 <w:szCs w:val="28"/>
-                <w:rtl w:val="0"/>
               </w:rPr>
               <w:t>Sistema exibe a</w:t>
             </w:r>
             <w:r>
               <w:rPr>
-                <w:rFonts w:hint="default"/>
-                <w:sz w:val="28"/>
-                <w:szCs w:val="28"/>
-                <w:rtl w:val="0"/>
+                <w:sz w:val="28"/>
+                <w:szCs w:val="28"/>
                 <w:lang w:val="pt-BR"/>
               </w:rPr>
               <w:t>s</w:t>
@@ -816,16 +619,13 @@
               <w:rPr>
                 <w:sz w:val="28"/>
                 <w:szCs w:val="28"/>
-                <w:rtl w:val="0"/>
               </w:rPr>
               <w:t xml:space="preserve"> informaç</w:t>
             </w:r>
             <w:r>
               <w:rPr>
-                <w:rFonts w:hint="default"/>
-                <w:sz w:val="28"/>
-                <w:szCs w:val="28"/>
-                <w:rtl w:val="0"/>
+                <w:sz w:val="28"/>
+                <w:szCs w:val="28"/>
                 <w:lang w:val="pt-BR"/>
               </w:rPr>
               <w:t>ões</w:t>
@@ -834,7 +634,6 @@
               <w:rPr>
                 <w:sz w:val="28"/>
                 <w:szCs w:val="28"/>
-                <w:rtl w:val="0"/>
               </w:rPr>
               <w:t xml:space="preserve"> da data desejada.(</w:t>
             </w:r>
@@ -843,7 +642,6 @@
                 <w:color w:val="FF0000"/>
                 <w:sz w:val="28"/>
                 <w:szCs w:val="28"/>
-                <w:rtl w:val="0"/>
               </w:rPr>
               <w:t>Tela_M7</w:t>
             </w:r>
@@ -851,7 +649,6 @@
               <w:rPr>
                 <w:sz w:val="28"/>
                 <w:szCs w:val="28"/>
-                <w:rtl w:val="0"/>
               </w:rPr>
               <w:t>)</w:t>
             </w:r>
@@ -859,28 +656,20 @@
         </w:tc>
       </w:tr>
       <w:tr>
-        <w:tblPrEx>
-          <w:tblCellMar>
-            <w:top w:w="0" w:type="dxa"/>
-            <w:left w:w="70" w:type="dxa"/>
-            <w:bottom w:w="0" w:type="dxa"/>
-            <w:right w:w="70" w:type="dxa"/>
-          </w:tblCellMar>
-        </w:tblPrEx>
         <w:trPr>
-          <w:trHeight w:val="405" w:hRule="atLeast"/>
+          <w:trHeight w:val="405"/>
         </w:trPr>
         <w:tc>
           <w:tcPr>
+            <w:tcW w:w="10330" w:type="dxa"/>
             <w:gridSpan w:val="2"/>
             <w:tcBorders>
-              <w:top w:val="single" w:color="000000" w:sz="4" w:space="0"/>
-              <w:left w:val="single" w:color="000000" w:sz="4" w:space="0"/>
-              <w:bottom w:val="single" w:color="000000" w:sz="4" w:space="0"/>
-              <w:right w:val="single" w:color="000000" w:sz="4" w:space="0"/>
-            </w:tcBorders>
-            <w:shd w:val="clear" w:color="auto" w:fill="auto"/>
-            <w:vAlign w:val="top"/>
+              <w:top w:val="single" w:sz="4" w:space="0" w:color="000000"/>
+              <w:left w:val="single" w:sz="4" w:space="0" w:color="000000"/>
+              <w:bottom w:val="single" w:sz="4" w:space="0" w:color="000000"/>
+              <w:right w:val="single" w:sz="4" w:space="0" w:color="000000"/>
+            </w:tcBorders>
+            <w:shd w:val="clear" w:color="auto" w:fill="auto"/>
           </w:tcPr>
           <w:p>
             <w:pPr>
@@ -896,7 +685,6 @@
                 <w:b/>
                 <w:sz w:val="28"/>
                 <w:szCs w:val="28"/>
-                <w:rtl w:val="0"/>
               </w:rPr>
               <w:t>Fluxo Alternativo</w:t>
             </w:r>
@@ -904,28 +692,20 @@
         </w:tc>
       </w:tr>
       <w:tr>
-        <w:tblPrEx>
-          <w:tblCellMar>
-            <w:top w:w="0" w:type="dxa"/>
-            <w:left w:w="70" w:type="dxa"/>
-            <w:bottom w:w="0" w:type="dxa"/>
-            <w:right w:w="70" w:type="dxa"/>
-          </w:tblCellMar>
-        </w:tblPrEx>
         <w:trPr>
-          <w:trHeight w:val="405" w:hRule="atLeast"/>
+          <w:trHeight w:val="405"/>
         </w:trPr>
         <w:tc>
           <w:tcPr>
+            <w:tcW w:w="10330" w:type="dxa"/>
             <w:gridSpan w:val="2"/>
             <w:tcBorders>
-              <w:top w:val="single" w:color="000000" w:sz="4" w:space="0"/>
-              <w:left w:val="single" w:color="000000" w:sz="4" w:space="0"/>
-              <w:bottom w:val="single" w:color="000000" w:sz="4" w:space="0"/>
-              <w:right w:val="single" w:color="000000" w:sz="4" w:space="0"/>
-            </w:tcBorders>
-            <w:shd w:val="clear" w:color="auto" w:fill="auto"/>
-            <w:vAlign w:val="top"/>
+              <w:top w:val="single" w:sz="4" w:space="0" w:color="000000"/>
+              <w:left w:val="single" w:sz="4" w:space="0" w:color="000000"/>
+              <w:bottom w:val="single" w:sz="4" w:space="0" w:color="000000"/>
+              <w:right w:val="single" w:sz="4" w:space="0" w:color="000000"/>
+            </w:tcBorders>
+            <w:shd w:val="clear" w:color="auto" w:fill="auto"/>
           </w:tcPr>
           <w:p>
             <w:pPr>
@@ -939,7 +719,6 @@
                 <w:b/>
                 <w:sz w:val="28"/>
                 <w:szCs w:val="28"/>
-                <w:rtl w:val="0"/>
               </w:rPr>
               <w:t xml:space="preserve">Linha 2: </w:t>
             </w:r>
@@ -947,7 +726,6 @@
               <w:rPr>
                 <w:sz w:val="28"/>
                 <w:szCs w:val="28"/>
-                <w:rtl w:val="0"/>
               </w:rPr>
               <w:t>Ator seleciona o botão “Voltar”. Retorna para tela principal do sistema(</w:t>
             </w:r>
@@ -956,7 +734,6 @@
                 <w:color w:val="FF0000"/>
                 <w:sz w:val="28"/>
                 <w:szCs w:val="28"/>
-                <w:rtl w:val="0"/>
               </w:rPr>
               <w:t>Tela_M1</w:t>
             </w:r>
@@ -964,7 +741,6 @@
               <w:rPr>
                 <w:sz w:val="28"/>
                 <w:szCs w:val="28"/>
-                <w:rtl w:val="0"/>
               </w:rPr>
               <w:t>)</w:t>
             </w:r>
@@ -981,7 +757,6 @@
                 <w:b/>
                 <w:sz w:val="28"/>
                 <w:szCs w:val="28"/>
-                <w:rtl w:val="0"/>
               </w:rPr>
               <w:t>Linha 3</w:t>
             </w:r>
@@ -989,16 +764,21 @@
               <w:rPr>
                 <w:sz w:val="28"/>
                 <w:szCs w:val="28"/>
-                <w:rtl w:val="0"/>
-              </w:rPr>
-              <w:t>: Ator não seleciona nenhuma data e deixa na data atual. Sistema mantém na tela de consumo sem alteração.(</w:t>
+              </w:rPr>
+              <w:t xml:space="preserve">: Ator não seleciona nenhuma data e deixa na data atual. Sistema mantém na tela de consumo sem </w:t>
+            </w:r>
+            <w:r>
+              <w:rPr>
+                <w:sz w:val="28"/>
+                <w:szCs w:val="28"/>
+              </w:rPr>
+              <w:t>alteração.(</w:t>
             </w:r>
             <w:r>
               <w:rPr>
                 <w:color w:val="FF0000"/>
                 <w:sz w:val="28"/>
                 <w:szCs w:val="28"/>
-                <w:rtl w:val="0"/>
               </w:rPr>
               <w:t>Tela_M7</w:t>
             </w:r>
@@ -1006,7 +786,6 @@
               <w:rPr>
                 <w:sz w:val="28"/>
                 <w:szCs w:val="28"/>
-                <w:rtl w:val="0"/>
               </w:rPr>
               <w:t>)</w:t>
             </w:r>
@@ -1017,45 +796,26 @@
     <w:p>
       <w:pPr>
         <w:jc w:val="center"/>
-        <w:rPr>
-          <w:vertAlign w:val="baseline"/>
-        </w:rPr>
       </w:pPr>
     </w:p>
     <w:p>
       <w:pPr>
         <w:jc w:val="center"/>
-        <w:rPr>
-          <w:vertAlign w:val="baseline"/>
-        </w:rPr>
       </w:pPr>
     </w:p>
-    <w:p>
-      <w:pPr>
-        <w:rPr>
-          <w:vertAlign w:val="baseline"/>
-        </w:rPr>
-      </w:pPr>
-    </w:p>
-    <w:p>
-      <w:pPr>
-        <w:rPr>
-          <w:vertAlign w:val="baseline"/>
-        </w:rPr>
-      </w:pPr>
-    </w:p>
+    <w:p/>
+    <w:p/>
     <w:tbl>
       <w:tblPr>
-        <w:tblStyle w:val="24"/>
+        <w:tblStyle w:val="Style25"/>
         <w:tblW w:w="10548" w:type="dxa"/>
         <w:tblInd w:w="-108" w:type="dxa"/>
         <w:tblLayout w:type="fixed"/>
         <w:tblCellMar>
-          <w:top w:w="0" w:type="dxa"/>
           <w:left w:w="108" w:type="dxa"/>
-          <w:bottom w:w="0" w:type="dxa"/>
           <w:right w:w="108" w:type="dxa"/>
         </w:tblCellMar>
+        <w:tblLook w:val="04A0" w:firstRow="1" w:lastRow="0" w:firstColumn="1" w:lastColumn="0" w:noHBand="0" w:noVBand="1"/>
       </w:tblPr>
       <w:tblGrid>
         <w:gridCol w:w="2628"/>
@@ -1065,30 +825,25 @@
       <w:tr>
         <w:tc>
           <w:tcPr>
+            <w:tcW w:w="10548" w:type="dxa"/>
             <w:gridSpan w:val="3"/>
             <w:tcBorders>
-              <w:top w:val="single" w:color="000000" w:sz="4" w:space="0"/>
-              <w:left w:val="single" w:color="000000" w:sz="4" w:space="0"/>
-              <w:bottom w:val="single" w:color="000000" w:sz="4" w:space="0"/>
-              <w:right w:val="single" w:color="000000" w:sz="4" w:space="0"/>
-            </w:tcBorders>
-            <w:shd w:val="clear" w:color="auto" w:fill="auto"/>
-            <w:vAlign w:val="top"/>
+              <w:top w:val="single" w:sz="4" w:space="0" w:color="000000"/>
+              <w:left w:val="single" w:sz="4" w:space="0" w:color="000000"/>
+              <w:bottom w:val="single" w:sz="4" w:space="0" w:color="000000"/>
+              <w:right w:val="single" w:sz="4" w:space="0" w:color="000000"/>
+            </w:tcBorders>
+            <w:shd w:val="clear" w:color="auto" w:fill="auto"/>
           </w:tcPr>
           <w:p>
             <w:pPr>
               <w:jc w:val="center"/>
-              <w:rPr>
-                <w:vertAlign w:val="baseline"/>
-              </w:rPr>
             </w:pPr>
             <w:r>
               <w:rPr>
                 <w:b/>
                 <w:sz w:val="28"/>
                 <w:szCs w:val="28"/>
-                <w:vertAlign w:val="baseline"/>
-                <w:rtl w:val="0"/>
               </w:rPr>
               <w:t>Histórico</w:t>
             </w:r>
@@ -1096,361 +851,241 @@
         </w:tc>
       </w:tr>
       <w:tr>
-        <w:tblPrEx>
-          <w:tblCellMar>
-            <w:top w:w="0" w:type="dxa"/>
-            <w:left w:w="108" w:type="dxa"/>
-            <w:bottom w:w="0" w:type="dxa"/>
-            <w:right w:w="108" w:type="dxa"/>
-          </w:tblCellMar>
-        </w:tblPrEx>
-        <w:tc>
-          <w:tcPr>
-            <w:tcBorders>
-              <w:top w:val="single" w:color="000000" w:sz="4" w:space="0"/>
-              <w:left w:val="single" w:color="000000" w:sz="4" w:space="0"/>
-              <w:bottom w:val="single" w:color="000000" w:sz="4" w:space="0"/>
-              <w:right w:val="single" w:color="000000" w:sz="4" w:space="0"/>
-            </w:tcBorders>
-            <w:shd w:val="clear" w:color="auto" w:fill="auto"/>
-            <w:vAlign w:val="top"/>
+        <w:tc>
+          <w:tcPr>
+            <w:tcW w:w="2628" w:type="dxa"/>
+            <w:tcBorders>
+              <w:top w:val="single" w:sz="4" w:space="0" w:color="000000"/>
+              <w:left w:val="single" w:sz="4" w:space="0" w:color="000000"/>
+              <w:bottom w:val="single" w:sz="4" w:space="0" w:color="000000"/>
+              <w:right w:val="single" w:sz="4" w:space="0" w:color="000000"/>
+            </w:tcBorders>
+            <w:shd w:val="clear" w:color="auto" w:fill="auto"/>
           </w:tcPr>
           <w:p>
             <w:pPr>
               <w:jc w:val="center"/>
-              <w:rPr>
-                <w:vertAlign w:val="baseline"/>
-              </w:rPr>
             </w:pPr>
             <w:r>
-              <w:rPr>
-                <w:vertAlign w:val="baseline"/>
-                <w:rtl w:val="0"/>
-              </w:rPr>
               <w:t>Data</w:t>
             </w:r>
           </w:p>
         </w:tc>
         <w:tc>
           <w:tcPr>
-            <w:tcBorders>
-              <w:top w:val="single" w:color="000000" w:sz="4" w:space="0"/>
-              <w:left w:val="single" w:color="000000" w:sz="4" w:space="0"/>
-              <w:bottom w:val="single" w:color="000000" w:sz="4" w:space="0"/>
-              <w:right w:val="single" w:color="000000" w:sz="4" w:space="0"/>
-            </w:tcBorders>
-            <w:shd w:val="clear" w:color="auto" w:fill="auto"/>
-            <w:vAlign w:val="top"/>
+            <w:tcW w:w="1800" w:type="dxa"/>
+            <w:tcBorders>
+              <w:top w:val="single" w:sz="4" w:space="0" w:color="000000"/>
+              <w:left w:val="single" w:sz="4" w:space="0" w:color="000000"/>
+              <w:bottom w:val="single" w:sz="4" w:space="0" w:color="000000"/>
+              <w:right w:val="single" w:sz="4" w:space="0" w:color="000000"/>
+            </w:tcBorders>
+            <w:shd w:val="clear" w:color="auto" w:fill="auto"/>
           </w:tcPr>
           <w:p>
             <w:pPr>
               <w:jc w:val="center"/>
-              <w:rPr>
-                <w:vertAlign w:val="baseline"/>
-              </w:rPr>
             </w:pPr>
             <w:r>
-              <w:rPr>
-                <w:vertAlign w:val="baseline"/>
-                <w:rtl w:val="0"/>
-              </w:rPr>
               <w:t>Pessoa</w:t>
             </w:r>
           </w:p>
         </w:tc>
         <w:tc>
           <w:tcPr>
-            <w:tcBorders>
-              <w:top w:val="single" w:color="000000" w:sz="4" w:space="0"/>
-              <w:left w:val="single" w:color="000000" w:sz="4" w:space="0"/>
-              <w:bottom w:val="single" w:color="000000" w:sz="4" w:space="0"/>
-              <w:right w:val="single" w:color="000000" w:sz="4" w:space="0"/>
-            </w:tcBorders>
-            <w:shd w:val="clear" w:color="auto" w:fill="auto"/>
-            <w:vAlign w:val="top"/>
+            <w:tcW w:w="6120" w:type="dxa"/>
+            <w:tcBorders>
+              <w:top w:val="single" w:sz="4" w:space="0" w:color="000000"/>
+              <w:left w:val="single" w:sz="4" w:space="0" w:color="000000"/>
+              <w:bottom w:val="single" w:sz="4" w:space="0" w:color="000000"/>
+              <w:right w:val="single" w:sz="4" w:space="0" w:color="000000"/>
+            </w:tcBorders>
+            <w:shd w:val="clear" w:color="auto" w:fill="auto"/>
           </w:tcPr>
           <w:p>
             <w:pPr>
               <w:jc w:val="center"/>
-              <w:rPr>
-                <w:vertAlign w:val="baseline"/>
-              </w:rPr>
             </w:pPr>
             <w:r>
-              <w:rPr>
-                <w:vertAlign w:val="baseline"/>
-                <w:rtl w:val="0"/>
-              </w:rPr>
               <w:t>Alteração</w:t>
             </w:r>
           </w:p>
         </w:tc>
       </w:tr>
       <w:tr>
-        <w:tblPrEx>
-          <w:tblCellMar>
-            <w:top w:w="0" w:type="dxa"/>
-            <w:left w:w="108" w:type="dxa"/>
-            <w:bottom w:w="0" w:type="dxa"/>
-            <w:right w:w="108" w:type="dxa"/>
-          </w:tblCellMar>
-        </w:tblPrEx>
-        <w:tc>
-          <w:tcPr>
-            <w:tcBorders>
-              <w:top w:val="single" w:color="000000" w:sz="4" w:space="0"/>
-              <w:left w:val="single" w:color="000000" w:sz="4" w:space="0"/>
-              <w:bottom w:val="single" w:color="000000" w:sz="4" w:space="0"/>
-              <w:right w:val="single" w:color="000000" w:sz="4" w:space="0"/>
-            </w:tcBorders>
-            <w:shd w:val="clear" w:color="auto" w:fill="auto"/>
-            <w:vAlign w:val="top"/>
+        <w:tc>
+          <w:tcPr>
+            <w:tcW w:w="2628" w:type="dxa"/>
+            <w:tcBorders>
+              <w:top w:val="single" w:sz="4" w:space="0" w:color="000000"/>
+              <w:left w:val="single" w:sz="4" w:space="0" w:color="000000"/>
+              <w:bottom w:val="single" w:sz="4" w:space="0" w:color="000000"/>
+              <w:right w:val="single" w:sz="4" w:space="0" w:color="000000"/>
+            </w:tcBorders>
+            <w:shd w:val="clear" w:color="auto" w:fill="auto"/>
           </w:tcPr>
           <w:p>
             <w:pPr>
               <w:jc w:val="center"/>
-              <w:rPr>
-                <w:vertAlign w:val="baseline"/>
-              </w:rPr>
             </w:pPr>
             <w:r>
-              <w:rPr>
-                <w:vertAlign w:val="baseline"/>
-                <w:rtl w:val="0"/>
-              </w:rPr>
               <w:t>2</w:t>
             </w:r>
             <w:r>
-              <w:rPr>
-                <w:rtl w:val="0"/>
-              </w:rPr>
               <w:t>7</w:t>
             </w:r>
             <w:r>
-              <w:rPr>
-                <w:vertAlign w:val="baseline"/>
-                <w:rtl w:val="0"/>
-              </w:rPr>
               <w:t>/08/2025</w:t>
             </w:r>
           </w:p>
         </w:tc>
         <w:tc>
           <w:tcPr>
-            <w:tcBorders>
-              <w:top w:val="single" w:color="000000" w:sz="4" w:space="0"/>
-              <w:left w:val="single" w:color="000000" w:sz="4" w:space="0"/>
-              <w:bottom w:val="single" w:color="000000" w:sz="4" w:space="0"/>
-              <w:right w:val="single" w:color="000000" w:sz="4" w:space="0"/>
-            </w:tcBorders>
-            <w:shd w:val="clear" w:color="auto" w:fill="auto"/>
-            <w:vAlign w:val="top"/>
+            <w:tcW w:w="1800" w:type="dxa"/>
+            <w:tcBorders>
+              <w:top w:val="single" w:sz="4" w:space="0" w:color="000000"/>
+              <w:left w:val="single" w:sz="4" w:space="0" w:color="000000"/>
+              <w:bottom w:val="single" w:sz="4" w:space="0" w:color="000000"/>
+              <w:right w:val="single" w:sz="4" w:space="0" w:color="000000"/>
+            </w:tcBorders>
+            <w:shd w:val="clear" w:color="auto" w:fill="auto"/>
           </w:tcPr>
           <w:p>
             <w:pPr>
               <w:jc w:val="center"/>
-              <w:rPr>
-                <w:vertAlign w:val="baseline"/>
-              </w:rPr>
             </w:pPr>
             <w:r>
-              <w:rPr>
-                <w:vertAlign w:val="baseline"/>
-                <w:rtl w:val="0"/>
-              </w:rPr>
               <w:t>Kauan Felipe</w:t>
             </w:r>
           </w:p>
         </w:tc>
         <w:tc>
           <w:tcPr>
-            <w:tcBorders>
-              <w:top w:val="single" w:color="000000" w:sz="4" w:space="0"/>
-              <w:left w:val="single" w:color="000000" w:sz="4" w:space="0"/>
-              <w:bottom w:val="single" w:color="000000" w:sz="4" w:space="0"/>
-              <w:right w:val="single" w:color="000000" w:sz="4" w:space="0"/>
-            </w:tcBorders>
-            <w:shd w:val="clear" w:color="auto" w:fill="auto"/>
-            <w:vAlign w:val="top"/>
+            <w:tcW w:w="6120" w:type="dxa"/>
+            <w:tcBorders>
+              <w:top w:val="single" w:sz="4" w:space="0" w:color="000000"/>
+              <w:left w:val="single" w:sz="4" w:space="0" w:color="000000"/>
+              <w:bottom w:val="single" w:sz="4" w:space="0" w:color="000000"/>
+              <w:right w:val="single" w:sz="4" w:space="0" w:color="000000"/>
+            </w:tcBorders>
+            <w:shd w:val="clear" w:color="auto" w:fill="auto"/>
           </w:tcPr>
           <w:p>
             <w:pPr>
               <w:jc w:val="center"/>
-              <w:rPr>
-                <w:vertAlign w:val="baseline"/>
-              </w:rPr>
             </w:pPr>
             <w:r>
-              <w:rPr>
-                <w:vertAlign w:val="baseline"/>
-                <w:rtl w:val="0"/>
-              </w:rPr>
               <w:t>Criação do Caso de Uso</w:t>
             </w:r>
           </w:p>
           <w:p>
             <w:pPr>
               <w:jc w:val="center"/>
-              <w:rPr>
-                <w:vertAlign w:val="baseline"/>
-              </w:rPr>
             </w:pPr>
           </w:p>
         </w:tc>
       </w:tr>
       <w:tr>
-        <w:tblPrEx>
-          <w:tblCellMar>
-            <w:top w:w="0" w:type="dxa"/>
-            <w:left w:w="108" w:type="dxa"/>
-            <w:bottom w:w="0" w:type="dxa"/>
-            <w:right w:w="108" w:type="dxa"/>
-          </w:tblCellMar>
-        </w:tblPrEx>
-        <w:tc>
-          <w:tcPr>
-            <w:tcBorders>
-              <w:top w:val="single" w:color="000000" w:sz="4" w:space="0"/>
-              <w:left w:val="single" w:color="000000" w:sz="4" w:space="0"/>
-              <w:bottom w:val="single" w:color="000000" w:sz="4" w:space="0"/>
-              <w:right w:val="single" w:color="000000" w:sz="4" w:space="0"/>
-            </w:tcBorders>
-            <w:shd w:val="clear" w:color="auto" w:fill="auto"/>
-            <w:vAlign w:val="top"/>
+        <w:tc>
+          <w:tcPr>
+            <w:tcW w:w="2628" w:type="dxa"/>
+            <w:tcBorders>
+              <w:top w:val="single" w:sz="4" w:space="0" w:color="000000"/>
+              <w:left w:val="single" w:sz="4" w:space="0" w:color="000000"/>
+              <w:bottom w:val="single" w:sz="4" w:space="0" w:color="000000"/>
+              <w:right w:val="single" w:sz="4" w:space="0" w:color="000000"/>
+            </w:tcBorders>
+            <w:shd w:val="clear" w:color="auto" w:fill="auto"/>
           </w:tcPr>
           <w:p>
             <w:pPr>
               <w:jc w:val="center"/>
-              <w:rPr>
-                <w:vertAlign w:val="baseline"/>
-              </w:rPr>
             </w:pPr>
             <w:r>
-              <w:rPr>
-                <w:rtl w:val="0"/>
-              </w:rPr>
               <w:t>29/08/2025</w:t>
             </w:r>
           </w:p>
         </w:tc>
         <w:tc>
           <w:tcPr>
-            <w:tcBorders>
-              <w:top w:val="single" w:color="000000" w:sz="4" w:space="0"/>
-              <w:left w:val="single" w:color="000000" w:sz="4" w:space="0"/>
-              <w:bottom w:val="single" w:color="000000" w:sz="4" w:space="0"/>
-              <w:right w:val="single" w:color="000000" w:sz="4" w:space="0"/>
-            </w:tcBorders>
-            <w:shd w:val="clear" w:color="auto" w:fill="auto"/>
-            <w:vAlign w:val="top"/>
+            <w:tcW w:w="1800" w:type="dxa"/>
+            <w:tcBorders>
+              <w:top w:val="single" w:sz="4" w:space="0" w:color="000000"/>
+              <w:left w:val="single" w:sz="4" w:space="0" w:color="000000"/>
+              <w:bottom w:val="single" w:sz="4" w:space="0" w:color="000000"/>
+              <w:right w:val="single" w:sz="4" w:space="0" w:color="000000"/>
+            </w:tcBorders>
+            <w:shd w:val="clear" w:color="auto" w:fill="auto"/>
           </w:tcPr>
           <w:p>
             <w:pPr>
               <w:jc w:val="center"/>
-              <w:rPr>
-                <w:vertAlign w:val="baseline"/>
-              </w:rPr>
             </w:pPr>
             <w:r>
-              <w:rPr>
-                <w:rtl w:val="0"/>
-              </w:rPr>
               <w:t>Leandro</w:t>
             </w:r>
           </w:p>
         </w:tc>
         <w:tc>
           <w:tcPr>
-            <w:tcBorders>
-              <w:top w:val="single" w:color="000000" w:sz="4" w:space="0"/>
-              <w:left w:val="single" w:color="000000" w:sz="4" w:space="0"/>
-              <w:bottom w:val="single" w:color="000000" w:sz="4" w:space="0"/>
-              <w:right w:val="single" w:color="000000" w:sz="4" w:space="0"/>
-            </w:tcBorders>
-            <w:shd w:val="clear" w:color="auto" w:fill="auto"/>
-            <w:vAlign w:val="top"/>
+            <w:tcW w:w="6120" w:type="dxa"/>
+            <w:tcBorders>
+              <w:top w:val="single" w:sz="4" w:space="0" w:color="000000"/>
+              <w:left w:val="single" w:sz="4" w:space="0" w:color="000000"/>
+              <w:bottom w:val="single" w:sz="4" w:space="0" w:color="000000"/>
+              <w:right w:val="single" w:sz="4" w:space="0" w:color="000000"/>
+            </w:tcBorders>
+            <w:shd w:val="clear" w:color="auto" w:fill="auto"/>
           </w:tcPr>
           <w:p>
             <w:pPr>
               <w:jc w:val="center"/>
-              <w:rPr>
-                <w:vertAlign w:val="baseline"/>
-              </w:rPr>
             </w:pPr>
             <w:r>
-              <w:rPr>
-                <w:rtl w:val="0"/>
-              </w:rPr>
               <w:t>Adição do Fluxo Alternativo</w:t>
             </w:r>
           </w:p>
         </w:tc>
       </w:tr>
       <w:tr>
-        <w:tblPrEx>
-          <w:tblCellMar>
-            <w:top w:w="0" w:type="dxa"/>
-            <w:left w:w="108" w:type="dxa"/>
-            <w:bottom w:w="0" w:type="dxa"/>
-            <w:right w:w="108" w:type="dxa"/>
-          </w:tblCellMar>
-        </w:tblPrEx>
-        <w:tc>
-          <w:tcPr>
-            <w:tcBorders>
-              <w:top w:val="single" w:color="000000" w:sz="4" w:space="0"/>
-              <w:left w:val="single" w:color="000000" w:sz="4" w:space="0"/>
-              <w:bottom w:val="single" w:color="000000" w:sz="4" w:space="0"/>
-              <w:right w:val="single" w:color="000000" w:sz="4" w:space="0"/>
-            </w:tcBorders>
-            <w:shd w:val="clear" w:color="auto" w:fill="auto"/>
-            <w:vAlign w:val="top"/>
+        <w:tc>
+          <w:tcPr>
+            <w:tcW w:w="2628" w:type="dxa"/>
+            <w:tcBorders>
+              <w:top w:val="single" w:sz="4" w:space="0" w:color="000000"/>
+              <w:left w:val="single" w:sz="4" w:space="0" w:color="000000"/>
+              <w:bottom w:val="single" w:sz="4" w:space="0" w:color="000000"/>
+              <w:right w:val="single" w:sz="4" w:space="0" w:color="000000"/>
+            </w:tcBorders>
+            <w:shd w:val="clear" w:color="auto" w:fill="auto"/>
           </w:tcPr>
           <w:p>
             <w:pPr>
               <w:jc w:val="center"/>
               <w:rPr>
-                <w:rFonts w:hint="default"/>
-                <w:rtl w:val="0"/>
                 <w:lang w:val="pt-BR"/>
               </w:rPr>
             </w:pPr>
             <w:r>
               <w:rPr>
-                <w:rFonts w:hint="default"/>
-                <w:rtl w:val="0"/>
                 <w:lang w:val="pt-BR"/>
               </w:rPr>
               <w:t>07</w:t>
             </w:r>
             <w:r>
-              <w:rPr>
-                <w:vertAlign w:val="baseline"/>
-                <w:rtl w:val="0"/>
-              </w:rPr>
               <w:t>/</w:t>
             </w:r>
             <w:r>
               <w:rPr>
-                <w:rFonts w:hint="default"/>
-                <w:vertAlign w:val="baseline"/>
-                <w:rtl w:val="0"/>
                 <w:lang w:val="pt-BR"/>
               </w:rPr>
               <w:t>11</w:t>
             </w:r>
             <w:r>
-              <w:rPr>
-                <w:vertAlign w:val="baseline"/>
-                <w:rtl w:val="0"/>
-              </w:rPr>
               <w:t>/</w:t>
             </w:r>
             <w:r>
               <w:rPr>
-                <w:rFonts w:hint="default"/>
-                <w:vertAlign w:val="baseline"/>
-                <w:rtl w:val="0"/>
                 <w:lang w:val="pt-BR"/>
               </w:rPr>
               <w:t>2025</w:t>
@@ -1459,28 +1094,24 @@
         </w:tc>
         <w:tc>
           <w:tcPr>
-            <w:tcBorders>
-              <w:top w:val="single" w:color="000000" w:sz="4" w:space="0"/>
-              <w:left w:val="single" w:color="000000" w:sz="4" w:space="0"/>
-              <w:bottom w:val="single" w:color="000000" w:sz="4" w:space="0"/>
-              <w:right w:val="single" w:color="000000" w:sz="4" w:space="0"/>
-            </w:tcBorders>
-            <w:shd w:val="clear" w:color="auto" w:fill="auto"/>
-            <w:vAlign w:val="top"/>
+            <w:tcW w:w="1800" w:type="dxa"/>
+            <w:tcBorders>
+              <w:top w:val="single" w:sz="4" w:space="0" w:color="000000"/>
+              <w:left w:val="single" w:sz="4" w:space="0" w:color="000000"/>
+              <w:bottom w:val="single" w:sz="4" w:space="0" w:color="000000"/>
+              <w:right w:val="single" w:sz="4" w:space="0" w:color="000000"/>
+            </w:tcBorders>
+            <w:shd w:val="clear" w:color="auto" w:fill="auto"/>
           </w:tcPr>
           <w:p>
             <w:pPr>
               <w:jc w:val="center"/>
               <w:rPr>
-                <w:rFonts w:hint="default"/>
-                <w:rtl w:val="0"/>
                 <w:lang w:val="pt-BR"/>
               </w:rPr>
             </w:pPr>
             <w:r>
               <w:rPr>
-                <w:rFonts w:hint="default"/>
-                <w:rtl w:val="0"/>
                 <w:lang w:val="pt-BR"/>
               </w:rPr>
               <w:t>Kauan Felipe</w:t>
@@ -1489,62 +1120,50 @@
         </w:tc>
         <w:tc>
           <w:tcPr>
-            <w:tcBorders>
-              <w:top w:val="single" w:color="000000" w:sz="4" w:space="0"/>
-              <w:left w:val="single" w:color="000000" w:sz="4" w:space="0"/>
-              <w:bottom w:val="single" w:color="000000" w:sz="4" w:space="0"/>
-              <w:right w:val="single" w:color="000000" w:sz="4" w:space="0"/>
-            </w:tcBorders>
-            <w:shd w:val="clear" w:color="auto" w:fill="auto"/>
-            <w:vAlign w:val="top"/>
+            <w:tcW w:w="6120" w:type="dxa"/>
+            <w:tcBorders>
+              <w:top w:val="single" w:sz="4" w:space="0" w:color="000000"/>
+              <w:left w:val="single" w:sz="4" w:space="0" w:color="000000"/>
+              <w:bottom w:val="single" w:sz="4" w:space="0" w:color="000000"/>
+              <w:right w:val="single" w:sz="4" w:space="0" w:color="000000"/>
+            </w:tcBorders>
+            <w:shd w:val="clear" w:color="auto" w:fill="auto"/>
           </w:tcPr>
           <w:p>
             <w:pPr>
               <w:jc w:val="center"/>
               <w:rPr>
-                <w:rFonts w:hint="default"/>
-                <w:rtl w:val="0"/>
                 <w:lang w:val="pt-BR"/>
               </w:rPr>
             </w:pPr>
             <w:r>
               <w:rPr>
-                <w:rFonts w:hint="default"/>
-                <w:rtl w:val="0"/>
                 <w:lang w:val="pt-BR"/>
               </w:rPr>
               <w:t>Mudança do número das telas</w:t>
             </w:r>
-            <w:bookmarkStart w:id="0" w:name="_GoBack"/>
-            <w:bookmarkEnd w:id="0"/>
           </w:p>
         </w:tc>
       </w:tr>
     </w:tbl>
-    <w:p>
-      <w:pPr>
-        <w:rPr>
-          <w:vertAlign w:val="baseline"/>
-        </w:rPr>
-      </w:pPr>
-    </w:p>
+    <w:p/>
     <w:sectPr>
       <w:pgSz w:w="11906" w:h="16838"/>
       <w:pgMar w:top="1418" w:right="851" w:bottom="1418" w:left="851" w:header="720" w:footer="720" w:gutter="0"/>
       <w:pgNumType w:start="1"/>
-      <w:cols w:space="720" w:num="1"/>
+      <w:cols w:space="720"/>
     </w:sectPr>
   </w:body>
 </w:document>
 </file>
 
 <file path=word/numbering.xml><?xml version="1.0" encoding="utf-8"?>
-<w:numbering xmlns:wpc="http://schemas.microsoft.com/office/word/2010/wordprocessingCanvas" xmlns:mc="http://schemas.openxmlformats.org/markup-compatibility/2006" xmlns:o="urn:schemas-microsoft-com:office:office" xmlns:r="http://schemas.openxmlformats.org/officeDocument/2006/relationships" xmlns:m="http://schemas.openxmlformats.org/officeDocument/2006/math" xmlns:v="urn:schemas-microsoft-com:vml" xmlns:wp14="http://schemas.microsoft.com/office/word/2010/wordprocessingDrawing" xmlns:wp="http://schemas.openxmlformats.org/drawingml/2006/wordprocessingDrawing" xmlns:w10="urn:schemas-microsoft-com:office:word" xmlns:w="http://schemas.openxmlformats.org/wordprocessingml/2006/main" xmlns:w14="http://schemas.microsoft.com/office/word/2010/wordml" xmlns:wpg="http://schemas.microsoft.com/office/word/2010/wordprocessingGroup" xmlns:wpi="http://schemas.microsoft.com/office/word/2010/wordprocessingInk" xmlns:wne="http://schemas.microsoft.com/office/word/2006/wordml" xmlns:wps="http://schemas.microsoft.com/office/word/2010/wordprocessingShape" xmlns:wpsCustomData="http://www.wps.cn/officeDocument/2013/wpsCustomData" mc:Ignorable="w14 wp14">
-  <w:abstractNum w:abstractNumId="0">
+<w:numbering xmlns:wpc="http://schemas.microsoft.com/office/word/2010/wordprocessingCanvas" xmlns:cx="http://schemas.microsoft.com/office/drawing/2014/chartex" xmlns:cx1="http://schemas.microsoft.com/office/drawing/2015/9/8/chartex" xmlns:cx2="http://schemas.microsoft.com/office/drawing/2015/10/21/chartex" xmlns:cx3="http://schemas.microsoft.com/office/drawing/2016/5/9/chartex" xmlns:cx4="http://schemas.microsoft.com/office/drawing/2016/5/10/chartex" xmlns:cx5="http://schemas.microsoft.com/office/drawing/2016/5/11/chartex" xmlns:cx6="http://schemas.microsoft.com/office/drawing/2016/5/12/chartex" xmlns:cx7="http://schemas.microsoft.com/office/drawing/2016/5/13/chartex" xmlns:cx8="http://schemas.microsoft.com/office/drawing/2016/5/14/chartex" xmlns:mc="http://schemas.openxmlformats.org/markup-compatibility/2006" xmlns:aink="http://schemas.microsoft.com/office/drawing/2016/ink" xmlns:am3d="http://schemas.microsoft.com/office/drawing/2017/model3d" xmlns:o="urn:schemas-microsoft-com:office:office" xmlns:r="http://schemas.openxmlformats.org/officeDocument/2006/relationships" xmlns:m="http://schemas.openxmlformats.org/officeDocument/2006/math" xmlns:v="urn:schemas-microsoft-com:vml" xmlns:wp14="http://schemas.microsoft.com/office/word/2010/wordprocessingDrawing" xmlns:wp="http://schemas.openxmlformats.org/drawingml/2006/wordprocessingDrawing" xmlns:w10="urn:schemas-microsoft-com:office:word" xmlns:w="http://schemas.openxmlformats.org/wordprocessingml/2006/main" xmlns:w14="http://schemas.microsoft.com/office/word/2010/wordml" xmlns:w15="http://schemas.microsoft.com/office/word/2012/wordml" xmlns:w16cex="http://schemas.microsoft.com/office/word/2018/wordml/cex" xmlns:w16cid="http://schemas.microsoft.com/office/word/2016/wordml/cid" xmlns:w16="http://schemas.microsoft.com/office/word/2018/wordml" xmlns:w16se="http://schemas.microsoft.com/office/word/2015/wordml/symex" xmlns:wpg="http://schemas.microsoft.com/office/word/2010/wordprocessingGroup" xmlns:wpi="http://schemas.microsoft.com/office/word/2010/wordprocessingInk" xmlns:wne="http://schemas.microsoft.com/office/word/2006/wordml" xmlns:wps="http://schemas.microsoft.com/office/word/2010/wordprocessingShape" mc:Ignorable="w14 w15 w16se w16cid w16 w16cex wp14">
+  <w:abstractNum w:abstractNumId="0" w15:restartNumberingAfterBreak="0">
     <w:nsid w:val="FFBD71D1"/>
     <w:multiLevelType w:val="multilevel"/>
     <w:tmpl w:val="FFBD71D1"/>
-    <w:lvl w:ilvl="0" w:tentative="0">
+    <w:lvl w:ilvl="0">
       <w:start w:val="1"/>
       <w:numFmt w:val="decimal"/>
       <w:lvlText w:val=""/>
@@ -1556,7 +1175,7 @@
         <w:vertAlign w:val="baseline"/>
       </w:rPr>
     </w:lvl>
-    <w:lvl w:ilvl="1" w:tentative="0">
+    <w:lvl w:ilvl="1">
       <w:start w:val="1"/>
       <w:numFmt w:val="decimal"/>
       <w:lvlText w:val=""/>
@@ -1568,7 +1187,7 @@
         <w:vertAlign w:val="baseline"/>
       </w:rPr>
     </w:lvl>
-    <w:lvl w:ilvl="2" w:tentative="0">
+    <w:lvl w:ilvl="2">
       <w:start w:val="1"/>
       <w:numFmt w:val="decimal"/>
       <w:lvlText w:val=""/>
@@ -1580,7 +1199,7 @@
         <w:vertAlign w:val="baseline"/>
       </w:rPr>
     </w:lvl>
-    <w:lvl w:ilvl="3" w:tentative="0">
+    <w:lvl w:ilvl="3">
       <w:start w:val="1"/>
       <w:numFmt w:val="decimal"/>
       <w:lvlText w:val=""/>
@@ -1592,7 +1211,7 @@
         <w:vertAlign w:val="baseline"/>
       </w:rPr>
     </w:lvl>
-    <w:lvl w:ilvl="4" w:tentative="0">
+    <w:lvl w:ilvl="4">
       <w:start w:val="1"/>
       <w:numFmt w:val="decimal"/>
       <w:lvlText w:val=""/>
@@ -1604,7 +1223,7 @@
         <w:vertAlign w:val="baseline"/>
       </w:rPr>
     </w:lvl>
-    <w:lvl w:ilvl="5" w:tentative="0">
+    <w:lvl w:ilvl="5">
       <w:start w:val="1"/>
       <w:numFmt w:val="decimal"/>
       <w:lvlText w:val=""/>
@@ -1616,7 +1235,7 @@
         <w:vertAlign w:val="baseline"/>
       </w:rPr>
     </w:lvl>
-    <w:lvl w:ilvl="6" w:tentative="0">
+    <w:lvl w:ilvl="6">
       <w:start w:val="1"/>
       <w:numFmt w:val="decimal"/>
       <w:lvlText w:val=""/>
@@ -1628,7 +1247,7 @@
         <w:vertAlign w:val="baseline"/>
       </w:rPr>
     </w:lvl>
-    <w:lvl w:ilvl="7" w:tentative="0">
+    <w:lvl w:ilvl="7">
       <w:start w:val="1"/>
       <w:numFmt w:val="decimal"/>
       <w:lvlText w:val=""/>
@@ -1640,7 +1259,7 @@
         <w:vertAlign w:val="baseline"/>
       </w:rPr>
     </w:lvl>
-    <w:lvl w:ilvl="8" w:tentative="0">
+    <w:lvl w:ilvl="8">
       <w:start w:val="1"/>
       <w:numFmt w:val="decimal"/>
       <w:lvlText w:val=""/>
@@ -1653,11 +1272,11 @@
       </w:rPr>
     </w:lvl>
   </w:abstractNum>
-  <w:abstractNum w:abstractNumId="1">
+  <w:abstractNum w:abstractNumId="1" w15:restartNumberingAfterBreak="0">
     <w:nsid w:val="0F58EC45"/>
     <w:multiLevelType w:val="multilevel"/>
     <w:tmpl w:val="0F58EC45"/>
-    <w:lvl w:ilvl="0" w:tentative="0">
+    <w:lvl w:ilvl="0">
       <w:start w:val="1"/>
       <w:numFmt w:val="decimal"/>
       <w:lvlText w:val="%1."/>
@@ -1669,7 +1288,7 @@
         <w:u w:val="none"/>
       </w:rPr>
     </w:lvl>
-    <w:lvl w:ilvl="1" w:tentative="0">
+    <w:lvl w:ilvl="1">
       <w:start w:val="1"/>
       <w:numFmt w:val="lowerLetter"/>
       <w:lvlText w:val="%2."/>
@@ -1681,7 +1300,7 @@
         <w:u w:val="none"/>
       </w:rPr>
     </w:lvl>
-    <w:lvl w:ilvl="2" w:tentative="0">
+    <w:lvl w:ilvl="2">
       <w:start w:val="1"/>
       <w:numFmt w:val="lowerRoman"/>
       <w:lvlText w:val="%3."/>
@@ -1693,7 +1312,7 @@
         <w:u w:val="none"/>
       </w:rPr>
     </w:lvl>
-    <w:lvl w:ilvl="3" w:tentative="0">
+    <w:lvl w:ilvl="3">
       <w:start w:val="1"/>
       <w:numFmt w:val="decimal"/>
       <w:lvlText w:val="%4."/>
@@ -1705,7 +1324,7 @@
         <w:u w:val="none"/>
       </w:rPr>
     </w:lvl>
-    <w:lvl w:ilvl="4" w:tentative="0">
+    <w:lvl w:ilvl="4">
       <w:start w:val="1"/>
       <w:numFmt w:val="lowerLetter"/>
       <w:lvlText w:val="%5."/>
@@ -1717,7 +1336,7 @@
         <w:u w:val="none"/>
       </w:rPr>
     </w:lvl>
-    <w:lvl w:ilvl="5" w:tentative="0">
+    <w:lvl w:ilvl="5">
       <w:start w:val="1"/>
       <w:numFmt w:val="lowerRoman"/>
       <w:lvlText w:val="%6."/>
@@ -1729,7 +1348,7 @@
         <w:u w:val="none"/>
       </w:rPr>
     </w:lvl>
-    <w:lvl w:ilvl="6" w:tentative="0">
+    <w:lvl w:ilvl="6">
       <w:start w:val="1"/>
       <w:numFmt w:val="decimal"/>
       <w:lvlText w:val="%7."/>
@@ -1741,7 +1360,7 @@
         <w:u w:val="none"/>
       </w:rPr>
     </w:lvl>
-    <w:lvl w:ilvl="7" w:tentative="0">
+    <w:lvl w:ilvl="7">
       <w:start w:val="1"/>
       <w:numFmt w:val="lowerLetter"/>
       <w:lvlText w:val="%8."/>
@@ -1753,7 +1372,7 @@
         <w:u w:val="none"/>
       </w:rPr>
     </w:lvl>
-    <w:lvl w:ilvl="8" w:tentative="0">
+    <w:lvl w:ilvl="8">
       <w:start w:val="1"/>
       <w:numFmt w:val="lowerRoman"/>
       <w:lvlText w:val="%9."/>
@@ -1776,225 +1395,349 @@
 </file>
 
 <file path=word/styles.xml><?xml version="1.0" encoding="utf-8"?>
-<w:styles xmlns:mc="http://schemas.openxmlformats.org/markup-compatibility/2006" xmlns:o="urn:schemas-microsoft-com:office:office" xmlns:r="http://schemas.openxmlformats.org/officeDocument/2006/relationships" xmlns:m="http://schemas.openxmlformats.org/officeDocument/2006/math" xmlns:v="urn:schemas-microsoft-com:vml" xmlns:w="http://schemas.openxmlformats.org/wordprocessingml/2006/main" xmlns:w14="http://schemas.microsoft.com/office/word/2010/wordml" xmlns:w10="urn:schemas-microsoft-com:office:word" xmlns:sl="http://schemas.openxmlformats.org/schemaLibrary/2006/main" xmlns:wpsCustomData="http://www.wps.cn/officeDocument/2013/wpsCustomData" mc:Ignorable="w14">
+<w:styles xmlns:mc="http://schemas.openxmlformats.org/markup-compatibility/2006" xmlns:r="http://schemas.openxmlformats.org/officeDocument/2006/relationships" xmlns:w="http://schemas.openxmlformats.org/wordprocessingml/2006/main" xmlns:w14="http://schemas.microsoft.com/office/word/2010/wordml" xmlns:w15="http://schemas.microsoft.com/office/word/2012/wordml" xmlns:w16cex="http://schemas.microsoft.com/office/word/2018/wordml/cex" xmlns:w16cid="http://schemas.microsoft.com/office/word/2016/wordml/cid" xmlns:w16="http://schemas.microsoft.com/office/word/2018/wordml" xmlns:w16se="http://schemas.microsoft.com/office/word/2015/wordml/symex" mc:Ignorable="w14 w15 w16se w16cid w16 w16cex">
   <w:docDefaults>
     <w:rPrDefault>
       <w:rPr>
-        <w:rFonts w:asciiTheme="minorHAnsi" w:hAnsiTheme="minorHAnsi" w:eastAsiaTheme="minorEastAsia" w:cstheme="minorBidi"/>
+        <w:rFonts w:asciiTheme="minorHAnsi" w:eastAsiaTheme="minorEastAsia" w:hAnsiTheme="minorHAnsi" w:cstheme="minorBidi"/>
+        <w:lang w:val="pt-BR" w:eastAsia="pt-BR" w:bidi="ar-SA"/>
       </w:rPr>
     </w:rPrDefault>
     <w:pPrDefault/>
   </w:docDefaults>
-  <w:latentStyles w:count="260" w:defQFormat="0" w:defUnhideWhenUsed="1" w:defSemiHidden="1" w:defUIPriority="99" w:defLockedState="0">
-    <w:lsdException w:unhideWhenUsed="0" w:uiPriority="0" w:semiHidden="0" w:name="Normal"/>
-    <w:lsdException w:qFormat="1" w:unhideWhenUsed="0" w:uiPriority="0" w:semiHidden="0" w:name="heading 1"/>
-    <w:lsdException w:qFormat="1" w:unhideWhenUsed="0" w:uiPriority="0" w:semiHidden="0" w:name="heading 2"/>
-    <w:lsdException w:qFormat="1" w:unhideWhenUsed="0" w:uiPriority="0" w:semiHidden="0" w:name="heading 3"/>
-    <w:lsdException w:qFormat="1" w:unhideWhenUsed="0" w:uiPriority="0" w:semiHidden="0" w:name="heading 4"/>
-    <w:lsdException w:unhideWhenUsed="0" w:uiPriority="0" w:semiHidden="0" w:name="heading 5"/>
-    <w:lsdException w:qFormat="1" w:unhideWhenUsed="0" w:uiPriority="0" w:semiHidden="0" w:name="heading 6"/>
-    <w:lsdException w:qFormat="1" w:uiPriority="0" w:name="heading 7"/>
-    <w:lsdException w:qFormat="1" w:uiPriority="0" w:name="heading 8"/>
-    <w:lsdException w:qFormat="1" w:uiPriority="0" w:name="heading 9"/>
-    <w:lsdException w:unhideWhenUsed="0" w:uiPriority="0" w:semiHidden="0" w:name="index 1"/>
-    <w:lsdException w:unhideWhenUsed="0" w:uiPriority="0" w:semiHidden="0" w:name="index 2"/>
-    <w:lsdException w:unhideWhenUsed="0" w:uiPriority="0" w:semiHidden="0" w:name="index 3"/>
-    <w:lsdException w:unhideWhenUsed="0" w:uiPriority="0" w:semiHidden="0" w:name="index 4"/>
-    <w:lsdException w:unhideWhenUsed="0" w:uiPriority="0" w:semiHidden="0" w:name="index 5"/>
-    <w:lsdException w:unhideWhenUsed="0" w:uiPriority="0" w:semiHidden="0" w:name="index 6"/>
-    <w:lsdException w:unhideWhenUsed="0" w:uiPriority="0" w:semiHidden="0" w:name="index 7"/>
-    <w:lsdException w:unhideWhenUsed="0" w:uiPriority="0" w:semiHidden="0" w:name="index 8"/>
-    <w:lsdException w:unhideWhenUsed="0" w:uiPriority="0" w:semiHidden="0" w:name="index 9"/>
-    <w:lsdException w:unhideWhenUsed="0" w:uiPriority="0" w:semiHidden="0" w:name="toc 1"/>
-    <w:lsdException w:unhideWhenUsed="0" w:uiPriority="0" w:semiHidden="0" w:name="toc 2"/>
-    <w:lsdException w:unhideWhenUsed="0" w:uiPriority="0" w:semiHidden="0" w:name="toc 3"/>
-    <w:lsdException w:unhideWhenUsed="0" w:uiPriority="0" w:semiHidden="0" w:name="toc 4"/>
-    <w:lsdException w:unhideWhenUsed="0" w:uiPriority="0" w:semiHidden="0" w:name="toc 5"/>
-    <w:lsdException w:unhideWhenUsed="0" w:uiPriority="0" w:semiHidden="0" w:name="toc 6"/>
-    <w:lsdException w:unhideWhenUsed="0" w:uiPriority="0" w:semiHidden="0" w:name="toc 7"/>
-    <w:lsdException w:unhideWhenUsed="0" w:uiPriority="0" w:semiHidden="0" w:name="toc 8"/>
-    <w:lsdException w:unhideWhenUsed="0" w:uiPriority="0" w:semiHidden="0" w:name="toc 9"/>
-    <w:lsdException w:unhideWhenUsed="0" w:uiPriority="0" w:semiHidden="0" w:name="Normal Indent"/>
-    <w:lsdException w:unhideWhenUsed="0" w:uiPriority="0" w:semiHidden="0" w:name="footnote text"/>
-    <w:lsdException w:unhideWhenUsed="0" w:uiPriority="0" w:semiHidden="0" w:name="annotation text"/>
-    <w:lsdException w:unhideWhenUsed="0" w:uiPriority="0" w:semiHidden="0" w:name="header"/>
-    <w:lsdException w:unhideWhenUsed="0" w:uiPriority="0" w:semiHidden="0" w:name="footer"/>
-    <w:lsdException w:unhideWhenUsed="0" w:uiPriority="0" w:semiHidden="0" w:name="index heading"/>
-    <w:lsdException w:unhideWhenUsed="0" w:uiPriority="0" w:semiHidden="0" w:name="caption"/>
-    <w:lsdException w:unhideWhenUsed="0" w:uiPriority="0" w:semiHidden="0" w:name="table of figures"/>
-    <w:lsdException w:unhideWhenUsed="0" w:uiPriority="0" w:semiHidden="0" w:name="envelope address"/>
-    <w:lsdException w:unhideWhenUsed="0" w:uiPriority="0" w:semiHidden="0" w:name="envelope return"/>
-    <w:lsdException w:unhideWhenUsed="0" w:uiPriority="0" w:semiHidden="0" w:name="footnote reference"/>
-    <w:lsdException w:unhideWhenUsed="0" w:uiPriority="0" w:semiHidden="0" w:name="annotation reference"/>
-    <w:lsdException w:unhideWhenUsed="0" w:uiPriority="0" w:semiHidden="0" w:name="line number"/>
-    <w:lsdException w:unhideWhenUsed="0" w:uiPriority="0" w:semiHidden="0" w:name="page number"/>
-    <w:lsdException w:unhideWhenUsed="0" w:uiPriority="0" w:semiHidden="0" w:name="endnote reference"/>
-    <w:lsdException w:unhideWhenUsed="0" w:uiPriority="0" w:semiHidden="0" w:name="endnote text"/>
-    <w:lsdException w:unhideWhenUsed="0" w:uiPriority="0" w:semiHidden="0" w:name="table of authorities"/>
-    <w:lsdException w:unhideWhenUsed="0" w:uiPriority="0" w:semiHidden="0" w:name="macro"/>
-    <w:lsdException w:unhideWhenUsed="0" w:uiPriority="0" w:semiHidden="0" w:name="toa heading"/>
-    <w:lsdException w:unhideWhenUsed="0" w:uiPriority="0" w:semiHidden="0" w:name="List"/>
-    <w:lsdException w:unhideWhenUsed="0" w:uiPriority="0" w:semiHidden="0" w:name="List Bullet"/>
-    <w:lsdException w:unhideWhenUsed="0" w:uiPriority="0" w:semiHidden="0" w:name="List Number"/>
-    <w:lsdException w:unhideWhenUsed="0" w:uiPriority="0" w:semiHidden="0" w:name="List 2"/>
-    <w:lsdException w:unhideWhenUsed="0" w:uiPriority="0" w:semiHidden="0" w:name="List 3"/>
-    <w:lsdException w:unhideWhenUsed="0" w:uiPriority="0" w:semiHidden="0" w:name="List 4"/>
-    <w:lsdException w:unhideWhenUsed="0" w:uiPriority="0" w:semiHidden="0" w:name="List 5"/>
-    <w:lsdException w:unhideWhenUsed="0" w:uiPriority="0" w:semiHidden="0" w:name="List Bullet 2"/>
-    <w:lsdException w:unhideWhenUsed="0" w:uiPriority="0" w:semiHidden="0" w:name="List Bullet 3"/>
-    <w:lsdException w:unhideWhenUsed="0" w:uiPriority="0" w:semiHidden="0" w:name="List Bullet 4"/>
-    <w:lsdException w:unhideWhenUsed="0" w:uiPriority="0" w:semiHidden="0" w:name="List Bullet 5"/>
-    <w:lsdException w:unhideWhenUsed="0" w:uiPriority="0" w:semiHidden="0" w:name="List Number 2"/>
-    <w:lsdException w:unhideWhenUsed="0" w:uiPriority="0" w:semiHidden="0" w:name="List Number 3"/>
-    <w:lsdException w:unhideWhenUsed="0" w:uiPriority="0" w:semiHidden="0" w:name="List Number 4"/>
-    <w:lsdException w:unhideWhenUsed="0" w:uiPriority="0" w:semiHidden="0" w:name="List Number 5"/>
-    <w:lsdException w:qFormat="1" w:unhideWhenUsed="0" w:uiPriority="0" w:semiHidden="0" w:name="Title"/>
-    <w:lsdException w:unhideWhenUsed="0" w:uiPriority="0" w:semiHidden="0" w:name="Closing"/>
-    <w:lsdException w:unhideWhenUsed="0" w:uiPriority="0" w:semiHidden="0" w:name="Signature"/>
-    <w:lsdException w:unhideWhenUsed="0" w:uiPriority="0" w:semiHidden="0" w:name="Default Paragraph Font"/>
-    <w:lsdException w:unhideWhenUsed="0" w:uiPriority="0" w:semiHidden="0" w:name="Body Text"/>
-    <w:lsdException w:unhideWhenUsed="0" w:uiPriority="0" w:semiHidden="0" w:name="Body Text Indent"/>
-    <w:lsdException w:unhideWhenUsed="0" w:uiPriority="0" w:semiHidden="0" w:name="List Continue"/>
-    <w:lsdException w:unhideWhenUsed="0" w:uiPriority="0" w:semiHidden="0" w:name="List Continue 2"/>
-    <w:lsdException w:unhideWhenUsed="0" w:uiPriority="0" w:semiHidden="0" w:name="List Continue 3"/>
-    <w:lsdException w:unhideWhenUsed="0" w:uiPriority="0" w:semiHidden="0" w:name="List Continue 4"/>
-    <w:lsdException w:unhideWhenUsed="0" w:uiPriority="0" w:semiHidden="0" w:name="List Continue 5"/>
-    <w:lsdException w:unhideWhenUsed="0" w:uiPriority="0" w:semiHidden="0" w:name="Message Header"/>
-    <w:lsdException w:unhideWhenUsed="0" w:uiPriority="0" w:semiHidden="0" w:name="Subtitle"/>
-    <w:lsdException w:unhideWhenUsed="0" w:uiPriority="0" w:semiHidden="0" w:name="Salutation"/>
-    <w:lsdException w:unhideWhenUsed="0" w:uiPriority="0" w:semiHidden="0" w:name="Date"/>
-    <w:lsdException w:unhideWhenUsed="0" w:uiPriority="0" w:semiHidden="0" w:name="Body Text First Indent"/>
-    <w:lsdException w:unhideWhenUsed="0" w:uiPriority="0" w:semiHidden="0" w:name="Body Text First Indent 2"/>
-    <w:lsdException w:unhideWhenUsed="0" w:uiPriority="0" w:semiHidden="0" w:name="Note Heading"/>
-    <w:lsdException w:unhideWhenUsed="0" w:uiPriority="0" w:semiHidden="0" w:name="Body Text 2"/>
-    <w:lsdException w:unhideWhenUsed="0" w:uiPriority="0" w:semiHidden="0" w:name="Body Text 3"/>
-    <w:lsdException w:unhideWhenUsed="0" w:uiPriority="0" w:semiHidden="0" w:name="Body Text Indent 2"/>
-    <w:lsdException w:unhideWhenUsed="0" w:uiPriority="0" w:semiHidden="0" w:name="Body Text Indent 3"/>
-    <w:lsdException w:unhideWhenUsed="0" w:uiPriority="0" w:semiHidden="0" w:name="Block Text"/>
-    <w:lsdException w:unhideWhenUsed="0" w:uiPriority="0" w:semiHidden="0" w:name="Hyperlink"/>
-    <w:lsdException w:unhideWhenUsed="0" w:uiPriority="0" w:semiHidden="0" w:name="FollowedHyperlink"/>
-    <w:lsdException w:qFormat="1" w:unhideWhenUsed="0" w:uiPriority="0" w:semiHidden="0" w:name="Strong"/>
-    <w:lsdException w:qFormat="1" w:unhideWhenUsed="0" w:uiPriority="0" w:semiHidden="0" w:name="Emphasis"/>
-    <w:lsdException w:unhideWhenUsed="0" w:uiPriority="0" w:semiHidden="0" w:name="Document Map"/>
-    <w:lsdException w:unhideWhenUsed="0" w:uiPriority="0" w:semiHidden="0" w:name="Plain Text"/>
-    <w:lsdException w:unhideWhenUsed="0" w:uiPriority="0" w:semiHidden="0" w:name="E-mail Signature"/>
-    <w:lsdException w:unhideWhenUsed="0" w:uiPriority="0" w:semiHidden="0" w:name="Normal (Web)"/>
-    <w:lsdException w:unhideWhenUsed="0" w:uiPriority="0" w:semiHidden="0" w:name="HTML Acronym"/>
-    <w:lsdException w:unhideWhenUsed="0" w:uiPriority="0" w:semiHidden="0" w:name="HTML Address"/>
-    <w:lsdException w:unhideWhenUsed="0" w:uiPriority="0" w:semiHidden="0" w:name="HTML Cite"/>
-    <w:lsdException w:unhideWhenUsed="0" w:uiPriority="0" w:semiHidden="0" w:name="HTML Code"/>
-    <w:lsdException w:unhideWhenUsed="0" w:uiPriority="0" w:semiHidden="0" w:name="HTML Definition"/>
-    <w:lsdException w:unhideWhenUsed="0" w:uiPriority="0" w:semiHidden="0" w:name="HTML Keyboard"/>
-    <w:lsdException w:unhideWhenUsed="0" w:uiPriority="0" w:semiHidden="0" w:name="HTML Preformatted"/>
-    <w:lsdException w:unhideWhenUsed="0" w:uiPriority="0" w:semiHidden="0" w:name="HTML Sample"/>
-    <w:lsdException w:unhideWhenUsed="0" w:uiPriority="0" w:semiHidden="0" w:name="HTML Typewriter"/>
-    <w:lsdException w:unhideWhenUsed="0" w:uiPriority="0" w:semiHidden="0" w:name="HTML Variable"/>
-    <w:lsdException w:unhideWhenUsed="0" w:uiPriority="0" w:name="Normal Table"/>
-    <w:lsdException w:unhideWhenUsed="0" w:uiPriority="0" w:semiHidden="0" w:name="annotation subject"/>
-    <w:lsdException w:unhideWhenUsed="0" w:uiPriority="0" w:semiHidden="0" w:name="Table Simple 1"/>
-    <w:lsdException w:unhideWhenUsed="0" w:uiPriority="0" w:semiHidden="0" w:name="Table Simple 2"/>
-    <w:lsdException w:unhideWhenUsed="0" w:uiPriority="0" w:semiHidden="0" w:name="Table Simple 3"/>
-    <w:lsdException w:unhideWhenUsed="0" w:uiPriority="0" w:semiHidden="0" w:name="Table Classic 1"/>
-    <w:lsdException w:unhideWhenUsed="0" w:uiPriority="0" w:semiHidden="0" w:name="Table Classic 2"/>
-    <w:lsdException w:unhideWhenUsed="0" w:uiPriority="0" w:semiHidden="0" w:name="Table Classic 3"/>
-    <w:lsdException w:unhideWhenUsed="0" w:uiPriority="0" w:semiHidden="0" w:name="Table Classic 4"/>
-    <w:lsdException w:unhideWhenUsed="0" w:uiPriority="0" w:semiHidden="0" w:name="Table Colorful 1"/>
-    <w:lsdException w:unhideWhenUsed="0" w:uiPriority="0" w:semiHidden="0" w:name="Table Colorful 2"/>
-    <w:lsdException w:unhideWhenUsed="0" w:uiPriority="0" w:semiHidden="0" w:name="Table Colorful 3"/>
-    <w:lsdException w:unhideWhenUsed="0" w:uiPriority="0" w:semiHidden="0" w:name="Table Columns 1"/>
-    <w:lsdException w:unhideWhenUsed="0" w:uiPriority="0" w:semiHidden="0" w:name="Table Columns 2"/>
-    <w:lsdException w:unhideWhenUsed="0" w:uiPriority="0" w:semiHidden="0" w:name="Table Columns 3"/>
-    <w:lsdException w:unhideWhenUsed="0" w:uiPriority="0" w:semiHidden="0" w:name="Table Columns 4"/>
-    <w:lsdException w:unhideWhenUsed="0" w:uiPriority="0" w:semiHidden="0" w:name="Table Columns 5"/>
-    <w:lsdException w:unhideWhenUsed="0" w:uiPriority="0" w:semiHidden="0" w:name="Table Grid 1"/>
-    <w:lsdException w:unhideWhenUsed="0" w:uiPriority="0" w:semiHidden="0" w:name="Table Grid 2"/>
-    <w:lsdException w:unhideWhenUsed="0" w:uiPriority="0" w:semiHidden="0" w:name="Table Grid 3"/>
-    <w:lsdException w:unhideWhenUsed="0" w:uiPriority="0" w:semiHidden="0" w:name="Table Grid 4"/>
-    <w:lsdException w:unhideWhenUsed="0" w:uiPriority="0" w:semiHidden="0" w:name="Table Grid 5"/>
-    <w:lsdException w:unhideWhenUsed="0" w:uiPriority="0" w:semiHidden="0" w:name="Table Grid 6"/>
-    <w:lsdException w:unhideWhenUsed="0" w:uiPriority="0" w:semiHidden="0" w:name="Table Grid 7"/>
-    <w:lsdException w:unhideWhenUsed="0" w:uiPriority="0" w:semiHidden="0" w:name="Table Grid 8"/>
-    <w:lsdException w:unhideWhenUsed="0" w:uiPriority="0" w:semiHidden="0" w:name="Table List 1"/>
-    <w:lsdException w:unhideWhenUsed="0" w:uiPriority="0" w:semiHidden="0" w:name="Table List 2"/>
-    <w:lsdException w:unhideWhenUsed="0" w:uiPriority="0" w:semiHidden="0" w:name="Table List 3"/>
-    <w:lsdException w:unhideWhenUsed="0" w:uiPriority="0" w:semiHidden="0" w:name="Table List 4"/>
-    <w:lsdException w:unhideWhenUsed="0" w:uiPriority="0" w:semiHidden="0" w:name="Table List 5"/>
-    <w:lsdException w:unhideWhenUsed="0" w:uiPriority="0" w:semiHidden="0" w:name="Table List 6"/>
-    <w:lsdException w:unhideWhenUsed="0" w:uiPriority="0" w:semiHidden="0" w:name="Table List 7"/>
-    <w:lsdException w:unhideWhenUsed="0" w:uiPriority="0" w:semiHidden="0" w:name="Table List 8"/>
-    <w:lsdException w:unhideWhenUsed="0" w:uiPriority="0" w:semiHidden="0" w:name="Table 3D effects 1"/>
-    <w:lsdException w:unhideWhenUsed="0" w:uiPriority="0" w:semiHidden="0" w:name="Table 3D effects 2"/>
-    <w:lsdException w:unhideWhenUsed="0" w:uiPriority="0" w:semiHidden="0" w:name="Table 3D effects 3"/>
-    <w:lsdException w:unhideWhenUsed="0" w:uiPriority="0" w:semiHidden="0" w:name="Table Contemporary"/>
-    <w:lsdException w:unhideWhenUsed="0" w:uiPriority="0" w:semiHidden="0" w:name="Table Elegant"/>
-    <w:lsdException w:unhideWhenUsed="0" w:uiPriority="0" w:semiHidden="0" w:name="Table Professional"/>
-    <w:lsdException w:unhideWhenUsed="0" w:uiPriority="0" w:semiHidden="0" w:name="Table Subtle 1"/>
-    <w:lsdException w:unhideWhenUsed="0" w:uiPriority="0" w:semiHidden="0" w:name="Table Subtle 2"/>
-    <w:lsdException w:unhideWhenUsed="0" w:uiPriority="0" w:semiHidden="0" w:name="Table Web 1"/>
-    <w:lsdException w:unhideWhenUsed="0" w:uiPriority="0" w:semiHidden="0" w:name="Table Web 2"/>
-    <w:lsdException w:unhideWhenUsed="0" w:uiPriority="0" w:semiHidden="0" w:name="Table Web 3"/>
-    <w:lsdException w:unhideWhenUsed="0" w:uiPriority="0" w:semiHidden="0" w:name="Balloon Text"/>
-    <w:lsdException w:unhideWhenUsed="0" w:uiPriority="0" w:semiHidden="0" w:name="Table Grid"/>
-    <w:lsdException w:unhideWhenUsed="0" w:uiPriority="0" w:semiHidden="0" w:name="Table Theme"/>
+  <w:latentStyles w:defLockedState="0" w:defUIPriority="0" w:defSemiHidden="0" w:defUnhideWhenUsed="0" w:defQFormat="0" w:count="376">
+    <w:lsdException w:name="heading 1" w:qFormat="1"/>
+    <w:lsdException w:name="heading 2" w:qFormat="1"/>
+    <w:lsdException w:name="heading 3" w:qFormat="1"/>
+    <w:lsdException w:name="heading 4" w:qFormat="1"/>
+    <w:lsdException w:name="heading 6" w:qFormat="1"/>
+    <w:lsdException w:name="heading 7" w:semiHidden="1" w:unhideWhenUsed="1" w:qFormat="1"/>
+    <w:lsdException w:name="heading 8" w:semiHidden="1" w:unhideWhenUsed="1" w:qFormat="1"/>
+    <w:lsdException w:name="heading 9" w:semiHidden="1" w:unhideWhenUsed="1" w:qFormat="1"/>
+    <w:lsdException w:name="Title" w:qFormat="1"/>
+    <w:lsdException w:name="Strong" w:qFormat="1"/>
+    <w:lsdException w:name="Emphasis" w:qFormat="1"/>
+    <w:lsdException w:name="HTML Top of Form" w:semiHidden="1" w:uiPriority="99" w:unhideWhenUsed="1"/>
+    <w:lsdException w:name="HTML Bottom of Form" w:semiHidden="1" w:uiPriority="99" w:unhideWhenUsed="1"/>
+    <w:lsdException w:name="Normal Table" w:semiHidden="1" w:unhideWhenUsed="1"/>
+    <w:lsdException w:name="No List" w:semiHidden="1" w:uiPriority="99" w:unhideWhenUsed="1"/>
+    <w:lsdException w:name="Outline List 1" w:semiHidden="1" w:uiPriority="99" w:unhideWhenUsed="1"/>
+    <w:lsdException w:name="Outline List 2" w:semiHidden="1" w:uiPriority="99" w:unhideWhenUsed="1"/>
+    <w:lsdException w:name="Outline List 3" w:semiHidden="1" w:uiPriority="99" w:unhideWhenUsed="1"/>
+    <w:lsdException w:name="Table Simple 1" w:semiHidden="1" w:unhideWhenUsed="1"/>
+    <w:lsdException w:name="Table Simple 2" w:semiHidden="1" w:unhideWhenUsed="1"/>
+    <w:lsdException w:name="Table Simple 3" w:semiHidden="1" w:unhideWhenUsed="1"/>
+    <w:lsdException w:name="Table Classic 1" w:semiHidden="1" w:unhideWhenUsed="1"/>
+    <w:lsdException w:name="Table Classic 2" w:semiHidden="1" w:unhideWhenUsed="1"/>
+    <w:lsdException w:name="Table Classic 3" w:semiHidden="1" w:unhideWhenUsed="1"/>
+    <w:lsdException w:name="Table Classic 4" w:semiHidden="1" w:unhideWhenUsed="1"/>
+    <w:lsdException w:name="Table Colorful 1" w:semiHidden="1" w:unhideWhenUsed="1"/>
+    <w:lsdException w:name="Table Colorful 2" w:semiHidden="1" w:unhideWhenUsed="1"/>
+    <w:lsdException w:name="Table Colorful 3" w:semiHidden="1" w:unhideWhenUsed="1"/>
+    <w:lsdException w:name="Table Columns 1" w:semiHidden="1" w:unhideWhenUsed="1"/>
+    <w:lsdException w:name="Table Columns 2" w:semiHidden="1" w:unhideWhenUsed="1"/>
+    <w:lsdException w:name="Table Columns 3" w:semiHidden="1" w:unhideWhenUsed="1"/>
+    <w:lsdException w:name="Table Columns 4" w:semiHidden="1" w:unhideWhenUsed="1"/>
+    <w:lsdException w:name="Table Columns 5" w:semiHidden="1" w:unhideWhenUsed="1"/>
+    <w:lsdException w:name="Table Grid 1" w:semiHidden="1" w:unhideWhenUsed="1"/>
+    <w:lsdException w:name="Table Grid 2" w:semiHidden="1" w:unhideWhenUsed="1"/>
+    <w:lsdException w:name="Table Grid 3" w:semiHidden="1" w:unhideWhenUsed="1"/>
+    <w:lsdException w:name="Table Grid 4" w:semiHidden="1" w:unhideWhenUsed="1"/>
+    <w:lsdException w:name="Table Grid 5" w:semiHidden="1" w:unhideWhenUsed="1"/>
+    <w:lsdException w:name="Table Grid 6" w:semiHidden="1" w:unhideWhenUsed="1"/>
+    <w:lsdException w:name="Table Grid 7" w:semiHidden="1" w:unhideWhenUsed="1"/>
+    <w:lsdException w:name="Table Grid 8" w:semiHidden="1" w:unhideWhenUsed="1"/>
+    <w:lsdException w:name="Table List 1" w:semiHidden="1" w:unhideWhenUsed="1"/>
+    <w:lsdException w:name="Table List 2" w:semiHidden="1" w:unhideWhenUsed="1"/>
+    <w:lsdException w:name="Table List 3" w:semiHidden="1" w:unhideWhenUsed="1"/>
+    <w:lsdException w:name="Table List 4" w:semiHidden="1" w:unhideWhenUsed="1"/>
+    <w:lsdException w:name="Table List 5" w:semiHidden="1" w:unhideWhenUsed="1"/>
+    <w:lsdException w:name="Table List 6" w:semiHidden="1" w:unhideWhenUsed="1"/>
+    <w:lsdException w:name="Table List 7" w:semiHidden="1" w:unhideWhenUsed="1"/>
+    <w:lsdException w:name="Table List 8" w:semiHidden="1" w:unhideWhenUsed="1"/>
+    <w:lsdException w:name="Table 3D effects 1" w:semiHidden="1" w:unhideWhenUsed="1"/>
+    <w:lsdException w:name="Table 3D effects 2" w:semiHidden="1" w:unhideWhenUsed="1"/>
+    <w:lsdException w:name="Table 3D effects 3" w:semiHidden="1" w:unhideWhenUsed="1"/>
+    <w:lsdException w:name="Table Contemporary" w:semiHidden="1" w:unhideWhenUsed="1"/>
+    <w:lsdException w:name="Table Elegant" w:semiHidden="1" w:unhideWhenUsed="1"/>
+    <w:lsdException w:name="Table Professional" w:semiHidden="1" w:unhideWhenUsed="1"/>
+    <w:lsdException w:name="Table Subtle 1" w:semiHidden="1" w:unhideWhenUsed="1"/>
+    <w:lsdException w:name="Table Subtle 2" w:semiHidden="1" w:unhideWhenUsed="1"/>
+    <w:lsdException w:name="Table Web 1" w:semiHidden="1" w:unhideWhenUsed="1"/>
+    <w:lsdException w:name="Table Web 2" w:semiHidden="1" w:unhideWhenUsed="1"/>
+    <w:lsdException w:name="Table Web 3" w:semiHidden="1" w:unhideWhenUsed="1"/>
+    <w:lsdException w:name="Table Theme" w:semiHidden="1" w:unhideWhenUsed="1"/>
+    <w:lsdException w:name="Placeholder Text" w:semiHidden="1" w:uiPriority="99"/>
+    <w:lsdException w:name="No Spacing" w:uiPriority="99"/>
+    <w:lsdException w:name="Light Shading" w:uiPriority="99"/>
+    <w:lsdException w:name="Light List" w:uiPriority="99"/>
+    <w:lsdException w:name="Light Grid" w:uiPriority="99"/>
+    <w:lsdException w:name="Medium Shading 1" w:uiPriority="99"/>
+    <w:lsdException w:name="Medium Shading 2" w:uiPriority="99"/>
+    <w:lsdException w:name="Medium List 1" w:uiPriority="99"/>
+    <w:lsdException w:name="Medium List 2" w:uiPriority="99"/>
+    <w:lsdException w:name="Medium Grid 1" w:uiPriority="99"/>
+    <w:lsdException w:name="Medium Grid 2" w:uiPriority="99"/>
+    <w:lsdException w:name="Medium Grid 3" w:uiPriority="99"/>
+    <w:lsdException w:name="Dark List" w:uiPriority="99"/>
+    <w:lsdException w:name="Colorful Shading" w:uiPriority="99"/>
+    <w:lsdException w:name="Colorful List" w:uiPriority="99"/>
+    <w:lsdException w:name="Colorful Grid" w:uiPriority="99"/>
+    <w:lsdException w:name="Light Shading Accent 1" w:uiPriority="99"/>
+    <w:lsdException w:name="Light List Accent 1" w:uiPriority="99"/>
+    <w:lsdException w:name="Light Grid Accent 1" w:uiPriority="99"/>
+    <w:lsdException w:name="Medium Shading 1 Accent 1" w:uiPriority="99"/>
+    <w:lsdException w:name="Medium Shading 2 Accent 1" w:uiPriority="99"/>
+    <w:lsdException w:name="Medium List 1 Accent 1" w:uiPriority="99"/>
+    <w:lsdException w:name="Revision" w:semiHidden="1" w:uiPriority="99"/>
+    <w:lsdException w:name="List Paragraph" w:uiPriority="99"/>
+    <w:lsdException w:name="Quote" w:uiPriority="99"/>
+    <w:lsdException w:name="Intense Quote" w:uiPriority="99"/>
+    <w:lsdException w:name="Medium List 2 Accent 1" w:uiPriority="99"/>
+    <w:lsdException w:name="Medium Grid 1 Accent 1" w:uiPriority="99"/>
+    <w:lsdException w:name="Medium Grid 2 Accent 1" w:uiPriority="99"/>
+    <w:lsdException w:name="Medium Grid 3 Accent 1" w:uiPriority="99"/>
+    <w:lsdException w:name="Dark List Accent 1" w:uiPriority="99"/>
+    <w:lsdException w:name="Colorful Shading Accent 1" w:uiPriority="99"/>
+    <w:lsdException w:name="Colorful List Accent 1" w:uiPriority="99"/>
+    <w:lsdException w:name="Colorful Grid Accent 1" w:uiPriority="99"/>
+    <w:lsdException w:name="Light Shading Accent 2" w:uiPriority="99"/>
+    <w:lsdException w:name="Light List Accent 2" w:uiPriority="99"/>
+    <w:lsdException w:name="Light Grid Accent 2" w:uiPriority="99"/>
+    <w:lsdException w:name="Medium Shading 1 Accent 2" w:uiPriority="99"/>
+    <w:lsdException w:name="Medium Shading 2 Accent 2" w:uiPriority="99"/>
+    <w:lsdException w:name="Medium List 1 Accent 2" w:uiPriority="99"/>
+    <w:lsdException w:name="Medium List 2 Accent 2" w:uiPriority="99"/>
+    <w:lsdException w:name="Medium Grid 1 Accent 2" w:uiPriority="99"/>
+    <w:lsdException w:name="Medium Grid 2 Accent 2" w:uiPriority="99"/>
+    <w:lsdException w:name="Medium Grid 3 Accent 2" w:uiPriority="99"/>
+    <w:lsdException w:name="Dark List Accent 2" w:uiPriority="99"/>
+    <w:lsdException w:name="Colorful Shading Accent 2" w:uiPriority="99"/>
+    <w:lsdException w:name="Colorful List Accent 2" w:uiPriority="99"/>
+    <w:lsdException w:name="Colorful Grid Accent 2" w:uiPriority="99"/>
+    <w:lsdException w:name="Light Shading Accent 3" w:uiPriority="99"/>
+    <w:lsdException w:name="Light List Accent 3" w:uiPriority="99"/>
+    <w:lsdException w:name="Light Grid Accent 3" w:uiPriority="99"/>
+    <w:lsdException w:name="Medium Shading 1 Accent 3" w:uiPriority="99"/>
+    <w:lsdException w:name="Medium Shading 2 Accent 3" w:uiPriority="99"/>
+    <w:lsdException w:name="Medium List 1 Accent 3" w:uiPriority="99"/>
+    <w:lsdException w:name="Medium List 2 Accent 3" w:uiPriority="99"/>
+    <w:lsdException w:name="Medium Grid 1 Accent 3" w:uiPriority="99"/>
+    <w:lsdException w:name="Medium Grid 2 Accent 3" w:uiPriority="99"/>
+    <w:lsdException w:name="Medium Grid 3 Accent 3" w:uiPriority="99"/>
+    <w:lsdException w:name="Dark List Accent 3" w:uiPriority="99"/>
+    <w:lsdException w:name="Colorful Shading Accent 3" w:uiPriority="99"/>
+    <w:lsdException w:name="Colorful List Accent 3" w:uiPriority="99"/>
+    <w:lsdException w:name="Colorful Grid Accent 3" w:uiPriority="99"/>
+    <w:lsdException w:name="Light Shading Accent 4" w:uiPriority="99"/>
+    <w:lsdException w:name="Light List Accent 4" w:uiPriority="99"/>
+    <w:lsdException w:name="Light Grid Accent 4" w:uiPriority="99"/>
+    <w:lsdException w:name="Medium Shading 1 Accent 4" w:uiPriority="99"/>
+    <w:lsdException w:name="Medium Shading 2 Accent 4" w:uiPriority="99"/>
+    <w:lsdException w:name="Medium List 1 Accent 4" w:uiPriority="99"/>
+    <w:lsdException w:name="Medium List 2 Accent 4" w:uiPriority="99"/>
+    <w:lsdException w:name="Medium Grid 1 Accent 4" w:uiPriority="99"/>
+    <w:lsdException w:name="Medium Grid 2 Accent 4" w:uiPriority="99"/>
+    <w:lsdException w:name="Medium Grid 3 Accent 4" w:uiPriority="99"/>
+    <w:lsdException w:name="Dark List Accent 4" w:uiPriority="99"/>
+    <w:lsdException w:name="Colorful Shading Accent 4" w:uiPriority="99"/>
+    <w:lsdException w:name="Colorful List Accent 4" w:uiPriority="99"/>
+    <w:lsdException w:name="Colorful Grid Accent 4" w:uiPriority="99"/>
+    <w:lsdException w:name="Light Shading Accent 5" w:uiPriority="99"/>
+    <w:lsdException w:name="Light List Accent 5" w:uiPriority="99"/>
+    <w:lsdException w:name="Light Grid Accent 5" w:uiPriority="99"/>
+    <w:lsdException w:name="Medium Shading 1 Accent 5" w:uiPriority="99"/>
+    <w:lsdException w:name="Medium Shading 2 Accent 5" w:uiPriority="99"/>
+    <w:lsdException w:name="Medium List 1 Accent 5" w:uiPriority="99"/>
+    <w:lsdException w:name="Medium List 2 Accent 5" w:uiPriority="99"/>
+    <w:lsdException w:name="Medium Grid 1 Accent 5" w:uiPriority="99"/>
+    <w:lsdException w:name="Medium Grid 2 Accent 5" w:uiPriority="99"/>
+    <w:lsdException w:name="Medium Grid 3 Accent 5" w:uiPriority="99"/>
+    <w:lsdException w:name="Dark List Accent 5" w:uiPriority="99"/>
+    <w:lsdException w:name="Colorful Shading Accent 5" w:uiPriority="99"/>
+    <w:lsdException w:name="Colorful List Accent 5" w:uiPriority="99"/>
+    <w:lsdException w:name="Colorful Grid Accent 5" w:uiPriority="99"/>
+    <w:lsdException w:name="Light Shading Accent 6" w:uiPriority="99"/>
+    <w:lsdException w:name="Light List Accent 6" w:uiPriority="99"/>
+    <w:lsdException w:name="Light Grid Accent 6" w:uiPriority="99"/>
+    <w:lsdException w:name="Medium Shading 1 Accent 6" w:uiPriority="99"/>
+    <w:lsdException w:name="Medium Shading 2 Accent 6" w:uiPriority="99"/>
+    <w:lsdException w:name="Medium List 1 Accent 6" w:uiPriority="99"/>
+    <w:lsdException w:name="Medium List 2 Accent 6" w:uiPriority="99"/>
+    <w:lsdException w:name="Medium Grid 1 Accent 6" w:uiPriority="99"/>
+    <w:lsdException w:name="Medium Grid 2 Accent 6" w:uiPriority="99"/>
+    <w:lsdException w:name="Medium Grid 3 Accent 6" w:uiPriority="99"/>
+    <w:lsdException w:name="Dark List Accent 6" w:uiPriority="99"/>
+    <w:lsdException w:name="Colorful Shading Accent 6" w:uiPriority="99"/>
+    <w:lsdException w:name="Colorful List Accent 6" w:uiPriority="99"/>
+    <w:lsdException w:name="Colorful Grid Accent 6" w:uiPriority="99"/>
+    <w:lsdException w:name="Subtle Emphasis" w:uiPriority="19" w:qFormat="1"/>
+    <w:lsdException w:name="Intense Emphasis" w:uiPriority="21" w:qFormat="1"/>
+    <w:lsdException w:name="Subtle Reference" w:uiPriority="31" w:qFormat="1"/>
+    <w:lsdException w:name="Intense Reference" w:uiPriority="32" w:qFormat="1"/>
+    <w:lsdException w:name="Book Title" w:uiPriority="33" w:qFormat="1"/>
+    <w:lsdException w:name="Bibliography" w:semiHidden="1" w:uiPriority="37" w:unhideWhenUsed="1"/>
+    <w:lsdException w:name="TOC Heading" w:semiHidden="1" w:uiPriority="39" w:unhideWhenUsed="1" w:qFormat="1"/>
+    <w:lsdException w:name="Plain Table 1" w:uiPriority="41"/>
+    <w:lsdException w:name="Plain Table 2" w:uiPriority="42"/>
+    <w:lsdException w:name="Plain Table 3" w:uiPriority="43"/>
+    <w:lsdException w:name="Plain Table 4" w:uiPriority="44"/>
+    <w:lsdException w:name="Plain Table 5" w:uiPriority="45"/>
+    <w:lsdException w:name="Grid Table Light" w:uiPriority="40"/>
+    <w:lsdException w:name="Grid Table 1 Light" w:uiPriority="46"/>
+    <w:lsdException w:name="Grid Table 2" w:uiPriority="47"/>
+    <w:lsdException w:name="Grid Table 3" w:uiPriority="48"/>
+    <w:lsdException w:name="Grid Table 4" w:uiPriority="49"/>
+    <w:lsdException w:name="Grid Table 5 Dark" w:uiPriority="50"/>
+    <w:lsdException w:name="Grid Table 6 Colorful" w:uiPriority="51"/>
+    <w:lsdException w:name="Grid Table 7 Colorful" w:uiPriority="52"/>
+    <w:lsdException w:name="Grid Table 1 Light Accent 1" w:uiPriority="46"/>
+    <w:lsdException w:name="Grid Table 2 Accent 1" w:uiPriority="47"/>
+    <w:lsdException w:name="Grid Table 3 Accent 1" w:uiPriority="48"/>
+    <w:lsdException w:name="Grid Table 4 Accent 1" w:uiPriority="49"/>
+    <w:lsdException w:name="Grid Table 5 Dark Accent 1" w:uiPriority="50"/>
+    <w:lsdException w:name="Grid Table 6 Colorful Accent 1" w:uiPriority="51"/>
+    <w:lsdException w:name="Grid Table 7 Colorful Accent 1" w:uiPriority="52"/>
+    <w:lsdException w:name="Grid Table 1 Light Accent 2" w:uiPriority="46"/>
+    <w:lsdException w:name="Grid Table 2 Accent 2" w:uiPriority="47"/>
+    <w:lsdException w:name="Grid Table 3 Accent 2" w:uiPriority="48"/>
+    <w:lsdException w:name="Grid Table 4 Accent 2" w:uiPriority="49"/>
+    <w:lsdException w:name="Grid Table 5 Dark Accent 2" w:uiPriority="50"/>
+    <w:lsdException w:name="Grid Table 6 Colorful Accent 2" w:uiPriority="51"/>
+    <w:lsdException w:name="Grid Table 7 Colorful Accent 2" w:uiPriority="52"/>
+    <w:lsdException w:name="Grid Table 1 Light Accent 3" w:uiPriority="46"/>
+    <w:lsdException w:name="Grid Table 2 Accent 3" w:uiPriority="47"/>
+    <w:lsdException w:name="Grid Table 3 Accent 3" w:uiPriority="48"/>
+    <w:lsdException w:name="Grid Table 4 Accent 3" w:uiPriority="49"/>
+    <w:lsdException w:name="Grid Table 5 Dark Accent 3" w:uiPriority="50"/>
+    <w:lsdException w:name="Grid Table 6 Colorful Accent 3" w:uiPriority="51"/>
+    <w:lsdException w:name="Grid Table 7 Colorful Accent 3" w:uiPriority="52"/>
+    <w:lsdException w:name="Grid Table 1 Light Accent 4" w:uiPriority="46"/>
+    <w:lsdException w:name="Grid Table 2 Accent 4" w:uiPriority="47"/>
+    <w:lsdException w:name="Grid Table 3 Accent 4" w:uiPriority="48"/>
+    <w:lsdException w:name="Grid Table 4 Accent 4" w:uiPriority="49"/>
+    <w:lsdException w:name="Grid Table 5 Dark Accent 4" w:uiPriority="50"/>
+    <w:lsdException w:name="Grid Table 6 Colorful Accent 4" w:uiPriority="51"/>
+    <w:lsdException w:name="Grid Table 7 Colorful Accent 4" w:uiPriority="52"/>
+    <w:lsdException w:name="Grid Table 1 Light Accent 5" w:uiPriority="46"/>
+    <w:lsdException w:name="Grid Table 2 Accent 5" w:uiPriority="47"/>
+    <w:lsdException w:name="Grid Table 3 Accent 5" w:uiPriority="48"/>
+    <w:lsdException w:name="Grid Table 4 Accent 5" w:uiPriority="49"/>
+    <w:lsdException w:name="Grid Table 5 Dark Accent 5" w:uiPriority="50"/>
+    <w:lsdException w:name="Grid Table 6 Colorful Accent 5" w:uiPriority="51"/>
+    <w:lsdException w:name="Grid Table 7 Colorful Accent 5" w:uiPriority="52"/>
+    <w:lsdException w:name="Grid Table 1 Light Accent 6" w:uiPriority="46"/>
+    <w:lsdException w:name="Grid Table 2 Accent 6" w:uiPriority="47"/>
+    <w:lsdException w:name="Grid Table 3 Accent 6" w:uiPriority="48"/>
+    <w:lsdException w:name="Grid Table 4 Accent 6" w:uiPriority="49"/>
+    <w:lsdException w:name="Grid Table 5 Dark Accent 6" w:uiPriority="50"/>
+    <w:lsdException w:name="Grid Table 6 Colorful Accent 6" w:uiPriority="51"/>
+    <w:lsdException w:name="Grid Table 7 Colorful Accent 6" w:uiPriority="52"/>
+    <w:lsdException w:name="List Table 1 Light" w:uiPriority="46"/>
+    <w:lsdException w:name="List Table 2" w:uiPriority="47"/>
+    <w:lsdException w:name="List Table 3" w:uiPriority="48"/>
+    <w:lsdException w:name="List Table 4" w:uiPriority="49"/>
+    <w:lsdException w:name="List Table 5 Dark" w:uiPriority="50"/>
+    <w:lsdException w:name="List Table 6 Colorful" w:uiPriority="51"/>
+    <w:lsdException w:name="List Table 7 Colorful" w:uiPriority="52"/>
+    <w:lsdException w:name="List Table 1 Light Accent 1" w:uiPriority="46"/>
+    <w:lsdException w:name="List Table 2 Accent 1" w:uiPriority="47"/>
+    <w:lsdException w:name="List Table 3 Accent 1" w:uiPriority="48"/>
+    <w:lsdException w:name="List Table 4 Accent 1" w:uiPriority="49"/>
+    <w:lsdException w:name="List Table 5 Dark Accent 1" w:uiPriority="50"/>
+    <w:lsdException w:name="List Table 6 Colorful Accent 1" w:uiPriority="51"/>
+    <w:lsdException w:name="List Table 7 Colorful Accent 1" w:uiPriority="52"/>
+    <w:lsdException w:name="List Table 1 Light Accent 2" w:uiPriority="46"/>
+    <w:lsdException w:name="List Table 2 Accent 2" w:uiPriority="47"/>
+    <w:lsdException w:name="List Table 3 Accent 2" w:uiPriority="48"/>
+    <w:lsdException w:name="List Table 4 Accent 2" w:uiPriority="49"/>
+    <w:lsdException w:name="List Table 5 Dark Accent 2" w:uiPriority="50"/>
+    <w:lsdException w:name="List Table 6 Colorful Accent 2" w:uiPriority="51"/>
+    <w:lsdException w:name="List Table 7 Colorful Accent 2" w:uiPriority="52"/>
+    <w:lsdException w:name="List Table 1 Light Accent 3" w:uiPriority="46"/>
+    <w:lsdException w:name="List Table 2 Accent 3" w:uiPriority="47"/>
+    <w:lsdException w:name="List Table 3 Accent 3" w:uiPriority="48"/>
+    <w:lsdException w:name="List Table 4 Accent 3" w:uiPriority="49"/>
+    <w:lsdException w:name="List Table 5 Dark Accent 3" w:uiPriority="50"/>
+    <w:lsdException w:name="List Table 6 Colorful Accent 3" w:uiPriority="51"/>
+    <w:lsdException w:name="List Table 7 Colorful Accent 3" w:uiPriority="52"/>
+    <w:lsdException w:name="List Table 1 Light Accent 4" w:uiPriority="46"/>
+    <w:lsdException w:name="List Table 2 Accent 4" w:uiPriority="47"/>
+    <w:lsdException w:name="List Table 3 Accent 4" w:uiPriority="48"/>
+    <w:lsdException w:name="List Table 4 Accent 4" w:uiPriority="49"/>
+    <w:lsdException w:name="List Table 5 Dark Accent 4" w:uiPriority="50"/>
+    <w:lsdException w:name="List Table 6 Colorful Accent 4" w:uiPriority="51"/>
+    <w:lsdException w:name="List Table 7 Colorful Accent 4" w:uiPriority="52"/>
+    <w:lsdException w:name="List Table 1 Light Accent 5" w:uiPriority="46"/>
+    <w:lsdException w:name="List Table 2 Accent 5" w:uiPriority="47"/>
+    <w:lsdException w:name="List Table 3 Accent 5" w:uiPriority="48"/>
+    <w:lsdException w:name="List Table 4 Accent 5" w:uiPriority="49"/>
+    <w:lsdException w:name="List Table 5 Dark Accent 5" w:uiPriority="50"/>
+    <w:lsdException w:name="List Table 6 Colorful Accent 5" w:uiPriority="51"/>
+    <w:lsdException w:name="List Table 7 Colorful Accent 5" w:uiPriority="52"/>
+    <w:lsdException w:name="List Table 1 Light Accent 6" w:uiPriority="46"/>
+    <w:lsdException w:name="List Table 2 Accent 6" w:uiPriority="47"/>
+    <w:lsdException w:name="List Table 3 Accent 6" w:uiPriority="48"/>
+    <w:lsdException w:name="List Table 4 Accent 6" w:uiPriority="49"/>
+    <w:lsdException w:name="List Table 5 Dark Accent 6" w:uiPriority="50"/>
+    <w:lsdException w:name="List Table 6 Colorful Accent 6" w:uiPriority="51"/>
+    <w:lsdException w:name="List Table 7 Colorful Accent 6" w:uiPriority="52"/>
+    <w:lsdException w:name="Mention" w:semiHidden="1" w:uiPriority="99" w:unhideWhenUsed="1"/>
+    <w:lsdException w:name="Smart Hyperlink" w:semiHidden="1" w:uiPriority="99" w:unhideWhenUsed="1"/>
+    <w:lsdException w:name="Hashtag" w:semiHidden="1" w:uiPriority="99" w:unhideWhenUsed="1"/>
+    <w:lsdException w:name="Unresolved Mention" w:semiHidden="1" w:uiPriority="99" w:unhideWhenUsed="1"/>
+    <w:lsdException w:name="Smart Link" w:semiHidden="1" w:uiPriority="99" w:unhideWhenUsed="1"/>
   </w:latentStyles>
-  <w:style w:type="paragraph" w:default="1" w:styleId="1">
+  <w:style w:type="paragraph" w:default="1" w:styleId="Normal">
     <w:name w:val="Normal"/>
-    <w:uiPriority w:val="0"/>
     <w:rPr>
       <w:sz w:val="24"/>
       <w:szCs w:val="24"/>
       <w:lang w:val="zh-CN"/>
     </w:rPr>
   </w:style>
-  <w:style w:type="paragraph" w:styleId="2">
+  <w:style w:type="paragraph" w:styleId="Ttulo1">
     <w:name w:val="heading 1"/>
-    <w:basedOn w:val="1"/>
-    <w:next w:val="1"/>
+    <w:basedOn w:val="Normal"/>
+    <w:next w:val="Normal"/>
     <w:qFormat/>
-    <w:uiPriority w:val="0"/>
     <w:pPr>
       <w:keepNext/>
-      <w:widowControl/>
-      <w:ind w:left="0" w:firstLine="0"/>
+      <w:outlineLvl w:val="0"/>
     </w:pPr>
     <w:rPr>
-      <w:rFonts w:ascii="Times New Roman" w:hAnsi="Times New Roman" w:eastAsia="Times New Roman" w:cs="Times New Roman"/>
+      <w:rFonts w:ascii="Times New Roman" w:eastAsia="Times New Roman" w:hAnsi="Times New Roman" w:cs="Times New Roman"/>
       <w:b/>
       <w:sz w:val="28"/>
       <w:szCs w:val="28"/>
-      <w:vertAlign w:val="baseline"/>
     </w:rPr>
   </w:style>
-  <w:style w:type="paragraph" w:styleId="3">
+  <w:style w:type="paragraph" w:styleId="Ttulo2">
     <w:name w:val="heading 2"/>
-    <w:basedOn w:val="1"/>
-    <w:next w:val="1"/>
+    <w:basedOn w:val="Normal"/>
+    <w:next w:val="Normal"/>
     <w:qFormat/>
-    <w:uiPriority w:val="0"/>
     <w:pPr>
       <w:keepNext/>
-      <w:widowControl/>
-      <w:ind w:left="0" w:firstLine="0"/>
       <w:jc w:val="center"/>
+      <w:outlineLvl w:val="1"/>
     </w:pPr>
     <w:rPr>
-      <w:rFonts w:ascii="Times New Roman" w:hAnsi="Times New Roman" w:eastAsia="Times New Roman" w:cs="Times New Roman"/>
+      <w:rFonts w:ascii="Times New Roman" w:eastAsia="Times New Roman" w:hAnsi="Times New Roman" w:cs="Times New Roman"/>
       <w:sz w:val="28"/>
       <w:szCs w:val="28"/>
-      <w:vertAlign w:val="baseline"/>
     </w:rPr>
   </w:style>
-  <w:style w:type="paragraph" w:styleId="4">
+  <w:style w:type="paragraph" w:styleId="Ttulo3">
     <w:name w:val="heading 3"/>
-    <w:basedOn w:val="1"/>
-    <w:next w:val="1"/>
+    <w:basedOn w:val="Normal"/>
+    <w:next w:val="Normal"/>
     <w:qFormat/>
-    <w:uiPriority w:val="0"/>
     <w:pPr>
       <w:keepNext/>
       <w:keepLines/>
-      <w:pageBreakBefore w:val="0"/>
       <w:spacing w:before="280" w:after="80"/>
+      <w:outlineLvl w:val="2"/>
     </w:pPr>
     <w:rPr>
       <w:b/>
@@ -2002,34 +1745,30 @@
       <w:szCs w:val="28"/>
     </w:rPr>
   </w:style>
-  <w:style w:type="paragraph" w:styleId="5">
+  <w:style w:type="paragraph" w:styleId="Ttulo4">
     <w:name w:val="heading 4"/>
-    <w:basedOn w:val="1"/>
-    <w:next w:val="1"/>
+    <w:basedOn w:val="Normal"/>
+    <w:next w:val="Normal"/>
     <w:qFormat/>
-    <w:uiPriority w:val="0"/>
     <w:pPr>
       <w:keepNext/>
       <w:keepLines/>
-      <w:pageBreakBefore w:val="0"/>
       <w:spacing w:before="240" w:after="40"/>
+      <w:outlineLvl w:val="3"/>
     </w:pPr>
     <w:rPr>
       <w:b/>
-      <w:sz w:val="24"/>
-      <w:szCs w:val="24"/>
     </w:rPr>
   </w:style>
-  <w:style w:type="paragraph" w:styleId="6">
+  <w:style w:type="paragraph" w:styleId="Ttulo5">
     <w:name w:val="heading 5"/>
-    <w:basedOn w:val="1"/>
-    <w:next w:val="1"/>
-    <w:uiPriority w:val="0"/>
+    <w:basedOn w:val="Normal"/>
+    <w:next w:val="Normal"/>
     <w:pPr>
       <w:keepNext/>
       <w:keepLines/>
-      <w:pageBreakBefore w:val="0"/>
       <w:spacing w:before="220" w:after="40"/>
+      <w:outlineLvl w:val="4"/>
     </w:pPr>
     <w:rPr>
       <w:b/>
@@ -2037,17 +1776,16 @@
       <w:szCs w:val="22"/>
     </w:rPr>
   </w:style>
-  <w:style w:type="paragraph" w:styleId="7">
+  <w:style w:type="paragraph" w:styleId="Ttulo6">
     <w:name w:val="heading 6"/>
-    <w:basedOn w:val="1"/>
-    <w:next w:val="1"/>
+    <w:basedOn w:val="Normal"/>
+    <w:next w:val="Normal"/>
     <w:qFormat/>
-    <w:uiPriority w:val="0"/>
     <w:pPr>
       <w:keepNext/>
       <w:keepLines/>
-      <w:pageBreakBefore w:val="0"/>
       <w:spacing w:before="200" w:after="40"/>
+      <w:outlineLvl w:val="5"/>
     </w:pPr>
     <w:rPr>
       <w:b/>
@@ -2055,20 +1793,291 @@
       <w:szCs w:val="20"/>
     </w:rPr>
   </w:style>
-  <w:style w:type="character" w:default="1" w:styleId="8">
+  <w:style w:type="character" w:default="1" w:styleId="Fontepargpadro">
     <w:name w:val="Default Paragraph Font"/>
-    <w:uiPriority w:val="0"/>
+    <w:uiPriority w:val="1"/>
+    <w:semiHidden/>
+    <w:unhideWhenUsed/>
+  </w:style>
+  <w:style w:type="table" w:default="1" w:styleId="Tabelanormal">
+    <w:name w:val="Normal Table"/>
+    <w:uiPriority w:val="99"/>
+    <w:semiHidden/>
+    <w:unhideWhenUsed/>
+    <w:tblPr>
+      <w:tblInd w:w="0" w:type="dxa"/>
+      <w:tblCellMar>
+        <w:top w:w="0" w:type="dxa"/>
+        <w:left w:w="108" w:type="dxa"/>
+        <w:bottom w:w="0" w:type="dxa"/>
+        <w:right w:w="108" w:type="dxa"/>
+      </w:tblCellMar>
+    </w:tblPr>
+  </w:style>
+  <w:style w:type="numbering" w:default="1" w:styleId="Semlista">
+    <w:name w:val="No List"/>
+    <w:uiPriority w:val="99"/>
+    <w:semiHidden/>
+    <w:unhideWhenUsed/>
+  </w:style>
+  <w:style w:type="paragraph" w:styleId="Lista">
+    <w:name w:val="List"/>
+    <w:basedOn w:val="Corpodetexto"/>
     <w:rPr>
+      <w:rFonts w:cs="Noto Sans Devanagari"/>
+    </w:rPr>
+  </w:style>
+  <w:style w:type="paragraph" w:styleId="Corpodetexto">
+    <w:name w:val="Body Text"/>
+    <w:basedOn w:val="Normal"/>
+    <w:pPr>
+      <w:spacing w:after="140" w:line="276" w:lineRule="auto"/>
+      <w:ind w:leftChars="-1" w:left="-1" w:hangingChars="1" w:hanging="1"/>
+      <w:textAlignment w:val="top"/>
+      <w:outlineLvl w:val="0"/>
+    </w:pPr>
+    <w:rPr>
+      <w:rFonts w:ascii="Times New Roman" w:eastAsia="Times New Roman" w:hAnsi="Times New Roman" w:cs="Times New Roman"/>
+      <w:position w:val="-1"/>
+      <w:lang w:val="pt-BR" w:eastAsia="zh-CN"/>
+    </w:rPr>
+  </w:style>
+  <w:style w:type="paragraph" w:styleId="Ttulo">
+    <w:name w:val="Title"/>
+    <w:basedOn w:val="Normal"/>
+    <w:next w:val="Normal"/>
+    <w:qFormat/>
+    <w:pPr>
+      <w:keepNext/>
+      <w:keepLines/>
+      <w:spacing w:before="480" w:after="120"/>
+    </w:pPr>
+    <w:rPr>
+      <w:b/>
+      <w:sz w:val="72"/>
+      <w:szCs w:val="72"/>
+    </w:rPr>
+  </w:style>
+  <w:style w:type="paragraph" w:styleId="Legenda">
+    <w:name w:val="caption"/>
+    <w:basedOn w:val="Normal"/>
+    <w:pPr>
+      <w:suppressLineNumbers/>
+      <w:spacing w:before="120" w:after="120" w:line="1" w:lineRule="atLeast"/>
+      <w:ind w:leftChars="-1" w:left="-1" w:hangingChars="1" w:hanging="1"/>
+      <w:textAlignment w:val="top"/>
+      <w:outlineLvl w:val="0"/>
+    </w:pPr>
+    <w:rPr>
+      <w:rFonts w:ascii="Times New Roman" w:eastAsia="Times New Roman" w:hAnsi="Times New Roman" w:cs="Noto Sans Devanagari"/>
+      <w:i/>
+      <w:iCs/>
+      <w:position w:val="-1"/>
+      <w:lang w:val="pt-BR" w:eastAsia="zh-CN"/>
+    </w:rPr>
+  </w:style>
+  <w:style w:type="paragraph" w:styleId="Subttulo">
+    <w:name w:val="Subtitle"/>
+    <w:basedOn w:val="Normal"/>
+    <w:next w:val="Normal"/>
+    <w:pPr>
+      <w:keepNext/>
+      <w:keepLines/>
+      <w:spacing w:before="360" w:after="80"/>
+    </w:pPr>
+    <w:rPr>
+      <w:rFonts w:ascii="Georgia" w:eastAsia="Georgia" w:hAnsi="Georgia" w:cs="Georgia"/>
+      <w:i/>
+      <w:color w:val="666666"/>
+      <w:sz w:val="48"/>
+      <w:szCs w:val="48"/>
+    </w:rPr>
+  </w:style>
+  <w:style w:type="paragraph" w:styleId="Recuodecorpodetexto">
+    <w:name w:val="Body Text Indent"/>
+    <w:basedOn w:val="Normal"/>
+    <w:pPr>
+      <w:spacing w:line="1" w:lineRule="atLeast"/>
+      <w:ind w:leftChars="-1" w:left="284" w:hangingChars="1" w:hanging="1"/>
+      <w:textAlignment w:val="top"/>
+      <w:outlineLvl w:val="0"/>
+    </w:pPr>
+    <w:rPr>
+      <w:rFonts w:ascii="Times New Roman" w:eastAsia="Times New Roman" w:hAnsi="Times New Roman" w:cs="Times New Roman"/>
+      <w:position w:val="-1"/>
+      <w:sz w:val="28"/>
+      <w:szCs w:val="20"/>
+      <w:lang w:val="pt-BR" w:eastAsia="zh-CN"/>
+    </w:rPr>
+  </w:style>
+  <w:style w:type="table" w:customStyle="1" w:styleId="TableNormal">
+    <w:name w:val="TableNormal"/>
+    <w:qFormat/>
+    <w:tblPr>
+      <w:tblCellMar>
+        <w:top w:w="0" w:type="dxa"/>
+        <w:left w:w="0" w:type="dxa"/>
+        <w:bottom w:w="0" w:type="dxa"/>
+        <w:right w:w="0" w:type="dxa"/>
+      </w:tblCellMar>
+    </w:tblPr>
+  </w:style>
+  <w:style w:type="character" w:customStyle="1" w:styleId="WW8Num1z0">
+    <w:name w:val="WW8Num1z0"/>
+    <w:rPr>
+      <w:rFonts w:ascii="Symbol" w:hAnsi="Symbol" w:cs="Symbol" w:hint="default"/>
       <w:w w:val="100"/>
       <w:position w:val="-1"/>
       <w:vertAlign w:val="baseline"/>
       <w:cs w:val="0"/>
     </w:rPr>
   </w:style>
-  <w:style w:type="table" w:default="1" w:styleId="9">
-    <w:name w:val="Normal Table"/>
-    <w:semiHidden/>
-    <w:uiPriority w:val="0"/>
+  <w:style w:type="paragraph" w:customStyle="1" w:styleId="Ttulo10">
+    <w:name w:val="Título1"/>
+    <w:basedOn w:val="Normal"/>
+    <w:next w:val="Corpodetexto"/>
+    <w:pPr>
+      <w:spacing w:line="1" w:lineRule="atLeast"/>
+      <w:ind w:leftChars="-1" w:left="-1" w:hangingChars="1" w:hanging="1"/>
+      <w:jc w:val="center"/>
+      <w:textAlignment w:val="top"/>
+      <w:outlineLvl w:val="0"/>
+    </w:pPr>
+    <w:rPr>
+      <w:rFonts w:ascii="Times New Roman" w:eastAsia="Times New Roman" w:hAnsi="Times New Roman" w:cs="Times New Roman"/>
+      <w:b/>
+      <w:position w:val="-1"/>
+      <w:sz w:val="32"/>
+      <w:szCs w:val="20"/>
+      <w:lang w:val="pt-BR" w:eastAsia="zh-CN"/>
+    </w:rPr>
+  </w:style>
+  <w:style w:type="paragraph" w:customStyle="1" w:styleId="ndice">
+    <w:name w:val="Índice"/>
+    <w:basedOn w:val="Normal"/>
+    <w:pPr>
+      <w:suppressLineNumbers/>
+      <w:spacing w:line="1" w:lineRule="atLeast"/>
+      <w:ind w:leftChars="-1" w:left="-1" w:hangingChars="1" w:hanging="1"/>
+      <w:textAlignment w:val="top"/>
+      <w:outlineLvl w:val="0"/>
+    </w:pPr>
+    <w:rPr>
+      <w:rFonts w:ascii="Times New Roman" w:eastAsia="Times New Roman" w:hAnsi="Times New Roman" w:cs="Noto Sans Devanagari"/>
+      <w:position w:val="-1"/>
+      <w:lang w:val="pt-BR" w:eastAsia="zh-CN"/>
+    </w:rPr>
+  </w:style>
+  <w:style w:type="paragraph" w:customStyle="1" w:styleId="Caption1">
+    <w:name w:val="Caption1"/>
+    <w:basedOn w:val="Normal"/>
+    <w:pPr>
+      <w:suppressLineNumbers/>
+      <w:spacing w:before="120" w:after="120" w:line="1" w:lineRule="atLeast"/>
+      <w:ind w:leftChars="-1" w:left="-1" w:hangingChars="1" w:hanging="1"/>
+      <w:textAlignment w:val="top"/>
+      <w:outlineLvl w:val="0"/>
+    </w:pPr>
+    <w:rPr>
+      <w:rFonts w:ascii="Times New Roman" w:eastAsia="Times New Roman" w:hAnsi="Times New Roman" w:cs="Noto Sans Devanagari"/>
+      <w:i/>
+      <w:iCs/>
+      <w:position w:val="-1"/>
+      <w:lang w:val="pt-BR" w:eastAsia="zh-CN"/>
+    </w:rPr>
+  </w:style>
+  <w:style w:type="paragraph" w:customStyle="1" w:styleId="Contedodatabela">
+    <w:name w:val="Conteúdo da tabela"/>
+    <w:basedOn w:val="Normal"/>
+    <w:pPr>
+      <w:widowControl w:val="0"/>
+      <w:suppressLineNumbers/>
+      <w:spacing w:line="1" w:lineRule="atLeast"/>
+      <w:ind w:leftChars="-1" w:left="-1" w:hangingChars="1" w:hanging="1"/>
+      <w:textAlignment w:val="top"/>
+      <w:outlineLvl w:val="0"/>
+    </w:pPr>
+    <w:rPr>
+      <w:rFonts w:ascii="Times New Roman" w:eastAsia="Times New Roman" w:hAnsi="Times New Roman" w:cs="Times New Roman"/>
+      <w:position w:val="-1"/>
+      <w:lang w:val="pt-BR" w:eastAsia="zh-CN"/>
+    </w:rPr>
+  </w:style>
+  <w:style w:type="paragraph" w:customStyle="1" w:styleId="Ttulodetabela">
+    <w:name w:val="Título de tabela"/>
+    <w:basedOn w:val="Contedodatabela"/>
+    <w:pPr>
+      <w:jc w:val="center"/>
+    </w:pPr>
+    <w:rPr>
+      <w:b/>
+      <w:bCs/>
+    </w:rPr>
+  </w:style>
+  <w:style w:type="table" w:customStyle="1" w:styleId="Style24">
+    <w:name w:val="_Style 24"/>
+    <w:basedOn w:val="TableNormal"/>
+    <w:qFormat/>
+    <w:tblPr>
+      <w:tblCellMar>
+        <w:top w:w="0" w:type="dxa"/>
+        <w:left w:w="70" w:type="dxa"/>
+        <w:bottom w:w="0" w:type="dxa"/>
+        <w:right w:w="70" w:type="dxa"/>
+      </w:tblCellMar>
+    </w:tblPr>
+  </w:style>
+  <w:style w:type="table" w:customStyle="1" w:styleId="Style25">
+    <w:name w:val="_Style 25"/>
+    <w:basedOn w:val="TableNormal"/>
+    <w:tblPr>
+      <w:tblCellMar>
+        <w:top w:w="0" w:type="dxa"/>
+        <w:left w:w="70" w:type="dxa"/>
+        <w:bottom w:w="0" w:type="dxa"/>
+        <w:right w:w="70" w:type="dxa"/>
+      </w:tblCellMar>
+    </w:tblPr>
+  </w:style>
+  <w:style w:type="table" w:customStyle="1" w:styleId="Style26">
+    <w:name w:val="_Style 26"/>
+    <w:basedOn w:val="TableNormal"/>
+    <w:tblPr>
+      <w:tblCellMar>
+        <w:top w:w="0" w:type="dxa"/>
+        <w:left w:w="70" w:type="dxa"/>
+        <w:bottom w:w="0" w:type="dxa"/>
+        <w:right w:w="70" w:type="dxa"/>
+      </w:tblCellMar>
+    </w:tblPr>
+  </w:style>
+  <w:style w:type="table" w:customStyle="1" w:styleId="Style27">
+    <w:name w:val="_Style 27"/>
+    <w:basedOn w:val="TableNormal"/>
+    <w:tblPr>
+      <w:tblCellMar>
+        <w:top w:w="0" w:type="dxa"/>
+        <w:left w:w="70" w:type="dxa"/>
+        <w:bottom w:w="0" w:type="dxa"/>
+        <w:right w:w="70" w:type="dxa"/>
+      </w:tblCellMar>
+    </w:tblPr>
+  </w:style>
+  <w:style w:type="table" w:customStyle="1" w:styleId="Style28">
+    <w:name w:val="_Style 28"/>
+    <w:basedOn w:val="TableNormal"/>
+    <w:tblPr>
+      <w:tblCellMar>
+        <w:top w:w="0" w:type="dxa"/>
+        <w:left w:w="70" w:type="dxa"/>
+        <w:bottom w:w="0" w:type="dxa"/>
+        <w:right w:w="70" w:type="dxa"/>
+      </w:tblCellMar>
+    </w:tblPr>
+  </w:style>
+  <w:style w:type="table" w:customStyle="1" w:styleId="Style29">
+    <w:name w:val="_Style 29"/>
+    <w:basedOn w:val="TableNormal"/>
     <w:tblPr>
       <w:tblCellMar>
         <w:top w:w="0" w:type="dxa"/>
@@ -2078,295 +2087,8 @@
       </w:tblCellMar>
     </w:tblPr>
   </w:style>
-  <w:style w:type="paragraph" w:styleId="10">
-    <w:name w:val="List"/>
-    <w:basedOn w:val="11"/>
-    <w:uiPriority w:val="0"/>
-    <w:pPr>
-      <w:widowControl/>
-      <w:suppressAutoHyphens w:val="0"/>
-      <w:bidi w:val="0"/>
-      <w:spacing w:before="0" w:after="140" w:line="276" w:lineRule="auto"/>
-      <w:ind w:leftChars="-1" w:rightChars="0" w:hangingChars="1"/>
-      <w:textAlignment w:val="top"/>
-      <w:outlineLvl w:val="0"/>
-    </w:pPr>
-    <w:rPr>
-      <w:rFonts w:ascii="Times New Roman" w:hAnsi="Times New Roman" w:eastAsia="Times New Roman" w:cs="Noto Sans Devanagari"/>
-      <w:w w:val="100"/>
-      <w:position w:val="-1"/>
-      <w:sz w:val="24"/>
-      <w:szCs w:val="24"/>
-      <w:vertAlign w:val="baseline"/>
-      <w:cs w:val="0"/>
-      <w:lang w:val="pt-BR" w:eastAsia="zh-CN" w:bidi="ar-SA"/>
-    </w:rPr>
-  </w:style>
-  <w:style w:type="paragraph" w:styleId="11">
-    <w:name w:val="Body Text"/>
-    <w:basedOn w:val="1"/>
-    <w:uiPriority w:val="0"/>
-    <w:pPr>
-      <w:widowControl/>
-      <w:suppressAutoHyphens w:val="0"/>
-      <w:bidi w:val="0"/>
-      <w:spacing w:before="0" w:after="140" w:line="276" w:lineRule="auto"/>
-      <w:ind w:leftChars="-1" w:rightChars="0" w:hangingChars="1"/>
-      <w:textAlignment w:val="top"/>
-      <w:outlineLvl w:val="0"/>
-    </w:pPr>
-    <w:rPr>
-      <w:rFonts w:ascii="Times New Roman" w:hAnsi="Times New Roman" w:eastAsia="Times New Roman" w:cs="Times New Roman"/>
-      <w:w w:val="100"/>
-      <w:position w:val="-1"/>
-      <w:sz w:val="24"/>
-      <w:szCs w:val="24"/>
-      <w:vertAlign w:val="baseline"/>
-      <w:cs w:val="0"/>
-      <w:lang w:val="pt-BR" w:eastAsia="zh-CN" w:bidi="ar-SA"/>
-    </w:rPr>
-  </w:style>
-  <w:style w:type="paragraph" w:styleId="12">
-    <w:name w:val="Title"/>
-    <w:basedOn w:val="1"/>
-    <w:next w:val="1"/>
-    <w:qFormat/>
-    <w:uiPriority w:val="0"/>
-    <w:pPr>
-      <w:keepNext/>
-      <w:keepLines/>
-      <w:pageBreakBefore w:val="0"/>
-      <w:spacing w:before="480" w:after="120"/>
-    </w:pPr>
-    <w:rPr>
-      <w:b/>
-      <w:sz w:val="72"/>
-      <w:szCs w:val="72"/>
-    </w:rPr>
-  </w:style>
-  <w:style w:type="paragraph" w:styleId="13">
-    <w:name w:val="caption"/>
-    <w:basedOn w:val="1"/>
-    <w:uiPriority w:val="0"/>
-    <w:pPr>
-      <w:widowControl/>
-      <w:suppressLineNumbers/>
-      <w:suppressAutoHyphens w:val="0"/>
-      <w:bidi w:val="0"/>
-      <w:spacing w:before="120" w:after="120" w:line="1" w:lineRule="atLeast"/>
-      <w:ind w:leftChars="-1" w:rightChars="0" w:hangingChars="1"/>
-      <w:textAlignment w:val="top"/>
-      <w:outlineLvl w:val="0"/>
-    </w:pPr>
-    <w:rPr>
-      <w:rFonts w:ascii="Times New Roman" w:hAnsi="Times New Roman" w:eastAsia="Times New Roman" w:cs="Noto Sans Devanagari"/>
-      <w:i/>
-      <w:iCs/>
-      <w:w w:val="100"/>
-      <w:position w:val="-1"/>
-      <w:sz w:val="24"/>
-      <w:szCs w:val="24"/>
-      <w:vertAlign w:val="baseline"/>
-      <w:cs w:val="0"/>
-      <w:lang w:val="pt-BR" w:eastAsia="zh-CN" w:bidi="ar-SA"/>
-    </w:rPr>
-  </w:style>
-  <w:style w:type="paragraph" w:styleId="14">
-    <w:name w:val="Subtitle"/>
-    <w:basedOn w:val="1"/>
-    <w:next w:val="1"/>
-    <w:uiPriority w:val="0"/>
-    <w:pPr>
-      <w:keepNext/>
-      <w:keepLines/>
-      <w:pageBreakBefore w:val="0"/>
-      <w:spacing w:before="360" w:after="80"/>
-    </w:pPr>
-    <w:rPr>
-      <w:rFonts w:ascii="Georgia" w:hAnsi="Georgia" w:eastAsia="Georgia" w:cs="Georgia"/>
-      <w:i/>
-      <w:color w:val="666666"/>
-      <w:sz w:val="48"/>
-      <w:szCs w:val="48"/>
-    </w:rPr>
-  </w:style>
-  <w:style w:type="paragraph" w:styleId="15">
-    <w:name w:val="Body Text Indent"/>
-    <w:basedOn w:val="1"/>
-    <w:uiPriority w:val="0"/>
-    <w:pPr>
-      <w:widowControl/>
-      <w:suppressAutoHyphens w:val="0"/>
-      <w:bidi w:val="0"/>
-      <w:spacing w:line="1" w:lineRule="atLeast"/>
-      <w:ind w:left="284" w:leftChars="-1" w:right="0" w:rightChars="0" w:hangingChars="1" w:firstLine="0"/>
-      <w:textAlignment w:val="top"/>
-      <w:outlineLvl w:val="0"/>
-    </w:pPr>
-    <w:rPr>
-      <w:rFonts w:ascii="Times New Roman" w:hAnsi="Times New Roman" w:eastAsia="Times New Roman" w:cs="Times New Roman"/>
-      <w:w w:val="100"/>
-      <w:position w:val="-1"/>
-      <w:sz w:val="28"/>
-      <w:szCs w:val="20"/>
-      <w:vertAlign w:val="baseline"/>
-      <w:cs w:val="0"/>
-      <w:lang w:val="pt-BR" w:eastAsia="zh-CN" w:bidi="ar-SA"/>
-    </w:rPr>
-  </w:style>
-  <w:style w:type="table" w:customStyle="1" w:styleId="16">
-    <w:name w:val="TableNormal"/>
-    <w:qFormat/>
-    <w:uiPriority w:val="0"/>
-  </w:style>
-  <w:style w:type="character" w:customStyle="1" w:styleId="17">
-    <w:name w:val="WW8Num1z0"/>
-    <w:uiPriority w:val="0"/>
-    <w:rPr>
-      <w:rFonts w:hint="default" w:ascii="Symbol" w:hAnsi="Symbol" w:cs="Symbol"/>
-      <w:w w:val="100"/>
-      <w:position w:val="-1"/>
-      <w:vertAlign w:val="baseline"/>
-      <w:cs w:val="0"/>
-    </w:rPr>
-  </w:style>
-  <w:style w:type="paragraph" w:customStyle="1" w:styleId="18">
-    <w:name w:val="Título1"/>
-    <w:basedOn w:val="1"/>
-    <w:next w:val="11"/>
-    <w:uiPriority w:val="0"/>
-    <w:pPr>
-      <w:widowControl/>
-      <w:suppressAutoHyphens w:val="0"/>
-      <w:bidi w:val="0"/>
-      <w:spacing w:line="1" w:lineRule="atLeast"/>
-      <w:ind w:leftChars="-1" w:rightChars="0" w:hangingChars="1"/>
-      <w:jc w:val="center"/>
-      <w:textAlignment w:val="top"/>
-      <w:outlineLvl w:val="0"/>
-    </w:pPr>
-    <w:rPr>
-      <w:rFonts w:ascii="Times New Roman" w:hAnsi="Times New Roman" w:eastAsia="Times New Roman" w:cs="Times New Roman"/>
-      <w:b/>
-      <w:w w:val="100"/>
-      <w:position w:val="-1"/>
-      <w:sz w:val="32"/>
-      <w:szCs w:val="20"/>
-      <w:vertAlign w:val="baseline"/>
-      <w:cs w:val="0"/>
-      <w:lang w:val="pt-BR" w:eastAsia="zh-CN" w:bidi="ar-SA"/>
-    </w:rPr>
-  </w:style>
-  <w:style w:type="paragraph" w:customStyle="1" w:styleId="19">
-    <w:name w:val="Índice"/>
-    <w:basedOn w:val="1"/>
-    <w:uiPriority w:val="0"/>
-    <w:pPr>
-      <w:widowControl/>
-      <w:suppressLineNumbers/>
-      <w:suppressAutoHyphens w:val="0"/>
-      <w:bidi w:val="0"/>
-      <w:spacing w:line="1" w:lineRule="atLeast"/>
-      <w:ind w:leftChars="-1" w:rightChars="0" w:hangingChars="1"/>
-      <w:textAlignment w:val="top"/>
-      <w:outlineLvl w:val="0"/>
-    </w:pPr>
-    <w:rPr>
-      <w:rFonts w:ascii="Times New Roman" w:hAnsi="Times New Roman" w:eastAsia="Times New Roman" w:cs="Noto Sans Devanagari"/>
-      <w:w w:val="100"/>
-      <w:position w:val="-1"/>
-      <w:sz w:val="24"/>
-      <w:szCs w:val="24"/>
-      <w:vertAlign w:val="baseline"/>
-      <w:cs w:val="0"/>
-      <w:lang w:val="pt-BR" w:eastAsia="zh-CN" w:bidi="ar-SA"/>
-    </w:rPr>
-  </w:style>
-  <w:style w:type="paragraph" w:customStyle="1" w:styleId="20">
-    <w:name w:val="Caption1"/>
-    <w:basedOn w:val="1"/>
-    <w:uiPriority w:val="0"/>
-    <w:pPr>
-      <w:widowControl/>
-      <w:suppressLineNumbers/>
-      <w:suppressAutoHyphens w:val="0"/>
-      <w:bidi w:val="0"/>
-      <w:spacing w:before="120" w:after="120" w:line="1" w:lineRule="atLeast"/>
-      <w:ind w:leftChars="-1" w:rightChars="0" w:hangingChars="1"/>
-      <w:textAlignment w:val="top"/>
-      <w:outlineLvl w:val="0"/>
-    </w:pPr>
-    <w:rPr>
-      <w:rFonts w:ascii="Times New Roman" w:hAnsi="Times New Roman" w:eastAsia="Times New Roman" w:cs="Noto Sans Devanagari"/>
-      <w:i/>
-      <w:iCs/>
-      <w:w w:val="100"/>
-      <w:position w:val="-1"/>
-      <w:sz w:val="24"/>
-      <w:szCs w:val="24"/>
-      <w:vertAlign w:val="baseline"/>
-      <w:cs w:val="0"/>
-      <w:lang w:val="pt-BR" w:eastAsia="zh-CN" w:bidi="ar-SA"/>
-    </w:rPr>
-  </w:style>
-  <w:style w:type="paragraph" w:customStyle="1" w:styleId="21">
-    <w:name w:val="Conteúdo da tabela"/>
-    <w:basedOn w:val="1"/>
-    <w:uiPriority w:val="0"/>
-    <w:pPr>
-      <w:widowControl w:val="0"/>
-      <w:suppressLineNumbers/>
-      <w:suppressAutoHyphens w:val="0"/>
-      <w:bidi w:val="0"/>
-      <w:spacing w:line="1" w:lineRule="atLeast"/>
-      <w:ind w:leftChars="-1" w:rightChars="0" w:hangingChars="1"/>
-      <w:textAlignment w:val="top"/>
-      <w:outlineLvl w:val="0"/>
-    </w:pPr>
-    <w:rPr>
-      <w:rFonts w:ascii="Times New Roman" w:hAnsi="Times New Roman" w:eastAsia="Times New Roman" w:cs="Times New Roman"/>
-      <w:w w:val="100"/>
-      <w:position w:val="-1"/>
-      <w:sz w:val="24"/>
-      <w:szCs w:val="24"/>
-      <w:vertAlign w:val="baseline"/>
-      <w:cs w:val="0"/>
-      <w:lang w:val="pt-BR" w:eastAsia="zh-CN" w:bidi="ar-SA"/>
-    </w:rPr>
-  </w:style>
-  <w:style w:type="paragraph" w:customStyle="1" w:styleId="22">
-    <w:name w:val="Título de tabela"/>
-    <w:basedOn w:val="21"/>
-    <w:uiPriority w:val="0"/>
-    <w:pPr>
-      <w:widowControl w:val="0"/>
-      <w:suppressLineNumbers/>
-      <w:suppressAutoHyphens w:val="0"/>
-      <w:bidi w:val="0"/>
-      <w:spacing w:line="1" w:lineRule="atLeast"/>
-      <w:ind w:leftChars="-1" w:rightChars="0" w:hangingChars="1"/>
-      <w:jc w:val="center"/>
-      <w:textAlignment w:val="top"/>
-      <w:outlineLvl w:val="0"/>
-    </w:pPr>
-    <w:rPr>
-      <w:rFonts w:ascii="Times New Roman" w:hAnsi="Times New Roman" w:eastAsia="Times New Roman" w:cs="Times New Roman"/>
-      <w:b/>
-      <w:bCs/>
-      <w:w w:val="100"/>
-      <w:position w:val="-1"/>
-      <w:sz w:val="24"/>
-      <w:szCs w:val="24"/>
-      <w:vertAlign w:val="baseline"/>
-      <w:cs w:val="0"/>
-      <w:lang w:val="pt-BR" w:eastAsia="zh-CN" w:bidi="ar-SA"/>
-    </w:rPr>
-  </w:style>
-  <w:style w:type="table" w:customStyle="1" w:styleId="23">
-    <w:name w:val="_Style 24"/>
-    <w:basedOn w:val="16"/>
-    <w:qFormat/>
-    <w:uiPriority w:val="0"/>
+  <w:style w:type="table" w:customStyle="1" w:styleId="Style30">
+    <w:name w:val="_Style 30"/>
     <w:tblPr>
       <w:tblCellMar>
         <w:top w:w="0" w:type="dxa"/>
@@ -2376,10 +2098,8 @@
       </w:tblCellMar>
     </w:tblPr>
   </w:style>
-  <w:style w:type="table" w:customStyle="1" w:styleId="24">
-    <w:name w:val="_Style 25"/>
-    <w:basedOn w:val="16"/>
-    <w:uiPriority w:val="0"/>
+  <w:style w:type="table" w:customStyle="1" w:styleId="Style31">
+    <w:name w:val="_Style 31"/>
     <w:tblPr>
       <w:tblCellMar>
         <w:top w:w="0" w:type="dxa"/>
@@ -2389,10 +2109,8 @@
       </w:tblCellMar>
     </w:tblPr>
   </w:style>
-  <w:style w:type="table" w:customStyle="1" w:styleId="25">
-    <w:name w:val="_Style 26"/>
-    <w:basedOn w:val="16"/>
-    <w:uiPriority w:val="0"/>
+  <w:style w:type="table" w:customStyle="1" w:styleId="Style32">
+    <w:name w:val="_Style 32"/>
     <w:tblPr>
       <w:tblCellMar>
         <w:top w:w="0" w:type="dxa"/>
@@ -2402,10 +2120,19 @@
       </w:tblCellMar>
     </w:tblPr>
   </w:style>
-  <w:style w:type="table" w:customStyle="1" w:styleId="26">
-    <w:name w:val="_Style 27"/>
-    <w:basedOn w:val="16"/>
-    <w:uiPriority w:val="0"/>
+  <w:style w:type="table" w:customStyle="1" w:styleId="Style33">
+    <w:name w:val="_Style 33"/>
+    <w:tblPr>
+      <w:tblCellMar>
+        <w:top w:w="0" w:type="dxa"/>
+        <w:left w:w="108" w:type="dxa"/>
+        <w:bottom w:w="0" w:type="dxa"/>
+        <w:right w:w="108" w:type="dxa"/>
+      </w:tblCellMar>
+    </w:tblPr>
+  </w:style>
+  <w:style w:type="table" w:customStyle="1" w:styleId="Style35">
+    <w:name w:val="_Style 35"/>
     <w:tblPr>
       <w:tblCellMar>
         <w:top w:w="0" w:type="dxa"/>
@@ -2415,95 +2142,8 @@
       </w:tblCellMar>
     </w:tblPr>
   </w:style>
-  <w:style w:type="table" w:customStyle="1" w:styleId="27">
-    <w:name w:val="_Style 28"/>
-    <w:basedOn w:val="16"/>
-    <w:uiPriority w:val="0"/>
-    <w:tblPr>
-      <w:tblCellMar>
-        <w:top w:w="0" w:type="dxa"/>
-        <w:left w:w="70" w:type="dxa"/>
-        <w:bottom w:w="0" w:type="dxa"/>
-        <w:right w:w="70" w:type="dxa"/>
-      </w:tblCellMar>
-    </w:tblPr>
-  </w:style>
-  <w:style w:type="table" w:customStyle="1" w:styleId="28">
-    <w:name w:val="_Style 29"/>
-    <w:basedOn w:val="16"/>
-    <w:uiPriority w:val="0"/>
-    <w:tblPr>
-      <w:tblCellMar>
-        <w:top w:w="0" w:type="dxa"/>
-        <w:left w:w="108" w:type="dxa"/>
-        <w:bottom w:w="0" w:type="dxa"/>
-        <w:right w:w="108" w:type="dxa"/>
-      </w:tblCellMar>
-    </w:tblPr>
-  </w:style>
-  <w:style w:type="table" w:customStyle="1" w:styleId="29">
-    <w:name w:val="_Style 30"/>
-    <w:uiPriority w:val="0"/>
-    <w:tblPr>
-      <w:tblCellMar>
-        <w:top w:w="0" w:type="dxa"/>
-        <w:left w:w="70" w:type="dxa"/>
-        <w:bottom w:w="0" w:type="dxa"/>
-        <w:right w:w="70" w:type="dxa"/>
-      </w:tblCellMar>
-    </w:tblPr>
-  </w:style>
-  <w:style w:type="table" w:customStyle="1" w:styleId="30">
-    <w:name w:val="_Style 31"/>
-    <w:uiPriority w:val="0"/>
-    <w:tblPr>
-      <w:tblCellMar>
-        <w:top w:w="0" w:type="dxa"/>
-        <w:left w:w="70" w:type="dxa"/>
-        <w:bottom w:w="0" w:type="dxa"/>
-        <w:right w:w="70" w:type="dxa"/>
-      </w:tblCellMar>
-    </w:tblPr>
-  </w:style>
-  <w:style w:type="table" w:customStyle="1" w:styleId="31">
-    <w:name w:val="_Style 32"/>
-    <w:uiPriority w:val="0"/>
-    <w:tblPr>
-      <w:tblCellMar>
-        <w:top w:w="0" w:type="dxa"/>
-        <w:left w:w="70" w:type="dxa"/>
-        <w:bottom w:w="0" w:type="dxa"/>
-        <w:right w:w="70" w:type="dxa"/>
-      </w:tblCellMar>
-    </w:tblPr>
-  </w:style>
-  <w:style w:type="table" w:customStyle="1" w:styleId="32">
-    <w:name w:val="_Style 33"/>
-    <w:uiPriority w:val="0"/>
-    <w:tblPr>
-      <w:tblCellMar>
-        <w:top w:w="0" w:type="dxa"/>
-        <w:left w:w="108" w:type="dxa"/>
-        <w:bottom w:w="0" w:type="dxa"/>
-        <w:right w:w="108" w:type="dxa"/>
-      </w:tblCellMar>
-    </w:tblPr>
-  </w:style>
-  <w:style w:type="table" w:customStyle="1" w:styleId="33">
-    <w:name w:val="_Style 35"/>
-    <w:uiPriority w:val="0"/>
-    <w:tblPr>
-      <w:tblCellMar>
-        <w:top w:w="0" w:type="dxa"/>
-        <w:left w:w="70" w:type="dxa"/>
-        <w:bottom w:w="0" w:type="dxa"/>
-        <w:right w:w="70" w:type="dxa"/>
-      </w:tblCellMar>
-    </w:tblPr>
-  </w:style>
-  <w:style w:type="table" w:customStyle="1" w:styleId="34">
+  <w:style w:type="table" w:customStyle="1" w:styleId="Style36">
     <w:name w:val="_Style 36"/>
-    <w:uiPriority w:val="0"/>
     <w:tblPr>
       <w:tblCellMar>
         <w:top w:w="0" w:type="dxa"/>
@@ -2832,6 +2472,7 @@
       </a:style>
     </a:lnDef>
   </a:objectDefaults>
+  <a:extraClrSchemeLst/>
 </a:theme>
 </file>
 
@@ -2843,6 +2484,9 @@
 
 <file path=customXml/itemProps1.xml><?xml version="1.0" encoding="utf-8"?>
 <ds:datastoreItem xmlns:ds="http://schemas.openxmlformats.org/officeDocument/2006/customXml" ds:itemID="{11111111-1234-1234-1234-123412341234}">
-  <ds:schemaRefs/>
+  <ds:schemaRefs>
+    <ds:schemaRef ds:uri="http://customooxmlschemas.google.com/"/>
+    <ds:schemaRef ds:uri="http://schemas.openxmlformats.org/officeDocument/2006/relationships"/>
+  </ds:schemaRefs>
 </ds:datastoreItem>
 </file>